--- a/CÔNG TY FELIZ THỌ LẬP/FELIZ THỌ LẬP_ThayDoiCSH_DDPL/HoSo2_Mẫu số 12_DeNghiThayDoi.docx
+++ b/CÔNG TY FELIZ THỌ LẬP/FELIZ THỌ LẬP_ThayDoiCSH_DDPL/HoSo2_Mẫu số 12_DeNghiThayDoi.docx
@@ -66,7 +66,7 @@
                 <w:sz w:val="28"/>
                 <w:szCs w:val="28"/>
               </w:rPr>
-              <w:t>CÔNG TY TNHH BAO BÌ CONDAN</w:t>
+              <w:t>CÔNG TY TNHH FELIZ THỌ LẬP HOTEL</w:t>
             </w:r>
           </w:p>
         </w:tc>
@@ -279,7 +279,7 @@
                 <w:sz w:val="26"/>
                 <w:szCs w:val="26"/>
               </w:rPr>
-              <w:t>12</w:t>
+              <w:t>3</w:t>
             </w:r>
             <w:r>
               <w:rPr>
@@ -306,7 +306,7 @@
                 <w:sz w:val="26"/>
                 <w:szCs w:val="26"/>
               </w:rPr>
-              <w:t>1</w:t>
+              <w:t>2</w:t>
             </w:r>
             <w:r>
               <w:rPr>
@@ -1025,7 +1025,7 @@
           <w:sz w:val="28"/>
           <w:szCs w:val="28"/>
         </w:rPr>
-        <w:t>CÔNG TY TNHH BAO BÌ CONDAN</w:t>
+        <w:t>CÔNG TY TNHH FELIZ THỌ LẬP HOTEL</w:t>
       </w:r>
     </w:p>
     <w:p>
@@ -1056,7 +1056,7 @@
           <w:sz w:val="28"/>
           <w:szCs w:val="28"/>
         </w:rPr>
-        <w:t>3703153421</w:t>
+        <w:t>3702874036</w:t>
       </w:r>
     </w:p>
     <w:p>
@@ -1938,14 +1938,6 @@
         <w:spacing w:before="120" w:after="0" w:line="276" w:lineRule="auto"/>
         <w:jc w:val="center"/>
         <w:rPr>
-          <w:rFonts w:ascii="Times New Roman" w:eastAsia="Calibri" w:hAnsi="Times New Roman" w:cs="Times New Roman"/>
-          <w:sz w:val="28"/>
-          <w:szCs w:val="28"/>
-          <w:vertAlign w:val="superscript"/>
-        </w:rPr>
-      </w:pPr>
-      <w:r>
-        <w:rPr>
           <w:rFonts w:ascii="Times New Roman" w:eastAsia="Times New Roman" w:hAnsi="Times New Roman" w:cs="Times New Roman"/>
           <w:bCs/>
           <w:spacing w:val="-4"/>
@@ -1953,885 +1945,8 @@
           <w:szCs w:val="28"/>
           <w:lang w:val="fr-FR"/>
         </w:rPr>
-        <w:br w:type="page"/>
-      </w:r>
-      <w:bookmarkStart w:id="5" w:name="_Hlk177941885"/>
-      <w:bookmarkStart w:id="6" w:name="_Hlk177941696"/>
-      <w:r>
-        <w:rPr>
-          <w:rFonts w:ascii="Times New Roman" w:eastAsia="Calibri" w:hAnsi="Times New Roman" w:cs="Times New Roman"/>
-          <w:bCs/>
-          <w:kern w:val="28"/>
-          <w:sz w:val="28"/>
-          <w:szCs w:val="32"/>
-          <w:lang w:eastAsia="x-none"/>
-        </w:rPr>
-        <w:lastRenderedPageBreak/>
-        <w:t xml:space="preserve">THÔNG BÁO </w:t>
-      </w:r>
-      <w:r>
-        <w:rPr>
-          <w:rFonts w:ascii="Times New Roman" w:eastAsia="Calibri" w:hAnsi="Times New Roman" w:cs="Times New Roman"/>
-          <w:sz w:val="28"/>
-          <w:szCs w:val="28"/>
-        </w:rPr>
-        <w:t xml:space="preserve">THAY ĐỔI </w:t>
-      </w:r>
-      <w:bookmarkEnd w:id="5"/>
-      <w:r>
-        <w:rPr>
-          <w:rFonts w:ascii="Times New Roman" w:eastAsia="Calibri" w:hAnsi="Times New Roman" w:cs="Times New Roman"/>
-          <w:sz w:val="28"/>
-          <w:szCs w:val="28"/>
-        </w:rPr>
-        <w:t>NGÀNH, NGHỀ KINH DOANH</w:t>
-      </w:r>
-      <w:bookmarkEnd w:id="6"/>
-      <w:r>
-        <w:rPr>
-          <w:rFonts w:ascii="Times New Roman" w:eastAsia="Calibri" w:hAnsi="Times New Roman" w:cs="Times New Roman"/>
-          <w:sz w:val="28"/>
-          <w:szCs w:val="28"/>
-          <w:vertAlign w:val="superscript"/>
-        </w:rPr>
-        <w:footnoteReference w:customMarkFollows="1" w:id="2"/>
-        <w:t>1</w:t>
-      </w:r>
-    </w:p>
-    <w:p>
-      <w:pPr>
-        <w:spacing w:before="240" w:after="120" w:line="340" w:lineRule="exact"/>
-        <w:ind w:firstLine="720"/>
-        <w:jc w:val="both"/>
-        <w:rPr>
-          <w:rFonts w:ascii="Times New Roman" w:eastAsia="Calibri" w:hAnsi="Times New Roman" w:cs="Times New Roman"/>
-          <w:sz w:val="28"/>
-          <w:szCs w:val="28"/>
-        </w:rPr>
-      </w:pPr>
-      <w:r>
-        <w:rPr>
-          <w:rFonts w:ascii="Times New Roman" w:eastAsia="Calibri" w:hAnsi="Times New Roman" w:cs="Times New Roman"/>
-          <w:b/>
-          <w:sz w:val="28"/>
-          <w:szCs w:val="28"/>
-        </w:rPr>
-        <w:t xml:space="preserve">1. Bổ sung ngành, nghề kinh doanh sau </w:t>
-      </w:r>
-      <w:r>
-        <w:rPr>
-          <w:rFonts w:ascii="Times New Roman" w:eastAsia="Calibri" w:hAnsi="Times New Roman" w:cs="Times New Roman"/>
-          <w:sz w:val="28"/>
-          <w:szCs w:val="28"/>
-        </w:rPr>
-        <w:t>(</w:t>
-      </w:r>
-      <w:r>
-        <w:rPr>
-          <w:rFonts w:ascii="Times New Roman" w:eastAsia="Calibri" w:hAnsi="Times New Roman" w:cs="Times New Roman"/>
-          <w:i/>
-          <w:sz w:val="28"/>
-          <w:szCs w:val="28"/>
-        </w:rPr>
-        <w:t>kê khai trong trường hợp doanh nghiệp thông báo bổ sung ngành, nghề kinh doanh vào danh sách ngành, nghề kinh doanh đã đăng ký với cơ quan đăng ký kinh doanh</w:t>
-      </w:r>
-      <w:r>
-        <w:rPr>
-          <w:rFonts w:ascii="Times New Roman" w:eastAsia="Calibri" w:hAnsi="Times New Roman" w:cs="Times New Roman"/>
-          <w:sz w:val="28"/>
-          <w:szCs w:val="28"/>
-        </w:rPr>
-        <w:t>):</w:t>
-      </w:r>
-    </w:p>
-    <w:tbl>
-      <w:tblPr>
-        <w:tblW w:w="9214" w:type="dxa"/>
-        <w:tblInd w:w="108" w:type="dxa"/>
-        <w:tblBorders>
-          <w:top w:val="single" w:sz="4" w:space="0" w:color="000000"/>
-          <w:left w:val="single" w:sz="4" w:space="0" w:color="000000"/>
-          <w:bottom w:val="single" w:sz="4" w:space="0" w:color="000000"/>
-          <w:right w:val="single" w:sz="4" w:space="0" w:color="000000"/>
-          <w:insideH w:val="single" w:sz="4" w:space="0" w:color="000000"/>
-          <w:insideV w:val="single" w:sz="4" w:space="0" w:color="000000"/>
-        </w:tblBorders>
-        <w:tblLook w:val="04A0" w:firstRow="1" w:lastRow="0" w:firstColumn="1" w:lastColumn="0" w:noHBand="0" w:noVBand="1"/>
-      </w:tblPr>
-      <w:tblGrid>
-        <w:gridCol w:w="810"/>
-        <w:gridCol w:w="2167"/>
-        <w:gridCol w:w="1134"/>
-        <w:gridCol w:w="5103"/>
-      </w:tblGrid>
-      <w:tr>
-        <w:tc>
-          <w:tcPr>
-            <w:tcW w:w="810" w:type="dxa"/>
-          </w:tcPr>
-          <w:p>
-            <w:pPr>
-              <w:spacing w:before="120" w:after="0" w:line="340" w:lineRule="exact"/>
-              <w:jc w:val="center"/>
-              <w:rPr>
-                <w:rFonts w:ascii="Times New Roman" w:eastAsia="Calibri" w:hAnsi="Times New Roman" w:cs="Times New Roman"/>
-                <w:sz w:val="28"/>
-                <w:szCs w:val="28"/>
-              </w:rPr>
-            </w:pPr>
-            <w:r>
-              <w:rPr>
-                <w:rFonts w:ascii="Times New Roman" w:eastAsia="Calibri" w:hAnsi="Times New Roman" w:cs="Times New Roman"/>
-                <w:sz w:val="28"/>
-                <w:szCs w:val="28"/>
-              </w:rPr>
-              <w:t>STT</w:t>
-            </w:r>
-          </w:p>
-        </w:tc>
-        <w:tc>
-          <w:tcPr>
-            <w:tcW w:w="2167" w:type="dxa"/>
-          </w:tcPr>
-          <w:p>
-            <w:pPr>
-              <w:spacing w:before="120" w:after="0" w:line="340" w:lineRule="exact"/>
-              <w:jc w:val="center"/>
-              <w:rPr>
-                <w:rFonts w:ascii="Times New Roman" w:eastAsia="Calibri" w:hAnsi="Times New Roman" w:cs="Times New Roman"/>
-                <w:sz w:val="28"/>
-                <w:szCs w:val="28"/>
-              </w:rPr>
-            </w:pPr>
-            <w:r>
-              <w:rPr>
-                <w:rFonts w:ascii="Times New Roman" w:eastAsia="Calibri" w:hAnsi="Times New Roman" w:cs="Times New Roman"/>
-                <w:sz w:val="28"/>
-                <w:szCs w:val="28"/>
-              </w:rPr>
-              <w:t xml:space="preserve">Tên ngành, nghề kinh doanh </w:t>
-            </w:r>
-          </w:p>
-          <w:p>
-            <w:pPr>
-              <w:spacing w:after="0" w:line="340" w:lineRule="exact"/>
-              <w:jc w:val="center"/>
-              <w:rPr>
-                <w:rFonts w:ascii="Times New Roman" w:eastAsia="Calibri" w:hAnsi="Times New Roman" w:cs="Times New Roman"/>
-                <w:sz w:val="28"/>
-                <w:szCs w:val="28"/>
-              </w:rPr>
-            </w:pPr>
-            <w:r>
-              <w:rPr>
-                <w:rFonts w:ascii="Times New Roman" w:eastAsia="Calibri" w:hAnsi="Times New Roman" w:cs="Times New Roman"/>
-                <w:sz w:val="28"/>
-                <w:szCs w:val="28"/>
-              </w:rPr>
-              <w:t>được bổ sung</w:t>
-            </w:r>
-          </w:p>
-        </w:tc>
-        <w:tc>
-          <w:tcPr>
-            <w:tcW w:w="1134" w:type="dxa"/>
-          </w:tcPr>
-          <w:p>
-            <w:pPr>
-              <w:spacing w:before="120" w:after="0" w:line="340" w:lineRule="exact"/>
-              <w:jc w:val="center"/>
-              <w:rPr>
-                <w:rFonts w:ascii="Times New Roman" w:eastAsia="Calibri" w:hAnsi="Times New Roman" w:cs="Times New Roman"/>
-                <w:sz w:val="28"/>
-                <w:szCs w:val="28"/>
-              </w:rPr>
-            </w:pPr>
-            <w:r>
-              <w:rPr>
-                <w:rFonts w:ascii="Times New Roman" w:eastAsia="Calibri" w:hAnsi="Times New Roman" w:cs="Times New Roman"/>
-                <w:sz w:val="28"/>
-                <w:szCs w:val="28"/>
-              </w:rPr>
-              <w:t>Mã ngành</w:t>
-            </w:r>
-          </w:p>
-        </w:tc>
-        <w:tc>
-          <w:tcPr>
-            <w:tcW w:w="5103" w:type="dxa"/>
-          </w:tcPr>
-          <w:p>
-            <w:pPr>
-              <w:spacing w:before="120" w:after="0" w:line="340" w:lineRule="exact"/>
-              <w:jc w:val="center"/>
-              <w:rPr>
-                <w:rFonts w:ascii="Times New Roman" w:eastAsia="Calibri" w:hAnsi="Times New Roman" w:cs="Times New Roman"/>
-                <w:sz w:val="28"/>
-                <w:szCs w:val="28"/>
-              </w:rPr>
-            </w:pPr>
-            <w:r>
-              <w:rPr>
-                <w:rFonts w:ascii="Times New Roman" w:eastAsia="Times New Roman" w:hAnsi="Times New Roman" w:cs="Times New Roman"/>
-                <w:sz w:val="28"/>
-                <w:szCs w:val="28"/>
-                <w:lang w:eastAsia="zh-CN"/>
-              </w:rPr>
-              <w:t>Ngành, nghề kinh doanh chính (</w:t>
-            </w:r>
-            <w:r>
-              <w:rPr>
-                <w:rFonts w:ascii="Times New Roman" w:eastAsia="Times New Roman" w:hAnsi="Times New Roman" w:cs="Times New Roman"/>
-                <w:i/>
-                <w:sz w:val="28"/>
-                <w:szCs w:val="28"/>
-                <w:lang w:eastAsia="zh-CN"/>
-              </w:rPr>
-              <w:t>Trường hợp ngành, nghề kinh doanh được bổ sung là ngành, nghề kinh doanh chính thì</w:t>
-            </w:r>
-            <w:r>
-              <w:rPr>
-                <w:rFonts w:ascii="Times New Roman" w:eastAsia="Times New Roman" w:hAnsi="Times New Roman" w:cs="Times New Roman"/>
-                <w:sz w:val="28"/>
-                <w:szCs w:val="28"/>
-                <w:lang w:eastAsia="zh-CN"/>
-              </w:rPr>
-              <w:t xml:space="preserve"> </w:t>
-            </w:r>
-            <w:r>
-              <w:rPr>
-                <w:rFonts w:ascii="Times New Roman" w:eastAsia="Times New Roman" w:hAnsi="Times New Roman" w:cs="Times New Roman"/>
-                <w:i/>
-                <w:sz w:val="28"/>
-                <w:szCs w:val="28"/>
-                <w:lang w:eastAsia="zh-CN"/>
-              </w:rPr>
-              <w:t>đánh dấu X để chọn một trong các ngành, nghề đã kê khai</w:t>
-            </w:r>
-            <w:r>
-              <w:rPr>
-                <w:rFonts w:ascii="Times New Roman" w:eastAsia="Times New Roman" w:hAnsi="Times New Roman" w:cs="Times New Roman"/>
-                <w:sz w:val="28"/>
-                <w:szCs w:val="28"/>
-                <w:lang w:eastAsia="zh-CN"/>
-              </w:rPr>
-              <w:t>)</w:t>
-            </w:r>
-          </w:p>
-        </w:tc>
-      </w:tr>
-      <w:tr>
-        <w:tc>
-          <w:tcPr>
-            <w:tcW w:w="810" w:type="dxa"/>
-          </w:tcPr>
-          <w:p>
-            <w:pPr>
-              <w:spacing w:before="120" w:after="0" w:line="340" w:lineRule="exact"/>
-              <w:jc w:val="both"/>
-              <w:rPr>
-                <w:rFonts w:ascii="Times New Roman" w:eastAsia="Calibri" w:hAnsi="Times New Roman" w:cs="Times New Roman"/>
-                <w:sz w:val="28"/>
-                <w:szCs w:val="28"/>
-              </w:rPr>
-            </w:pPr>
-            <w:r>
-              <w:rPr>
-                <w:rFonts w:ascii="Times New Roman" w:eastAsia="Calibri" w:hAnsi="Times New Roman" w:cs="Times New Roman"/>
-                <w:sz w:val="28"/>
-                <w:szCs w:val="28"/>
-              </w:rPr>
-              <w:t>1</w:t>
-            </w:r>
-          </w:p>
-        </w:tc>
-        <w:tc>
-          <w:tcPr>
-            <w:tcW w:w="2167" w:type="dxa"/>
-          </w:tcPr>
-          <w:p>
-            <w:pPr>
-              <w:spacing w:before="120" w:after="0" w:line="340" w:lineRule="exact"/>
-              <w:jc w:val="both"/>
-              <w:rPr>
-                <w:rFonts w:ascii="Times New Roman" w:eastAsia="Calibri" w:hAnsi="Times New Roman" w:cs="Times New Roman"/>
-                <w:sz w:val="28"/>
-                <w:szCs w:val="28"/>
-              </w:rPr>
-            </w:pPr>
-            <w:r>
-              <w:rPr>
-                <w:rFonts w:ascii="Times New Roman" w:eastAsia="Times New Roman" w:hAnsi="Times New Roman" w:cs="Times New Roman"/>
-                <w:iCs/>
-                <w:color w:val="212529"/>
-                <w:sz w:val="24"/>
-                <w:szCs w:val="24"/>
-              </w:rPr>
-              <w:t>Bán buôn chuyên doanh khác chưa được phân vào đâu</w:t>
-            </w:r>
-          </w:p>
-        </w:tc>
-        <w:tc>
-          <w:tcPr>
-            <w:tcW w:w="1134" w:type="dxa"/>
-          </w:tcPr>
-          <w:p>
-            <w:pPr>
-              <w:spacing w:before="120" w:after="0" w:line="340" w:lineRule="exact"/>
-              <w:jc w:val="both"/>
-              <w:rPr>
-                <w:rFonts w:ascii="Times New Roman" w:eastAsia="Calibri" w:hAnsi="Times New Roman" w:cs="Times New Roman"/>
-                <w:sz w:val="28"/>
-                <w:szCs w:val="28"/>
-              </w:rPr>
-            </w:pPr>
-            <w:r>
-              <w:rPr>
-                <w:rFonts w:ascii="Times New Roman" w:hAnsi="Times New Roman" w:cs="Times New Roman"/>
-                <w:sz w:val="24"/>
-                <w:szCs w:val="24"/>
-              </w:rPr>
-              <w:t>4679</w:t>
-            </w:r>
-          </w:p>
-        </w:tc>
-        <w:tc>
-          <w:tcPr>
-            <w:tcW w:w="5103" w:type="dxa"/>
-          </w:tcPr>
-          <w:p>
-            <w:pPr>
-              <w:spacing w:before="120" w:after="0" w:line="340" w:lineRule="exact"/>
-              <w:jc w:val="both"/>
-              <w:rPr>
-                <w:rFonts w:ascii="Times New Roman" w:eastAsia="Calibri" w:hAnsi="Times New Roman" w:cs="Times New Roman"/>
-                <w:sz w:val="28"/>
-                <w:szCs w:val="28"/>
-              </w:rPr>
-            </w:pPr>
-            <w:r>
-              <w:rPr>
-                <w:rFonts w:ascii="Times New Roman" w:eastAsia="Calibri" w:hAnsi="Times New Roman" w:cs="Times New Roman"/>
-                <w:sz w:val="28"/>
-                <w:szCs w:val="28"/>
-              </w:rPr>
-              <w:t>X</w:t>
-            </w:r>
-          </w:p>
-        </w:tc>
-      </w:tr>
-    </w:tbl>
-    <w:p>
-      <w:pPr>
-        <w:spacing w:before="120" w:after="120" w:line="340" w:lineRule="exact"/>
-        <w:ind w:firstLine="720"/>
-        <w:jc w:val="both"/>
-        <w:rPr>
-          <w:rFonts w:ascii="Times New Roman" w:eastAsia="Calibri" w:hAnsi="Times New Roman" w:cs="Times New Roman"/>
-          <w:sz w:val="28"/>
-          <w:szCs w:val="28"/>
-        </w:rPr>
-      </w:pPr>
-      <w:r>
-        <w:rPr>
-          <w:rFonts w:ascii="Times New Roman" w:eastAsia="Calibri" w:hAnsi="Times New Roman" w:cs="Times New Roman"/>
-          <w:b/>
-          <w:sz w:val="28"/>
-          <w:szCs w:val="28"/>
-        </w:rPr>
-        <w:t>2. Bỏ ngành, nghề kinh doanh</w:t>
-      </w:r>
-      <w:r>
-        <w:rPr>
-          <w:rFonts w:ascii="Times New Roman" w:eastAsia="Calibri" w:hAnsi="Times New Roman" w:cs="Times New Roman"/>
-          <w:b/>
-          <w:i/>
-          <w:sz w:val="28"/>
-          <w:szCs w:val="28"/>
-        </w:rPr>
-        <w:t xml:space="preserve"> </w:t>
-      </w:r>
-      <w:r>
-        <w:rPr>
-          <w:rFonts w:ascii="Times New Roman" w:eastAsia="Calibri" w:hAnsi="Times New Roman" w:cs="Times New Roman"/>
-          <w:b/>
-          <w:sz w:val="28"/>
-          <w:szCs w:val="28"/>
-        </w:rPr>
-        <w:t>sau</w:t>
-      </w:r>
-      <w:r>
-        <w:rPr>
-          <w:rFonts w:ascii="Times New Roman" w:eastAsia="Calibri" w:hAnsi="Times New Roman" w:cs="Times New Roman"/>
-          <w:i/>
-          <w:sz w:val="28"/>
-          <w:szCs w:val="28"/>
-        </w:rPr>
-        <w:t xml:space="preserve"> </w:t>
-      </w:r>
-      <w:r>
-        <w:rPr>
-          <w:rFonts w:ascii="Times New Roman" w:eastAsia="Calibri" w:hAnsi="Times New Roman" w:cs="Times New Roman"/>
-          <w:sz w:val="28"/>
-          <w:szCs w:val="28"/>
-        </w:rPr>
-        <w:t>(</w:t>
-      </w:r>
-      <w:r>
-        <w:rPr>
-          <w:rFonts w:ascii="Times New Roman" w:eastAsia="Calibri" w:hAnsi="Times New Roman" w:cs="Times New Roman"/>
-          <w:i/>
-          <w:sz w:val="28"/>
-          <w:szCs w:val="28"/>
-        </w:rPr>
-        <w:t>kê khai trong trường hợp doanh nghiệp thông báo bỏ ngành, nghề kinh doanh khỏi danh sách ngành, nghề kinh doanh đã đăng ký với cơ quan đăng ký kinh doanh</w:t>
-      </w:r>
-      <w:r>
-        <w:rPr>
-          <w:rFonts w:ascii="Times New Roman" w:eastAsia="Calibri" w:hAnsi="Times New Roman" w:cs="Times New Roman"/>
-          <w:sz w:val="28"/>
-          <w:szCs w:val="28"/>
-        </w:rPr>
-        <w:t>):</w:t>
-      </w:r>
-    </w:p>
-    <w:tbl>
-      <w:tblPr>
-        <w:tblW w:w="9214" w:type="dxa"/>
-        <w:tblInd w:w="108" w:type="dxa"/>
-        <w:tblBorders>
-          <w:top w:val="single" w:sz="4" w:space="0" w:color="000000"/>
-          <w:left w:val="single" w:sz="4" w:space="0" w:color="000000"/>
-          <w:bottom w:val="single" w:sz="4" w:space="0" w:color="000000"/>
-          <w:right w:val="single" w:sz="4" w:space="0" w:color="000000"/>
-          <w:insideH w:val="single" w:sz="4" w:space="0" w:color="000000"/>
-          <w:insideV w:val="single" w:sz="4" w:space="0" w:color="000000"/>
-        </w:tblBorders>
-        <w:tblLook w:val="04A0" w:firstRow="1" w:lastRow="0" w:firstColumn="1" w:lastColumn="0" w:noHBand="0" w:noVBand="1"/>
-      </w:tblPr>
-      <w:tblGrid>
-        <w:gridCol w:w="810"/>
-        <w:gridCol w:w="4435"/>
-        <w:gridCol w:w="2268"/>
-        <w:gridCol w:w="1701"/>
-      </w:tblGrid>
-      <w:tr>
-        <w:tc>
-          <w:tcPr>
-            <w:tcW w:w="810" w:type="dxa"/>
-          </w:tcPr>
-          <w:p>
-            <w:pPr>
-              <w:spacing w:before="120" w:after="0" w:line="340" w:lineRule="exact"/>
-              <w:jc w:val="center"/>
-              <w:rPr>
-                <w:rFonts w:ascii="Times New Roman" w:eastAsia="Calibri" w:hAnsi="Times New Roman" w:cs="Times New Roman"/>
-                <w:sz w:val="28"/>
-                <w:szCs w:val="28"/>
-              </w:rPr>
-            </w:pPr>
-            <w:r>
-              <w:rPr>
-                <w:rFonts w:ascii="Times New Roman" w:eastAsia="Calibri" w:hAnsi="Times New Roman" w:cs="Times New Roman"/>
-                <w:sz w:val="28"/>
-                <w:szCs w:val="28"/>
-              </w:rPr>
-              <w:t>STT</w:t>
-            </w:r>
-          </w:p>
-        </w:tc>
-        <w:tc>
-          <w:tcPr>
-            <w:tcW w:w="4435" w:type="dxa"/>
-          </w:tcPr>
-          <w:p>
-            <w:pPr>
-              <w:spacing w:before="120" w:after="0" w:line="340" w:lineRule="exact"/>
-              <w:jc w:val="center"/>
-              <w:rPr>
-                <w:rFonts w:ascii="Times New Roman" w:eastAsia="Calibri" w:hAnsi="Times New Roman" w:cs="Times New Roman"/>
-                <w:sz w:val="28"/>
-                <w:szCs w:val="28"/>
-              </w:rPr>
-            </w:pPr>
-            <w:r>
-              <w:rPr>
-                <w:rFonts w:ascii="Times New Roman" w:eastAsia="Calibri" w:hAnsi="Times New Roman" w:cs="Times New Roman"/>
-                <w:sz w:val="28"/>
-                <w:szCs w:val="28"/>
-              </w:rPr>
-              <w:t xml:space="preserve">Tên ngành, nghề kinh doanh </w:t>
-            </w:r>
-          </w:p>
-          <w:p>
-            <w:pPr>
-              <w:spacing w:after="0" w:line="340" w:lineRule="exact"/>
-              <w:jc w:val="center"/>
-              <w:rPr>
-                <w:rFonts w:ascii="Times New Roman" w:eastAsia="Calibri" w:hAnsi="Times New Roman" w:cs="Times New Roman"/>
-                <w:sz w:val="28"/>
-                <w:szCs w:val="28"/>
-              </w:rPr>
-            </w:pPr>
-            <w:r>
-              <w:rPr>
-                <w:rFonts w:ascii="Times New Roman" w:eastAsia="Calibri" w:hAnsi="Times New Roman" w:cs="Times New Roman"/>
-                <w:sz w:val="28"/>
-                <w:szCs w:val="28"/>
-              </w:rPr>
-              <w:t>được bỏ khỏi danh sách đã đăng ký</w:t>
-            </w:r>
-          </w:p>
-        </w:tc>
-        <w:tc>
-          <w:tcPr>
-            <w:tcW w:w="2268" w:type="dxa"/>
-          </w:tcPr>
-          <w:p>
-            <w:pPr>
-              <w:spacing w:before="120" w:after="0" w:line="340" w:lineRule="exact"/>
-              <w:jc w:val="center"/>
-              <w:rPr>
-                <w:rFonts w:ascii="Times New Roman" w:eastAsia="Calibri" w:hAnsi="Times New Roman" w:cs="Times New Roman"/>
-                <w:sz w:val="28"/>
-                <w:szCs w:val="28"/>
-              </w:rPr>
-            </w:pPr>
-            <w:r>
-              <w:rPr>
-                <w:rFonts w:ascii="Times New Roman" w:eastAsia="Calibri" w:hAnsi="Times New Roman" w:cs="Times New Roman"/>
-                <w:sz w:val="28"/>
-                <w:szCs w:val="28"/>
-              </w:rPr>
-              <w:t>Mã ngành</w:t>
-            </w:r>
-          </w:p>
-        </w:tc>
-        <w:tc>
-          <w:tcPr>
-            <w:tcW w:w="1701" w:type="dxa"/>
-          </w:tcPr>
-          <w:p>
-            <w:pPr>
-              <w:spacing w:before="120" w:after="0" w:line="340" w:lineRule="exact"/>
-              <w:jc w:val="center"/>
-              <w:rPr>
-                <w:rFonts w:ascii="Times New Roman" w:eastAsia="Calibri" w:hAnsi="Times New Roman" w:cs="Times New Roman"/>
-                <w:sz w:val="28"/>
-                <w:szCs w:val="28"/>
-              </w:rPr>
-            </w:pPr>
-            <w:r>
-              <w:rPr>
-                <w:rFonts w:ascii="Times New Roman" w:eastAsia="Times New Roman" w:hAnsi="Times New Roman" w:cs="Times New Roman"/>
-                <w:sz w:val="28"/>
-                <w:szCs w:val="28"/>
-                <w:lang w:eastAsia="zh-CN"/>
-              </w:rPr>
-              <w:t>Ghi chú</w:t>
-            </w:r>
-          </w:p>
-        </w:tc>
-      </w:tr>
-      <w:tr>
-        <w:tc>
-          <w:tcPr>
-            <w:tcW w:w="810" w:type="dxa"/>
-          </w:tcPr>
-          <w:p>
-            <w:pPr>
-              <w:spacing w:before="120" w:after="0" w:line="340" w:lineRule="exact"/>
-              <w:jc w:val="both"/>
-              <w:rPr>
-                <w:rFonts w:ascii="Times New Roman" w:eastAsia="Calibri" w:hAnsi="Times New Roman" w:cs="Times New Roman"/>
-                <w:sz w:val="28"/>
-                <w:szCs w:val="28"/>
-              </w:rPr>
-            </w:pPr>
-            <w:r>
-              <w:rPr>
-                <w:rFonts w:ascii="Times New Roman" w:eastAsia="Calibri" w:hAnsi="Times New Roman" w:cs="Times New Roman"/>
-                <w:sz w:val="28"/>
-                <w:szCs w:val="28"/>
-              </w:rPr>
-              <w:t>1</w:t>
-            </w:r>
-          </w:p>
-        </w:tc>
-        <w:tc>
-          <w:tcPr>
-            <w:tcW w:w="4435" w:type="dxa"/>
-          </w:tcPr>
-          <w:p>
-            <w:pPr>
-              <w:spacing w:before="120" w:after="0" w:line="340" w:lineRule="exact"/>
-              <w:jc w:val="both"/>
-              <w:rPr>
-                <w:rFonts w:ascii="Times New Roman" w:eastAsia="Calibri" w:hAnsi="Times New Roman" w:cs="Times New Roman"/>
-                <w:sz w:val="28"/>
-                <w:szCs w:val="28"/>
-              </w:rPr>
-            </w:pPr>
-            <w:r>
-              <w:rPr>
-                <w:rFonts w:ascii="Times New Roman" w:eastAsia="Times New Roman" w:hAnsi="Times New Roman" w:cs="Times New Roman"/>
-                <w:iCs/>
-                <w:color w:val="212529"/>
-                <w:sz w:val="24"/>
-                <w:szCs w:val="24"/>
-              </w:rPr>
-              <w:t>Bán buôn chuyên doanh khác chưa được phân vào đâu</w:t>
-            </w:r>
-          </w:p>
-        </w:tc>
-        <w:tc>
-          <w:tcPr>
-            <w:tcW w:w="2268" w:type="dxa"/>
-          </w:tcPr>
-          <w:p>
-            <w:pPr>
-              <w:spacing w:before="120" w:after="0" w:line="340" w:lineRule="exact"/>
-              <w:jc w:val="both"/>
-              <w:rPr>
-                <w:rFonts w:ascii="Times New Roman" w:eastAsia="Calibri" w:hAnsi="Times New Roman" w:cs="Times New Roman"/>
-                <w:sz w:val="28"/>
-                <w:szCs w:val="28"/>
-              </w:rPr>
-            </w:pPr>
-            <w:r>
-              <w:rPr>
-                <w:rFonts w:ascii="Times New Roman" w:hAnsi="Times New Roman" w:cs="Times New Roman"/>
-                <w:sz w:val="24"/>
-                <w:szCs w:val="24"/>
-              </w:rPr>
-              <w:t>4669</w:t>
-            </w:r>
-          </w:p>
-        </w:tc>
-        <w:tc>
-          <w:tcPr>
-            <w:tcW w:w="1701" w:type="dxa"/>
-          </w:tcPr>
-          <w:p>
-            <w:pPr>
-              <w:spacing w:before="120" w:after="0" w:line="340" w:lineRule="exact"/>
-              <w:jc w:val="both"/>
-              <w:rPr>
-                <w:rFonts w:ascii="Times New Roman" w:eastAsia="Calibri" w:hAnsi="Times New Roman" w:cs="Times New Roman"/>
-                <w:sz w:val="28"/>
-                <w:szCs w:val="28"/>
-              </w:rPr>
-            </w:pPr>
-          </w:p>
-        </w:tc>
-      </w:tr>
-    </w:tbl>
-    <w:p>
-      <w:pPr>
-        <w:spacing w:before="120" w:after="120" w:line="340" w:lineRule="exact"/>
-        <w:ind w:firstLine="720"/>
-        <w:jc w:val="both"/>
-        <w:rPr>
-          <w:rFonts w:ascii="Times New Roman" w:eastAsia="Calibri" w:hAnsi="Times New Roman" w:cs="Times New Roman"/>
-          <w:b/>
-          <w:sz w:val="28"/>
-          <w:szCs w:val="28"/>
-        </w:rPr>
-      </w:pPr>
-    </w:p>
-    <w:p>
-      <w:pPr>
-        <w:spacing w:before="120" w:after="120" w:line="340" w:lineRule="exact"/>
-        <w:ind w:firstLine="720"/>
-        <w:jc w:val="both"/>
-        <w:rPr>
-          <w:rFonts w:ascii="Times New Roman" w:eastAsia="Calibri" w:hAnsi="Times New Roman" w:cs="Times New Roman"/>
-          <w:sz w:val="28"/>
-          <w:szCs w:val="28"/>
-        </w:rPr>
-      </w:pPr>
-      <w:r>
-        <w:rPr>
-          <w:rFonts w:ascii="Times New Roman" w:eastAsia="Calibri" w:hAnsi="Times New Roman" w:cs="Times New Roman"/>
-          <w:b/>
-          <w:sz w:val="28"/>
-          <w:szCs w:val="28"/>
-        </w:rPr>
-        <w:t>3. Sửa đổi chi tiết ngành, nghề kinh doanh sau</w:t>
-      </w:r>
-      <w:r>
-        <w:rPr>
-          <w:rFonts w:ascii="Times New Roman" w:eastAsia="Calibri" w:hAnsi="Times New Roman" w:cs="Times New Roman"/>
-          <w:b/>
-          <w:i/>
-          <w:sz w:val="28"/>
-          <w:szCs w:val="28"/>
-        </w:rPr>
-        <w:t xml:space="preserve"> </w:t>
-      </w:r>
-      <w:r>
-        <w:rPr>
-          <w:rFonts w:ascii="Times New Roman" w:eastAsia="Calibri" w:hAnsi="Times New Roman" w:cs="Times New Roman"/>
-          <w:sz w:val="28"/>
-          <w:szCs w:val="28"/>
-        </w:rPr>
-        <w:t>(</w:t>
-      </w:r>
-      <w:r>
-        <w:rPr>
-          <w:rFonts w:ascii="Times New Roman" w:eastAsia="Calibri" w:hAnsi="Times New Roman" w:cs="Times New Roman"/>
-          <w:i/>
-          <w:sz w:val="28"/>
-          <w:szCs w:val="28"/>
-        </w:rPr>
-        <w:t>kê khai trong trường hợp doanh nghiệp thông báo thay đổi nội dung chi tiết của ngành, nghề kinh doanh đã đăng ký với cơ quan đăng ký kinh doanh</w:t>
-      </w:r>
-      <w:r>
-        <w:rPr>
-          <w:rFonts w:ascii="Times New Roman" w:eastAsia="Calibri" w:hAnsi="Times New Roman" w:cs="Times New Roman"/>
-          <w:sz w:val="28"/>
-          <w:szCs w:val="28"/>
-        </w:rPr>
-        <w:t>):</w:t>
-      </w:r>
-      <w:r>
-        <w:rPr>
-          <w:rFonts w:ascii="Times New Roman" w:eastAsia="Calibri" w:hAnsi="Times New Roman" w:cs="Times New Roman"/>
-          <w:sz w:val="28"/>
-          <w:szCs w:val="28"/>
-        </w:rPr>
-        <w:t xml:space="preserve"> Không có</w:t>
-      </w:r>
-    </w:p>
-    <w:p>
-      <w:pPr>
-        <w:spacing w:before="120" w:after="120" w:line="340" w:lineRule="exact"/>
-        <w:ind w:firstLine="720"/>
-        <w:jc w:val="both"/>
-        <w:rPr>
-          <w:rFonts w:ascii="Times New Roman" w:eastAsia="Calibri" w:hAnsi="Times New Roman" w:cs="Times New Roman"/>
-          <w:bCs/>
-          <w:sz w:val="28"/>
-        </w:rPr>
-      </w:pPr>
-      <w:r>
-        <w:rPr>
-          <w:rFonts w:ascii="Times New Roman" w:eastAsia="Calibri" w:hAnsi="Times New Roman" w:cs="Times New Roman"/>
-          <w:sz w:val="20"/>
-          <w:szCs w:val="20"/>
-        </w:rPr>
-        <w:t xml:space="preserve"> </w:t>
-      </w:r>
-      <w:r>
-        <w:rPr>
-          <w:rFonts w:ascii="Times New Roman" w:eastAsia="Calibri" w:hAnsi="Times New Roman" w:cs="Times New Roman"/>
-          <w:bCs/>
-          <w:sz w:val="28"/>
-        </w:rPr>
-        <w:t>Doanh nghiệp cam kết đáp ứng điều kiện tiếp cận thị trường đối với các ngành nghề thuộc Danh mục ngành, nghề hạn chế tiếp cận thị trường đối với nhà đầu tư nước ngoài theo quy định của pháp luật về đầu tư.</w:t>
-      </w:r>
-    </w:p>
-    <w:p>
-      <w:pPr>
-        <w:spacing w:before="120" w:after="120" w:line="340" w:lineRule="exact"/>
-        <w:ind w:firstLine="720"/>
-        <w:jc w:val="both"/>
-        <w:rPr>
-          <w:rFonts w:ascii="Times New Roman" w:eastAsia="Calibri" w:hAnsi="Times New Roman" w:cs="Times New Roman"/>
-          <w:sz w:val="28"/>
-        </w:rPr>
-      </w:pPr>
-      <w:r>
-        <w:rPr>
-          <w:rFonts w:ascii="Times New Roman" w:eastAsia="Calibri" w:hAnsi="Times New Roman" w:cs="Times New Roman"/>
-          <w:b/>
-          <w:sz w:val="28"/>
-        </w:rPr>
-        <w:t>Lưu ý:</w:t>
-      </w:r>
-      <w:r>
-        <w:rPr>
-          <w:rFonts w:ascii="Times New Roman" w:eastAsia="Calibri" w:hAnsi="Times New Roman" w:cs="Times New Roman"/>
-          <w:sz w:val="28"/>
-        </w:rPr>
-        <w:t xml:space="preserve"> </w:t>
-      </w:r>
-    </w:p>
-    <w:p>
-      <w:pPr>
-        <w:spacing w:before="120" w:after="120" w:line="340" w:lineRule="exact"/>
-        <w:ind w:firstLine="720"/>
-        <w:jc w:val="both"/>
-        <w:rPr>
-          <w:rFonts w:ascii="Times New Roman" w:eastAsia="Calibri" w:hAnsi="Times New Roman" w:cs="Times New Roman"/>
-          <w:sz w:val="28"/>
-        </w:rPr>
-      </w:pPr>
-      <w:r>
-        <w:rPr>
-          <w:rFonts w:ascii="Times New Roman" w:eastAsia="Calibri" w:hAnsi="Times New Roman" w:cs="Times New Roman"/>
-          <w:sz w:val="28"/>
-        </w:rPr>
-        <w:t>- Trường hợp doanh nghiệp thay đổi ngành, nghề kinh doanh từ ngành này sang ngành khác, doanh nghiệp kê khai đồng thời tại mục 1, 2 nêu trên, cụ thể như sau: kê khai ngành, nghề kinh doanh mới tại mục 1; kê khai ngành, nghề kinh doanh cũ tại mục 2.</w:t>
-      </w:r>
-    </w:p>
-    <w:p>
-      <w:pPr>
-        <w:spacing w:before="120" w:after="120" w:line="340" w:lineRule="exact"/>
-        <w:ind w:firstLine="720"/>
-        <w:jc w:val="both"/>
-        <w:rPr>
-          <w:rFonts w:ascii="Times New Roman" w:eastAsia="Calibri" w:hAnsi="Times New Roman" w:cs="Times New Roman"/>
-          <w:sz w:val="28"/>
-        </w:rPr>
-      </w:pPr>
-      <w:r>
-        <w:rPr>
-          <w:rFonts w:ascii="Times New Roman" w:eastAsia="Calibri" w:hAnsi="Times New Roman" w:cs="Times New Roman"/>
-          <w:sz w:val="28"/>
-        </w:rPr>
-        <w:t xml:space="preserve">- Trường hợp doanh nghiệp thay đổi ngành, nghề kinh doanh chính từ ngành này sang ngành khác nhưng không thay đổi danh sách ngành, nghề kinh doanh đã đăng ký, doanh nghiệp thực hiện cập nhật, bổ sung thông tin đăng ký doanh nghiệp </w:t>
-      </w:r>
-      <w:r>
-        <w:rPr>
-          <w:rFonts w:ascii="Times New Roman" w:eastAsia="Calibri" w:hAnsi="Times New Roman" w:cs="Times New Roman"/>
-          <w:sz w:val="28"/>
-        </w:rPr>
-        <w:lastRenderedPageBreak/>
-        <w:t>theo quy định tại khoản 1 Điều 57 Nghị định số 168/2025/NĐ-CP ngày 30/6/2025 của Chính phủ về đăng ký doanh nghiệp.</w:t>
-      </w:r>
-    </w:p>
-    <w:p>
-      <w:pPr>
-        <w:spacing w:before="120" w:after="120" w:line="340" w:lineRule="exact"/>
-        <w:ind w:firstLine="720"/>
-        <w:jc w:val="both"/>
-        <w:rPr>
-          <w:rFonts w:ascii="Times New Roman" w:eastAsia="Calibri" w:hAnsi="Times New Roman" w:cs="Times New Roman"/>
-          <w:sz w:val="28"/>
-        </w:rPr>
-      </w:pPr>
-      <w:r>
-        <w:rPr>
-          <w:rFonts w:ascii="Times New Roman" w:eastAsia="Calibri" w:hAnsi="Times New Roman" w:cs="Times New Roman"/>
-          <w:sz w:val="28"/>
-        </w:rPr>
-        <w:t>- Trường hợp chỉ bỏ ngành, nghề kinh doanh chính mà không bổ sung thêm ngành, nghề kinh doanh mới và chọn một ngành, nghề kinh doanh khác trong số các ngành, nghề kinh doanh còn lại đã đăng ký làm ngành, nghề kinh doanh chính thì đồng thời kê khai tại mục 2, 3 nêu trên, cụ thể như sau: kê khai ngành, nghề kinh doanh bị bỏ tại mục 2; kê khai ngành, nghề kinh doanh chính mới tại mục 3.</w:t>
-      </w:r>
-    </w:p>
-    <w:p>
-      <w:pPr>
-        <w:spacing w:before="120" w:after="120" w:line="340" w:lineRule="exact"/>
-        <w:ind w:firstLine="720"/>
-        <w:jc w:val="both"/>
-        <w:rPr>
-          <w:rFonts w:ascii="Times New Roman" w:eastAsia="Calibri" w:hAnsi="Times New Roman" w:cs="Times New Roman"/>
-          <w:sz w:val="28"/>
-        </w:rPr>
-      </w:pPr>
-    </w:p>
-    <w:p>
-      <w:pPr>
+      </w:pPr>
+      <w:r>
         <w:rPr>
           <w:rFonts w:ascii="Times New Roman" w:eastAsia="Times New Roman" w:hAnsi="Times New Roman" w:cs="Times New Roman"/>
           <w:bCs/>
@@ -2839,11 +1954,6 @@
           <w:sz w:val="28"/>
           <w:szCs w:val="28"/>
           <w:lang w:val="fr-FR"/>
-        </w:rPr>
-      </w:pPr>
-      <w:r>
-        <w:rPr>
-          <w:rFonts w:ascii="Times New Roman" w:eastAsia="Calibri" w:hAnsi="Times New Roman" w:cs="Times New Roman"/>
         </w:rPr>
         <w:br w:type="page"/>
       </w:r>
@@ -3063,7 +2173,7 @@
                 <w:szCs w:val="28"/>
                 <w:lang w:eastAsia="zh-CN"/>
               </w:rPr>
-              <w:t>YANG, YUKUAI</w:t>
+              <w:t>PHẠM THANH SƠN</w:t>
             </w:r>
           </w:p>
           <w:p>
@@ -3092,7 +2202,7 @@
                 <w:sz w:val="28"/>
                 <w:szCs w:val="28"/>
               </w:rPr>
-              <w:t>26/11/1977</w:t>
+              <w:t>23/01/2000</w:t>
             </w:r>
           </w:p>
           <w:p>
@@ -3154,7 +2264,7 @@
                 <w:szCs w:val="28"/>
                 <w:lang w:eastAsia="zh-CN"/>
               </w:rPr>
-              <w:t>EN0165928</w:t>
+              <w:t>074200006764</w:t>
             </w:r>
           </w:p>
           <w:p>
@@ -3184,7 +2294,7 @@
                 <w:sz w:val="26"/>
                 <w:szCs w:val="26"/>
               </w:rPr>
-              <w:t>0792666577</w:t>
+              <w:t>0903024111</w:t>
             </w:r>
           </w:p>
         </w:tc>
@@ -3261,7 +2371,7 @@
                 <w:szCs w:val="28"/>
                 <w:vertAlign w:val="superscript"/>
               </w:rPr>
-              <w:footnoteReference w:customMarkFollows="1" w:id="3"/>
+              <w:footnoteReference w:customMarkFollows="1" w:id="2"/>
               <w:t>1</w:t>
             </w:r>
             <w:r>
@@ -3463,7 +2573,7 @@
                 <w:sz w:val="28"/>
                 <w:szCs w:val="28"/>
               </w:rPr>
-              <w:t>Số 54, Đường DX 063, Khu Phố 08</w:t>
+              <w:t>Số 80 Đường D8, Khu dân cư Chánh Nghĩa</w:t>
             </w:r>
           </w:p>
           <w:p>
@@ -3489,7 +2599,7 @@
                 <w:sz w:val="28"/>
                 <w:szCs w:val="28"/>
               </w:rPr>
-              <w:t>Phường Chánh Hiệp</w:t>
+              <w:t>Phường Thủ Dầu Một</w:t>
             </w:r>
           </w:p>
           <w:p>
@@ -3569,7 +2679,7 @@
                 <w:szCs w:val="28"/>
                 <w:lang w:eastAsia="zh-CN"/>
               </w:rPr>
-              <w:t xml:space="preserve">0972211542 </w:t>
+              <w:t xml:space="preserve">0903024111 </w:t>
             </w:r>
             <w:r>
               <w:rPr>
@@ -3698,7 +2808,7 @@
                 <w:vertAlign w:val="superscript"/>
                 <w:lang w:eastAsia="zh-CN"/>
               </w:rPr>
-              <w:footnoteReference w:customMarkFollows="1" w:id="4"/>
+              <w:footnoteReference w:customMarkFollows="1" w:id="3"/>
               <w:t>2</w:t>
             </w:r>
             <w:r>
@@ -4380,7 +3490,7 @@
                 <w:szCs w:val="28"/>
                 <w:vertAlign w:val="superscript"/>
               </w:rPr>
-              <w:footnoteReference w:customMarkFollows="1" w:id="5"/>
+              <w:footnoteReference w:customMarkFollows="1" w:id="4"/>
               <w:t>3</w:t>
             </w:r>
           </w:p>
@@ -4474,15 +3584,7 @@
                 <w:sz w:val="28"/>
                 <w:szCs w:val="28"/>
               </w:rPr>
-              <w:t>1</w:t>
-            </w:r>
-            <w:r>
-              <w:rPr>
-                <w:rFonts w:ascii="Times New Roman" w:eastAsia="Calibri" w:hAnsi="Times New Roman" w:cs="Times New Roman"/>
-                <w:sz w:val="28"/>
-                <w:szCs w:val="28"/>
-              </w:rPr>
-              <w:t>......................................................................</w:t>
+              <w:t>2</w:t>
             </w:r>
           </w:p>
         </w:tc>
@@ -4914,7 +4016,7 @@
                       <w:vertAlign w:val="superscript"/>
                       <w:lang w:eastAsia="zh-CN"/>
                     </w:rPr>
-                    <w:footnoteReference w:customMarkFollows="1" w:id="6"/>
+                    <w:footnoteReference w:customMarkFollows="1" w:id="5"/>
                     <w:t>4</w:t>
                   </w:r>
                   <w:r>
@@ -5625,7 +4727,7 @@
           <w:sz w:val="28"/>
           <w:szCs w:val="28"/>
         </w:rPr>
-        <w:t>Không có</w:t>
+        <w:t>Gởi kèm</w:t>
       </w:r>
       <w:r>
         <w:rPr>
@@ -5746,7 +4848,7 @@
           <w:sz w:val="28"/>
           <w:szCs w:val="28"/>
         </w:rPr>
-        <w:t>Gởi kèm</w:t>
+        <w:t>Không có</w:t>
       </w:r>
       <w:r>
         <w:rPr>
@@ -5923,9 +5025,25 @@
           <w:vertAlign w:val="superscript"/>
           <w:lang w:val="vi-VN" w:eastAsia="x-none"/>
         </w:rPr>
-        <w:footnoteReference w:customMarkFollows="1" w:id="7"/>
+        <w:footnoteReference w:customMarkFollows="1" w:id="6"/>
         <w:t>1</w:t>
       </w:r>
+    </w:p>
+    <w:p>
+      <w:pPr>
+        <w:pStyle w:val="ListParagraph"/>
+        <w:spacing w:before="60" w:after="60" w:line="240" w:lineRule="auto"/>
+        <w:jc w:val="both"/>
+        <w:rPr>
+          <w:rFonts w:ascii="Times New Roman" w:eastAsia="Calibri" w:hAnsi="Times New Roman" w:cs="Times New Roman"/>
+          <w:b/>
+          <w:bCs/>
+          <w:kern w:val="28"/>
+          <w:sz w:val="28"/>
+          <w:szCs w:val="32"/>
+          <w:lang w:eastAsia="x-none"/>
+        </w:rPr>
+      </w:pPr>
     </w:p>
     <w:p>
       <w:pPr>
@@ -5955,7 +5073,10 @@
           <w:szCs w:val="32"/>
           <w:lang w:eastAsia="x-none"/>
         </w:rPr>
-        <w:t xml:space="preserve">Thay đổi địa chỉ trụ sở do cập nhật tỉnh thành: </w:t>
+        <w:t>Cập nhật số điện thoại công ty:</w:t>
+      </w:r>
+      <w:r>
+        <w:t xml:space="preserve"> </w:t>
       </w:r>
       <w:r>
         <w:rPr>
@@ -5966,52 +5087,7 @@
           <w:szCs w:val="32"/>
           <w:lang w:eastAsia="x-none"/>
         </w:rPr>
-        <w:t>Số 54, Đường DX 063, Khu Phố 08, Phường Chánh Hiệp, Thành Phố Hồ Chí Minh, Việt Nam</w:t>
-      </w:r>
-    </w:p>
-    <w:p>
-      <w:pPr>
-        <w:pStyle w:val="ListParagraph"/>
-        <w:numPr>
-          <w:ilvl w:val="0"/>
-          <w:numId w:val="5"/>
-        </w:numPr>
-        <w:spacing w:before="60" w:after="60" w:line="240" w:lineRule="auto"/>
-        <w:jc w:val="both"/>
-        <w:rPr>
-          <w:rFonts w:ascii="Times New Roman" w:eastAsia="Calibri" w:hAnsi="Times New Roman" w:cs="Times New Roman"/>
-          <w:b/>
-          <w:bCs/>
-          <w:kern w:val="28"/>
-          <w:sz w:val="28"/>
-          <w:szCs w:val="32"/>
-          <w:lang w:eastAsia="x-none"/>
-        </w:rPr>
-      </w:pPr>
-      <w:r>
-        <w:rPr>
-          <w:rFonts w:ascii="Times New Roman" w:eastAsia="Calibri" w:hAnsi="Times New Roman" w:cs="Times New Roman"/>
-          <w:bCs/>
-          <w:kern w:val="28"/>
-          <w:sz w:val="28"/>
-          <w:szCs w:val="32"/>
-          <w:lang w:eastAsia="x-none"/>
-        </w:rPr>
-        <w:t>Cập nhật số điện thoại công ty:</w:t>
-      </w:r>
-      <w:r>
-        <w:t xml:space="preserve"> </w:t>
-      </w:r>
-      <w:r>
-        <w:rPr>
-          <w:rFonts w:ascii="Times New Roman" w:eastAsia="Calibri" w:hAnsi="Times New Roman" w:cs="Times New Roman"/>
-          <w:bCs/>
-          <w:kern w:val="28"/>
-          <w:sz w:val="28"/>
-          <w:szCs w:val="32"/>
-          <w:lang w:eastAsia="x-none"/>
-        </w:rPr>
-        <w:t>0972211542</w:t>
+        <w:t>0903024111</w:t>
       </w:r>
     </w:p>
     <w:p>
@@ -6742,7 +5818,7 @@
                 <w:szCs w:val="26"/>
                 <w:vertAlign w:val="superscript"/>
               </w:rPr>
-              <w:footnoteReference w:customMarkFollows="1" w:id="8"/>
+              <w:footnoteReference w:customMarkFollows="1" w:id="7"/>
               <w:t>1</w:t>
             </w:r>
             <w:r>
@@ -6879,10 +5955,10 @@
           <w:sz w:val="26"/>
           <w:szCs w:val="26"/>
         </w:rPr>
-        <w:t>TÔN NỮ ÁI LY</w:t>
-      </w:r>
-      <w:bookmarkStart w:id="7" w:name="_GoBack"/>
-      <w:bookmarkEnd w:id="7"/>
+        <w:t>PHẠM THANH SƠN</w:t>
+      </w:r>
+      <w:bookmarkStart w:id="5" w:name="_GoBack"/>
+      <w:bookmarkEnd w:id="5"/>
     </w:p>
     <w:sectPr>
       <w:headerReference w:type="first" r:id="rId7"/>
@@ -6989,37 +6065,7 @@
         <w:rPr>
           <w:spacing w:val="-10"/>
         </w:rPr>
-        <w:t xml:space="preserve"> - Doanh nghiệp có quyền tự do kinh doanh trong những ngành, nghề mà luật không cấm;</w:t>
-      </w:r>
-    </w:p>
-    <w:p>
-      <w:pPr>
-        <w:pStyle w:val="FootnoteText"/>
-        <w:jc w:val="both"/>
-        <w:rPr>
-          <w:spacing w:val="-10"/>
-        </w:rPr>
-      </w:pPr>
-      <w:r>
-        <w:rPr>
-          <w:spacing w:val="-10"/>
-        </w:rPr>
-        <w:t xml:space="preserve">- Các ngành, nghề cấm đầu tư kinh doanh quy định tại Điều 6 Luật Đầu tư; </w:t>
-      </w:r>
-    </w:p>
-    <w:p>
-      <w:pPr>
-        <w:pStyle w:val="FootnoteText"/>
-        <w:jc w:val="both"/>
-        <w:rPr>
-          <w:spacing w:val="-10"/>
-        </w:rPr>
-      </w:pPr>
-      <w:r>
-        <w:rPr>
-          <w:spacing w:val="-10"/>
-        </w:rPr>
-        <w:t>- Đối với những ngành, nghề đầu tư kinh doanh có điều kiện được quy định tại các văn bản quy phạm pháp luật khác, ngành, nghề kinh doanh được ghi theo ngành, nghề quy định tại các văn bản quy phạm pháp luật đó. Doanh nghiệp chỉ được kinh doanh khi có đủ điều kiện theo quy định.</w:t>
+        <w:t xml:space="preserve"> Trường hợp doanh nghiệp kê khai hình thức hạch toán là Hạch toán độc lập tại chỉ tiêu 5 thì bắt buộc phải kê khai thông tin về Kế toán trưởng/phụ trách kế toán tại chỉ tiêu 2.</w:t>
       </w:r>
     </w:p>
   </w:footnote>
@@ -7037,13 +6083,13 @@
           <w:rStyle w:val="FootnoteReference"/>
           <w:spacing w:val="-10"/>
         </w:rPr>
-        <w:t>1</w:t>
+        <w:t>2</w:t>
       </w:r>
       <w:r>
         <w:rPr>
           <w:spacing w:val="-10"/>
         </w:rPr>
-        <w:t xml:space="preserve"> Trường hợp doanh nghiệp kê khai hình thức hạch toán là Hạch toán độc lập tại chỉ tiêu 5 thì bắt buộc phải kê khai thông tin về Kế toán trưởng/phụ trách kế toán tại chỉ tiêu 2.</w:t>
+        <w:t xml:space="preserve"> Trường hợp doanh nghiệp được cấp Giấy chứng nhận đăng ký doanh nghiệp sau ngày bắt đầu hoạt động đã kê khai thì ngày bắt đầu hoạt động là ngày doanh nghiệp được cấp Giấy chứng nhận đăng ký doanh nghiệp.</w:t>
       </w:r>
     </w:p>
   </w:footnote>
@@ -7061,13 +6107,43 @@
           <w:rStyle w:val="FootnoteReference"/>
           <w:spacing w:val="-10"/>
         </w:rPr>
-        <w:t>2</w:t>
+        <w:t>3</w:t>
       </w:r>
       <w:r>
         <w:rPr>
           <w:spacing w:val="-10"/>
         </w:rPr>
-        <w:t xml:space="preserve"> Trường hợp doanh nghiệp được cấp Giấy chứng nhận đăng ký doanh nghiệp sau ngày bắt đầu hoạt động đã kê khai thì ngày bắt đầu hoạt động là ngày doanh nghiệp được cấp Giấy chứng nhận đăng ký doanh nghiệp.</w:t>
+        <w:t xml:space="preserve"> - Trường hợp niên độ kế toán theo năm dương lịch thì ghi từ ngày 01/01 đến ngày 31/12. </w:t>
+      </w:r>
+    </w:p>
+    <w:p>
+      <w:pPr>
+        <w:pStyle w:val="FootnoteText"/>
+        <w:jc w:val="both"/>
+        <w:rPr>
+          <w:spacing w:val="-10"/>
+        </w:rPr>
+      </w:pPr>
+      <w:r>
+        <w:rPr>
+          <w:spacing w:val="-10"/>
+        </w:rPr>
+        <w:t xml:space="preserve">- Trường hợp niên độ kế toán theo năm tài chính khác năm dương lịch thì ghi ngày, tháng bắt đầu niên độ kế toán là ngày đầu tiên của quý; ngày, tháng kết thúc niên độ kế toán là ngày cuối cùng của quý. </w:t>
+      </w:r>
+    </w:p>
+    <w:p>
+      <w:pPr>
+        <w:pStyle w:val="FootnoteText"/>
+        <w:jc w:val="both"/>
+        <w:rPr>
+          <w:spacing w:val="-10"/>
+        </w:rPr>
+      </w:pPr>
+      <w:r>
+        <w:rPr>
+          <w:spacing w:val="-10"/>
+        </w:rPr>
+        <w:t>- Tổng thời gian từ ngày bắt đầu đến ngày kết thúc niên độ kế toán phải đủ 12 tháng hoặc 4 quý liên tiếp.</w:t>
       </w:r>
     </w:p>
   </w:footnote>
@@ -7085,43 +6161,27 @@
           <w:rStyle w:val="FootnoteReference"/>
           <w:spacing w:val="-10"/>
         </w:rPr>
-        <w:t>3</w:t>
+        <w:t>4</w:t>
       </w:r>
       <w:r>
         <w:rPr>
           <w:spacing w:val="-10"/>
         </w:rPr>
-        <w:t xml:space="preserve"> - Trường hợp niên độ kế toán theo năm dương lịch thì ghi từ ngày 01/01 đến ngày 31/12. </w:t>
-      </w:r>
-    </w:p>
-    <w:p>
-      <w:pPr>
-        <w:pStyle w:val="FootnoteText"/>
-        <w:jc w:val="both"/>
-        <w:rPr>
+        <w:t xml:space="preserve"> Doanh nghiệp căn cứ vào quy định của pháp luật về thuế giá trị gia tăng và dự kiến hoạt động kinh doanh của doanh nghiệp để xác định 01 trong 04 phương pháp tính thuế giá trị gia tăng tại chỉ tiêu này, trừ trường hợp doanh nghiệp mua bán, chế tác vàng, bạc, đá quý có thể chọn thêm phương pháp trực tiếp trên GTGT ngoài các phương pháp khác (</w:t>
+      </w:r>
+      <w:r>
+        <w:rPr>
+          <w:i/>
+          <w:iCs/>
           <w:spacing w:val="-10"/>
         </w:rPr>
-      </w:pPr>
+        <w:t>nếu có</w:t>
+      </w:r>
       <w:r>
         <w:rPr>
           <w:spacing w:val="-10"/>
         </w:rPr>
-        <w:t xml:space="preserve">- Trường hợp niên độ kế toán theo năm tài chính khác năm dương lịch thì ghi ngày, tháng bắt đầu niên độ kế toán là ngày đầu tiên của quý; ngày, tháng kết thúc niên độ kế toán là ngày cuối cùng của quý. </w:t>
-      </w:r>
-    </w:p>
-    <w:p>
-      <w:pPr>
-        <w:pStyle w:val="FootnoteText"/>
-        <w:jc w:val="both"/>
-        <w:rPr>
-          <w:spacing w:val="-10"/>
-        </w:rPr>
-      </w:pPr>
-      <w:r>
-        <w:rPr>
-          <w:spacing w:val="-10"/>
-        </w:rPr>
-        <w:t>- Tổng thời gian từ ngày bắt đầu đến ngày kết thúc niên độ kế toán phải đủ 12 tháng hoặc 4 quý liên tiếp.</w:t>
+        <w:t>).</w:t>
       </w:r>
     </w:p>
   </w:footnote>
@@ -7139,55 +6199,17 @@
           <w:rStyle w:val="FootnoteReference"/>
           <w:spacing w:val="-10"/>
         </w:rPr>
-        <w:t>4</w:t>
+        <w:t>1</w:t>
       </w:r>
       <w:r>
         <w:rPr>
           <w:spacing w:val="-10"/>
         </w:rPr>
-        <w:t xml:space="preserve"> Doanh nghiệp căn cứ vào quy định của pháp luật về thuế giá trị gia tăng và dự kiến hoạt động kinh doanh của doanh nghiệp để xác định 01 trong 04 phương pháp tính thuế giá trị gia tăng tại chỉ tiêu này, trừ trường hợp doanh nghiệp mua bán, chế tác vàng, bạc, đá quý có thể chọn thêm phương pháp trực tiếp trên GTGT ngoài các phương pháp khác (</w:t>
-      </w:r>
-      <w:r>
-        <w:rPr>
-          <w:i/>
-          <w:iCs/>
-          <w:spacing w:val="-10"/>
-        </w:rPr>
-        <w:t>nếu có</w:t>
-      </w:r>
-      <w:r>
-        <w:rPr>
-          <w:spacing w:val="-10"/>
-        </w:rPr>
-        <w:t>).</w:t>
+        <w:t xml:space="preserve"> Trường hợp cập nhật, bổ sung thông tin đăng ký hoạt động chi nhánh/văn phòng đại diện/địa điểm kinh doanh sử dụng Mẫu số 19 Phụ lục I Thông tư này, không sử dụng mẫu này.</w:t>
       </w:r>
     </w:p>
   </w:footnote>
   <w:footnote w:id="7">
-    <w:p>
-      <w:pPr>
-        <w:pStyle w:val="FootnoteText"/>
-        <w:jc w:val="both"/>
-        <w:rPr>
-          <w:spacing w:val="-10"/>
-        </w:rPr>
-      </w:pPr>
-      <w:r>
-        <w:rPr>
-          <w:rStyle w:val="FootnoteReference"/>
-          <w:spacing w:val="-10"/>
-        </w:rPr>
-        <w:t>1</w:t>
-      </w:r>
-      <w:r>
-        <w:rPr>
-          <w:spacing w:val="-10"/>
-        </w:rPr>
-        <w:t xml:space="preserve"> Trường hợp cập nhật, bổ sung thông tin đăng ký hoạt động chi nhánh/văn phòng đại diện/địa điểm kinh doanh sử dụng Mẫu số 19 Phụ lục I Thông tư này, không sử dụng mẫu này.</w:t>
-      </w:r>
-    </w:p>
-  </w:footnote>
-  <w:footnote w:id="8">
     <w:p>
       <w:pPr>
         <w:pStyle w:val="FootnoteText"/>

--- a/CÔNG TY FELIZ THỌ LẬP/FELIZ THỌ LẬP_ThayDoiCSH_DDPL/HoSo2_Mẫu số 12_DeNghiThayDoi.docx
+++ b/CÔNG TY FELIZ THỌ LẬP/FELIZ THỌ LẬP_ThayDoiCSH_DDPL/HoSo2_Mẫu số 12_DeNghiThayDoi.docx
@@ -279,7 +279,7 @@
                 <w:sz w:val="26"/>
                 <w:szCs w:val="26"/>
               </w:rPr>
-              <w:t>3</w:t>
+              <w:t>2</w:t>
             </w:r>
             <w:r>
               <w:rPr>
@@ -306,8 +306,10 @@
                 <w:sz w:val="26"/>
                 <w:szCs w:val="26"/>
               </w:rPr>
-              <w:t>2</w:t>
-            </w:r>
+              <w:t>3</w:t>
+            </w:r>
+            <w:bookmarkStart w:id="1" w:name="_GoBack"/>
+            <w:bookmarkEnd w:id="1"/>
             <w:r>
               <w:rPr>
                 <w:rFonts w:ascii="Times New Roman" w:eastAsia="Times New Roman" w:hAnsi="Times New Roman" w:cs="Times New Roman"/>
@@ -440,7 +442,7 @@
         <w:br/>
         <w:t xml:space="preserve">Đăng ký </w:t>
       </w:r>
-      <w:bookmarkStart w:id="1" w:name="_Hlk174028475"/>
+      <w:bookmarkStart w:id="2" w:name="_Hlk174028475"/>
       <w:r>
         <w:rPr>
           <w:rFonts w:ascii="Times New Roman" w:eastAsia="Calibri" w:hAnsi="Times New Roman" w:cs="Times New Roman"/>
@@ -450,7 +452,7 @@
         </w:rPr>
         <w:t>thay đổi nội dung Giấy chứng nhận đăng ký doanh nghiệp</w:t>
       </w:r>
-      <w:bookmarkEnd w:id="1"/>
+      <w:bookmarkEnd w:id="2"/>
       <w:r>
         <w:rPr>
           <w:rFonts w:ascii="Times New Roman" w:eastAsia="Calibri" w:hAnsi="Times New Roman" w:cs="Times New Roman"/>
@@ -1166,7 +1168,7 @@
           <w:szCs w:val="28"/>
         </w:rPr>
       </w:pPr>
-      <w:bookmarkStart w:id="2" w:name="_Hlk177941427"/>
+      <w:bookmarkStart w:id="3" w:name="_Hlk177941427"/>
       <w:r>
         <w:rPr>
           <w:rFonts w:ascii="Times New Roman" w:eastAsia="Calibri" w:hAnsi="Times New Roman" w:cs="Times New Roman"/>
@@ -1184,9 +1186,9 @@
         </w:rPr>
         <w:t>Doanh nghiệp chọn và kê khai vào trang tương ứng với nội dung đăng ký/</w:t>
       </w:r>
-      <w:bookmarkStart w:id="3" w:name="_Hlk177941461"/>
+      <w:bookmarkStart w:id="4" w:name="_Hlk177941461"/>
     </w:p>
-    <w:bookmarkEnd w:id="3"/>
+    <w:bookmarkEnd w:id="4"/>
     <w:p>
       <w:pPr>
         <w:tabs>
@@ -1218,7 +1220,7 @@
         </w:rPr>
         <w:t>)</w:t>
       </w:r>
-      <w:bookmarkEnd w:id="2"/>
+      <w:bookmarkEnd w:id="3"/>
     </w:p>
     <w:p>
       <w:pPr>
@@ -1885,7 +1887,7 @@
         </w:rPr>
         <w:t xml:space="preserve">- Doanh </w:t>
       </w:r>
-      <w:bookmarkStart w:id="4" w:name="_Hlk177941472"/>
+      <w:bookmarkStart w:id="5" w:name="_Hlk177941472"/>
       <w:r>
         <w:rPr>
           <w:rFonts w:ascii="Times New Roman" w:eastAsia="Calibri" w:hAnsi="Times New Roman" w:cs="Times New Roman"/>
@@ -1917,7 +1919,7 @@
         <w:t xml:space="preserve">              Không</w:t>
       </w:r>
     </w:p>
-    <w:bookmarkEnd w:id="4"/>
+    <w:bookmarkEnd w:id="5"/>
     <w:p>
       <w:pPr>
         <w:spacing w:before="120" w:after="120" w:line="240" w:lineRule="auto"/>
@@ -5957,8 +5959,6 @@
         </w:rPr>
         <w:t>PHẠM THANH SƠN</w:t>
       </w:r>
-      <w:bookmarkStart w:id="5" w:name="_GoBack"/>
-      <w:bookmarkEnd w:id="5"/>
     </w:p>
     <w:sectPr>
       <w:headerReference w:type="first" r:id="rId7"/>

--- a/CÔNG TY FELIZ THỌ LẬP/FELIZ THỌ LẬP_ThayDoiCSH_DDPL/HoSo2_Mẫu số 12_DeNghiThayDoi.docx
+++ b/CÔNG TY FELIZ THỌ LẬP/FELIZ THỌ LẬP_ThayDoiCSH_DDPL/HoSo2_Mẫu số 12_DeNghiThayDoi.docx
@@ -1,6 +1,6 @@
 
 <file path=word/document.xml><?xml version="1.0" encoding="utf-8"?>
-<w:document xmlns:wpc="http://schemas.microsoft.com/office/word/2010/wordprocessingCanvas" xmlns:cx="http://schemas.microsoft.com/office/drawing/2014/chartex" xmlns:cx1="http://schemas.microsoft.com/office/drawing/2015/9/8/chartex" xmlns:mc="http://schemas.openxmlformats.org/markup-compatibility/2006" xmlns:o="urn:schemas-microsoft-com:office:office" xmlns:r="http://schemas.openxmlformats.org/officeDocument/2006/relationships" xmlns:m="http://schemas.openxmlformats.org/officeDocument/2006/math" xmlns:v="urn:schemas-microsoft-com:vml" xmlns:wp14="http://schemas.microsoft.com/office/word/2010/wordprocessingDrawing" xmlns:wp="http://schemas.openxmlformats.org/drawingml/2006/wordprocessingDrawing" xmlns:w10="urn:schemas-microsoft-com:office:word" xmlns:w="http://schemas.openxmlformats.org/wordprocessingml/2006/main" xmlns:w14="http://schemas.microsoft.com/office/word/2010/wordml" xmlns:w15="http://schemas.microsoft.com/office/word/2012/wordml" xmlns:w16se="http://schemas.microsoft.com/office/word/2015/wordml/symex" xmlns:wpg="http://schemas.microsoft.com/office/word/2010/wordprocessingGroup" xmlns:wpi="http://schemas.microsoft.com/office/word/2010/wordprocessingInk" xmlns:wne="http://schemas.microsoft.com/office/word/2006/wordml" xmlns:wps="http://schemas.microsoft.com/office/word/2010/wordprocessingShape" mc:Ignorable="w14 w15 w16se wp14">
+<w:document xmlns:wpc="http://schemas.microsoft.com/office/word/2010/wordprocessingCanvas" xmlns:cx="http://schemas.microsoft.com/office/drawing/2014/chartex" xmlns:mc="http://schemas.openxmlformats.org/markup-compatibility/2006" xmlns:o="urn:schemas-microsoft-com:office:office" xmlns:r="http://schemas.openxmlformats.org/officeDocument/2006/relationships" xmlns:m="http://schemas.openxmlformats.org/officeDocument/2006/math" xmlns:v="urn:schemas-microsoft-com:vml" xmlns:wp14="http://schemas.microsoft.com/office/word/2010/wordprocessingDrawing" xmlns:wp="http://schemas.openxmlformats.org/drawingml/2006/wordprocessingDrawing" xmlns:w10="urn:schemas-microsoft-com:office:word" xmlns:w="http://schemas.openxmlformats.org/wordprocessingml/2006/main" xmlns:w14="http://schemas.microsoft.com/office/word/2010/wordml" xmlns:w15="http://schemas.microsoft.com/office/word/2012/wordml" xmlns:w16se="http://schemas.microsoft.com/office/word/2015/wordml/symex" xmlns:wpg="http://schemas.microsoft.com/office/word/2010/wordprocessingGroup" xmlns:wpi="http://schemas.microsoft.com/office/word/2010/wordprocessingInk" xmlns:wne="http://schemas.microsoft.com/office/word/2006/wordml" xmlns:wps="http://schemas.microsoft.com/office/word/2010/wordprocessingShape" mc:Ignorable="w14 w15 w16se wp14">
   <w:body>
     <w:p>
       <w:pPr>
@@ -175,7 +175,7 @@
                     </wp:anchor>
                   </w:drawing>
                 </mc:Choice>
-                <mc:Fallback>
+                <mc:Fallback xmlns:cx1="http://schemas.microsoft.com/office/drawing/2015/9/8/chartex">
                   <w:pict>
                     <v:line w14:anchorId="1D12A4BF" id="Line 159" o:spid="_x0000_s1026" style="position:absolute;z-index:251682816;visibility:visible;mso-wrap-style:square;mso-width-percent:0;mso-height-percent:0;mso-wrap-distance-left:9pt;mso-wrap-distance-top:-3e-5mm;mso-wrap-distance-right:9pt;mso-wrap-distance-bottom:-3e-5mm;mso-position-horizontal:center;mso-position-horizontal-relative:margin;mso-position-vertical:absolute;mso-position-vertical-relative:text;mso-width-percent:0;mso-height-percent:0;mso-width-relative:page;mso-height-relative:page" from="0,15.5pt" to="158.75pt,15.5pt" o:gfxdata="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">
                       <w10:wrap anchorx="margin"/>
@@ -308,8 +308,6 @@
               </w:rPr>
               <w:t>3</w:t>
             </w:r>
-            <w:bookmarkStart w:id="1" w:name="_GoBack"/>
-            <w:bookmarkEnd w:id="1"/>
             <w:r>
               <w:rPr>
                 <w:rFonts w:ascii="Times New Roman" w:eastAsia="Times New Roman" w:hAnsi="Times New Roman" w:cs="Times New Roman"/>
@@ -413,7 +411,7 @@
               </wp:anchor>
             </w:drawing>
           </mc:Choice>
-          <mc:Fallback>
+          <mc:Fallback xmlns:cx1="http://schemas.microsoft.com/office/drawing/2015/9/8/chartex">
             <w:pict>
               <v:line w14:anchorId="70E5418D" id="Straight Connector 1" o:spid="_x0000_s1026" style="position:absolute;z-index:251683840;visibility:visible;mso-wrap-style:square;mso-width-percent:0;mso-wrap-distance-left:9pt;mso-wrap-distance-top:0;mso-wrap-distance-right:9pt;mso-wrap-distance-bottom:0;mso-position-horizontal:center;mso-position-horizontal-relative:margin;mso-position-vertical:absolute;mso-position-vertical-relative:text;mso-width-percent:0;mso-width-relative:margin" from="0,66.95pt" to="111.65pt,66.95pt" o:gfxdata="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" strokecolor="windowText" strokeweight=".5pt">
                 <v:stroke joinstyle="miter"/>
@@ -442,7 +440,7 @@
         <w:br/>
         <w:t xml:space="preserve">Đăng ký </w:t>
       </w:r>
-      <w:bookmarkStart w:id="2" w:name="_Hlk174028475"/>
+      <w:bookmarkStart w:id="1" w:name="_Hlk174028475"/>
       <w:r>
         <w:rPr>
           <w:rFonts w:ascii="Times New Roman" w:eastAsia="Calibri" w:hAnsi="Times New Roman" w:cs="Times New Roman"/>
@@ -452,7 +450,7 @@
         </w:rPr>
         <w:t>thay đổi nội dung Giấy chứng nhận đăng ký doanh nghiệp</w:t>
       </w:r>
-      <w:bookmarkEnd w:id="2"/>
+      <w:bookmarkEnd w:id="1"/>
       <w:r>
         <w:rPr>
           <w:rFonts w:ascii="Times New Roman" w:eastAsia="Calibri" w:hAnsi="Times New Roman" w:cs="Times New Roman"/>
@@ -1168,7 +1166,7 @@
           <w:szCs w:val="28"/>
         </w:rPr>
       </w:pPr>
-      <w:bookmarkStart w:id="3" w:name="_Hlk177941427"/>
+      <w:bookmarkStart w:id="2" w:name="_Hlk177941427"/>
       <w:r>
         <w:rPr>
           <w:rFonts w:ascii="Times New Roman" w:eastAsia="Calibri" w:hAnsi="Times New Roman" w:cs="Times New Roman"/>
@@ -1186,9 +1184,9 @@
         </w:rPr>
         <w:t>Doanh nghiệp chọn và kê khai vào trang tương ứng với nội dung đăng ký/</w:t>
       </w:r>
-      <w:bookmarkStart w:id="4" w:name="_Hlk177941461"/>
+      <w:bookmarkStart w:id="3" w:name="_Hlk177941461"/>
     </w:p>
-    <w:bookmarkEnd w:id="4"/>
+    <w:bookmarkEnd w:id="3"/>
     <w:p>
       <w:pPr>
         <w:tabs>
@@ -1220,7 +1218,7 @@
         </w:rPr>
         <w:t>)</w:t>
       </w:r>
-      <w:bookmarkEnd w:id="3"/>
+      <w:bookmarkEnd w:id="2"/>
     </w:p>
     <w:p>
       <w:pPr>
@@ -1302,7 +1300,7 @@
               </wp:anchor>
             </w:drawing>
           </mc:Choice>
-          <mc:Fallback>
+          <mc:Fallback xmlns:cx1="http://schemas.microsoft.com/office/drawing/2015/9/8/chartex">
             <w:pict>
               <v:rect w14:anchorId="150B91A8" id="Rectangle 800" o:spid="_x0000_s1026" style="position:absolute;margin-left:398.8pt;margin-top:62.75pt;width:20.15pt;height:15.95pt;z-index:251665408;visibility:visible;mso-wrap-style:none;mso-width-percent:0;mso-height-percent:0;mso-wrap-distance-left:9pt;mso-wrap-distance-top:0;mso-wrap-distance-right:9pt;mso-wrap-distance-bottom:0;mso-position-horizontal:absolute;mso-position-horizontal-relative:text;mso-position-vertical:absolute;mso-position-vertical-relative:text;mso-width-percent:0;mso-height-percent:0;mso-width-relative:page;mso-height-relative:page;v-text-anchor:middle" o:gfxdata="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" strokeweight=".26mm">
                 <v:stroke endcap="square"/>
@@ -1377,7 +1375,7 @@
               </wp:anchor>
             </w:drawing>
           </mc:Choice>
-          <mc:Fallback>
+          <mc:Fallback xmlns:cx1="http://schemas.microsoft.com/office/drawing/2015/9/8/chartex">
             <w:pict>
               <v:rect w14:anchorId="3C0D0F71" id="Rectangle 826" o:spid="_x0000_s1026" style="position:absolute;margin-left:398.8pt;margin-top:86.4pt;width:20.15pt;height:15.95pt;z-index:251666432;visibility:visible;mso-wrap-style:none;mso-width-percent:0;mso-height-percent:0;mso-wrap-distance-left:9pt;mso-wrap-distance-top:0;mso-wrap-distance-right:9pt;mso-wrap-distance-bottom:0;mso-position-horizontal:absolute;mso-position-horizontal-relative:text;mso-position-vertical:absolute;mso-position-vertical-relative:text;mso-width-percent:0;mso-height-percent:0;mso-width-relative:page;mso-height-relative:page;v-text-anchor:middle" o:gfxdata="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" strokeweight=".26mm">
                 <v:stroke endcap="square"/>
@@ -1887,7 +1885,7 @@
         </w:rPr>
         <w:t xml:space="preserve">- Doanh </w:t>
       </w:r>
-      <w:bookmarkStart w:id="5" w:name="_Hlk177941472"/>
+      <w:bookmarkStart w:id="4" w:name="_Hlk177941472"/>
       <w:r>
         <w:rPr>
           <w:rFonts w:ascii="Times New Roman" w:eastAsia="Calibri" w:hAnsi="Times New Roman" w:cs="Times New Roman"/>
@@ -1919,7 +1917,7 @@
         <w:t xml:space="preserve">              Không</w:t>
       </w:r>
     </w:p>
-    <w:bookmarkEnd w:id="5"/>
+    <w:bookmarkEnd w:id="4"/>
     <w:p>
       <w:pPr>
         <w:spacing w:before="120" w:after="120" w:line="240" w:lineRule="auto"/>
@@ -1962,6 +1960,2207 @@
     </w:p>
     <w:p>
       <w:pPr>
+        <w:spacing w:before="120" w:after="0" w:line="276" w:lineRule="auto"/>
+        <w:jc w:val="center"/>
+        <w:rPr>
+          <w:rFonts w:ascii="Times New Roman" w:eastAsia="Calibri" w:hAnsi="Times New Roman" w:cs="Times New Roman"/>
+          <w:sz w:val="28"/>
+          <w:szCs w:val="28"/>
+          <w:vertAlign w:val="superscript"/>
+        </w:rPr>
+      </w:pPr>
+      <w:bookmarkStart w:id="5" w:name="_Hlk177941885"/>
+      <w:bookmarkStart w:id="6" w:name="_Hlk177941696"/>
+      <w:r>
+        <w:rPr>
+          <w:rFonts w:ascii="Times New Roman" w:eastAsia="Calibri" w:hAnsi="Times New Roman" w:cs="Times New Roman"/>
+          <w:bCs/>
+          <w:kern w:val="28"/>
+          <w:sz w:val="28"/>
+          <w:szCs w:val="32"/>
+          <w:lang w:eastAsia="x-none"/>
+        </w:rPr>
+        <w:lastRenderedPageBreak/>
+        <w:t xml:space="preserve">THÔNG BÁO </w:t>
+      </w:r>
+      <w:r>
+        <w:rPr>
+          <w:rFonts w:ascii="Times New Roman" w:eastAsia="Calibri" w:hAnsi="Times New Roman" w:cs="Times New Roman"/>
+          <w:sz w:val="28"/>
+          <w:szCs w:val="28"/>
+        </w:rPr>
+        <w:t xml:space="preserve">THAY ĐỔI </w:t>
+      </w:r>
+      <w:bookmarkEnd w:id="5"/>
+      <w:r>
+        <w:rPr>
+          <w:rFonts w:ascii="Times New Roman" w:eastAsia="Calibri" w:hAnsi="Times New Roman" w:cs="Times New Roman"/>
+          <w:sz w:val="28"/>
+          <w:szCs w:val="28"/>
+        </w:rPr>
+        <w:t>NGÀNH, NGHỀ KINH DOANH</w:t>
+      </w:r>
+      <w:bookmarkEnd w:id="6"/>
+      <w:r>
+        <w:rPr>
+          <w:rFonts w:ascii="Times New Roman" w:eastAsia="Calibri" w:hAnsi="Times New Roman" w:cs="Times New Roman"/>
+          <w:sz w:val="28"/>
+          <w:szCs w:val="28"/>
+          <w:vertAlign w:val="superscript"/>
+        </w:rPr>
+        <w:footnoteReference w:customMarkFollows="1" w:id="2"/>
+        <w:t>1</w:t>
+      </w:r>
+    </w:p>
+    <w:p>
+      <w:pPr>
+        <w:spacing w:before="240" w:after="120" w:line="340" w:lineRule="exact"/>
+        <w:ind w:firstLine="720"/>
+        <w:jc w:val="both"/>
+        <w:rPr>
+          <w:rFonts w:ascii="Times New Roman" w:eastAsia="Calibri" w:hAnsi="Times New Roman" w:cs="Times New Roman"/>
+          <w:sz w:val="28"/>
+          <w:szCs w:val="28"/>
+        </w:rPr>
+      </w:pPr>
+      <w:r>
+        <w:rPr>
+          <w:rFonts w:ascii="Times New Roman" w:eastAsia="Calibri" w:hAnsi="Times New Roman" w:cs="Times New Roman"/>
+          <w:b/>
+          <w:sz w:val="28"/>
+          <w:szCs w:val="28"/>
+        </w:rPr>
+        <w:t xml:space="preserve">1. Bổ sung ngành, nghề kinh doanh sau </w:t>
+      </w:r>
+      <w:r>
+        <w:rPr>
+          <w:rFonts w:ascii="Times New Roman" w:eastAsia="Calibri" w:hAnsi="Times New Roman" w:cs="Times New Roman"/>
+          <w:sz w:val="28"/>
+          <w:szCs w:val="28"/>
+        </w:rPr>
+        <w:t>(</w:t>
+      </w:r>
+      <w:r>
+        <w:rPr>
+          <w:rFonts w:ascii="Times New Roman" w:eastAsia="Calibri" w:hAnsi="Times New Roman" w:cs="Times New Roman"/>
+          <w:i/>
+          <w:sz w:val="28"/>
+          <w:szCs w:val="28"/>
+        </w:rPr>
+        <w:t>kê khai trong trường hợp doanh nghiệp thông báo bổ sung ngành, nghề kinh doanh vào danh sách ngành, nghề kinh doanh đã đăng ký với cơ quan đăng ký kinh doanh</w:t>
+      </w:r>
+      <w:r>
+        <w:rPr>
+          <w:rFonts w:ascii="Times New Roman" w:eastAsia="Calibri" w:hAnsi="Times New Roman" w:cs="Times New Roman"/>
+          <w:sz w:val="28"/>
+          <w:szCs w:val="28"/>
+        </w:rPr>
+        <w:t>):</w:t>
+      </w:r>
+    </w:p>
+    <w:tbl>
+      <w:tblPr>
+        <w:tblW w:w="9214" w:type="dxa"/>
+        <w:tblInd w:w="108" w:type="dxa"/>
+        <w:tblBorders>
+          <w:top w:val="single" w:sz="4" w:space="0" w:color="000000"/>
+          <w:left w:val="single" w:sz="4" w:space="0" w:color="000000"/>
+          <w:bottom w:val="single" w:sz="4" w:space="0" w:color="000000"/>
+          <w:right w:val="single" w:sz="4" w:space="0" w:color="000000"/>
+          <w:insideH w:val="single" w:sz="4" w:space="0" w:color="000000"/>
+          <w:insideV w:val="single" w:sz="4" w:space="0" w:color="000000"/>
+        </w:tblBorders>
+        <w:tblLook w:val="04A0" w:firstRow="1" w:lastRow="0" w:firstColumn="1" w:lastColumn="0" w:noHBand="0" w:noVBand="1"/>
+      </w:tblPr>
+      <w:tblGrid>
+        <w:gridCol w:w="810"/>
+        <w:gridCol w:w="5466"/>
+        <w:gridCol w:w="901"/>
+        <w:gridCol w:w="2037"/>
+      </w:tblGrid>
+      <w:tr>
+        <w:tc>
+          <w:tcPr>
+            <w:tcW w:w="810" w:type="dxa"/>
+          </w:tcPr>
+          <w:p>
+            <w:pPr>
+              <w:spacing w:before="120" w:after="0" w:line="340" w:lineRule="exact"/>
+              <w:jc w:val="center"/>
+              <w:rPr>
+                <w:rFonts w:ascii="Times New Roman" w:eastAsia="Calibri" w:hAnsi="Times New Roman" w:cs="Times New Roman"/>
+                <w:sz w:val="28"/>
+                <w:szCs w:val="28"/>
+              </w:rPr>
+            </w:pPr>
+            <w:r>
+              <w:rPr>
+                <w:rFonts w:ascii="Times New Roman" w:eastAsia="Calibri" w:hAnsi="Times New Roman" w:cs="Times New Roman"/>
+                <w:sz w:val="28"/>
+                <w:szCs w:val="28"/>
+              </w:rPr>
+              <w:t>STT</w:t>
+            </w:r>
+          </w:p>
+        </w:tc>
+        <w:tc>
+          <w:tcPr>
+            <w:tcW w:w="5466" w:type="dxa"/>
+          </w:tcPr>
+          <w:p>
+            <w:pPr>
+              <w:spacing w:before="120" w:after="0" w:line="340" w:lineRule="exact"/>
+              <w:jc w:val="center"/>
+              <w:rPr>
+                <w:rFonts w:ascii="Times New Roman" w:eastAsia="Calibri" w:hAnsi="Times New Roman" w:cs="Times New Roman"/>
+                <w:sz w:val="28"/>
+                <w:szCs w:val="28"/>
+              </w:rPr>
+            </w:pPr>
+            <w:r>
+              <w:rPr>
+                <w:rFonts w:ascii="Times New Roman" w:eastAsia="Calibri" w:hAnsi="Times New Roman" w:cs="Times New Roman"/>
+                <w:sz w:val="28"/>
+                <w:szCs w:val="28"/>
+              </w:rPr>
+              <w:t xml:space="preserve">Tên ngành, nghề kinh doanh </w:t>
+            </w:r>
+          </w:p>
+          <w:p>
+            <w:pPr>
+              <w:spacing w:after="0" w:line="340" w:lineRule="exact"/>
+              <w:jc w:val="center"/>
+              <w:rPr>
+                <w:rFonts w:ascii="Times New Roman" w:eastAsia="Calibri" w:hAnsi="Times New Roman" w:cs="Times New Roman"/>
+                <w:sz w:val="28"/>
+                <w:szCs w:val="28"/>
+              </w:rPr>
+            </w:pPr>
+            <w:r>
+              <w:rPr>
+                <w:rFonts w:ascii="Times New Roman" w:eastAsia="Calibri" w:hAnsi="Times New Roman" w:cs="Times New Roman"/>
+                <w:sz w:val="28"/>
+                <w:szCs w:val="28"/>
+              </w:rPr>
+              <w:t>được bổ sung</w:t>
+            </w:r>
+          </w:p>
+        </w:tc>
+        <w:tc>
+          <w:tcPr>
+            <w:tcW w:w="901" w:type="dxa"/>
+          </w:tcPr>
+          <w:p>
+            <w:pPr>
+              <w:spacing w:before="120" w:after="0" w:line="340" w:lineRule="exact"/>
+              <w:jc w:val="center"/>
+              <w:rPr>
+                <w:rFonts w:ascii="Times New Roman" w:eastAsia="Calibri" w:hAnsi="Times New Roman" w:cs="Times New Roman"/>
+                <w:sz w:val="28"/>
+                <w:szCs w:val="28"/>
+              </w:rPr>
+            </w:pPr>
+            <w:r>
+              <w:rPr>
+                <w:rFonts w:ascii="Times New Roman" w:eastAsia="Calibri" w:hAnsi="Times New Roman" w:cs="Times New Roman"/>
+                <w:sz w:val="28"/>
+                <w:szCs w:val="28"/>
+              </w:rPr>
+              <w:t>Mã ngành</w:t>
+            </w:r>
+          </w:p>
+        </w:tc>
+        <w:tc>
+          <w:tcPr>
+            <w:tcW w:w="2037" w:type="dxa"/>
+          </w:tcPr>
+          <w:p>
+            <w:pPr>
+              <w:spacing w:before="120" w:after="0" w:line="340" w:lineRule="exact"/>
+              <w:jc w:val="center"/>
+              <w:rPr>
+                <w:rFonts w:ascii="Times New Roman" w:eastAsia="Calibri" w:hAnsi="Times New Roman" w:cs="Times New Roman"/>
+                <w:sz w:val="28"/>
+                <w:szCs w:val="28"/>
+              </w:rPr>
+            </w:pPr>
+            <w:r>
+              <w:rPr>
+                <w:rFonts w:ascii="Times New Roman" w:eastAsia="Times New Roman" w:hAnsi="Times New Roman" w:cs="Times New Roman"/>
+                <w:sz w:val="28"/>
+                <w:szCs w:val="28"/>
+                <w:lang w:eastAsia="zh-CN"/>
+              </w:rPr>
+              <w:t>Ngành, nghề kinh doanh chính</w:t>
+            </w:r>
+          </w:p>
+        </w:tc>
+      </w:tr>
+      <w:tr>
+        <w:tc>
+          <w:tcPr>
+            <w:tcW w:w="810" w:type="dxa"/>
+          </w:tcPr>
+          <w:p>
+            <w:pPr>
+              <w:spacing w:after="0" w:line="240" w:lineRule="auto"/>
+              <w:jc w:val="center"/>
+              <w:rPr>
+                <w:rFonts w:ascii="Times New Roman" w:eastAsia="Times New Roman" w:hAnsi="Times New Roman" w:cs="Times New Roman"/>
+                <w:sz w:val="24"/>
+              </w:rPr>
+            </w:pPr>
+            <w:r>
+              <w:rPr>
+                <w:rFonts w:ascii="Times New Roman" w:eastAsia="Times New Roman" w:hAnsi="Times New Roman" w:cs="Times New Roman"/>
+                <w:sz w:val="24"/>
+              </w:rPr>
+              <w:t>1</w:t>
+            </w:r>
+          </w:p>
+        </w:tc>
+        <w:tc>
+          <w:tcPr>
+            <w:tcW w:w="5466" w:type="dxa"/>
+          </w:tcPr>
+          <w:p>
+            <w:pPr>
+              <w:spacing w:after="0" w:line="240" w:lineRule="auto"/>
+              <w:rPr>
+                <w:rFonts w:ascii="Times New Roman" w:eastAsia="Times New Roman" w:hAnsi="Times New Roman" w:cs="Times New Roman"/>
+                <w:sz w:val="24"/>
+              </w:rPr>
+            </w:pPr>
+            <w:r>
+              <w:rPr>
+                <w:rFonts w:ascii="Times New Roman" w:eastAsia="Times New Roman" w:hAnsi="Times New Roman" w:cs="Times New Roman"/>
+                <w:sz w:val="24"/>
+              </w:rPr>
+              <w:t>Dịch vụ spa và xông hơi</w:t>
+            </w:r>
+          </w:p>
+          <w:p>
+            <w:pPr>
+              <w:spacing w:after="0" w:line="240" w:lineRule="auto"/>
+              <w:rPr>
+                <w:rFonts w:ascii="Times New Roman" w:eastAsia="Times New Roman" w:hAnsi="Times New Roman" w:cs="Times New Roman"/>
+                <w:sz w:val="24"/>
+              </w:rPr>
+            </w:pPr>
+            <w:r>
+              <w:rPr>
+                <w:rFonts w:ascii="Times New Roman" w:eastAsia="Times New Roman" w:hAnsi="Times New Roman" w:cs="Times New Roman"/>
+                <w:sz w:val="24"/>
+              </w:rPr>
+              <w:t>Chi tiết: Dịch vụ tắm hơi, massage và các dịch vụ tăng cường sức khoẻ tương tự (trừ hoạt động thể thao)</w:t>
+            </w:r>
+          </w:p>
+        </w:tc>
+        <w:tc>
+          <w:tcPr>
+            <w:tcW w:w="901" w:type="dxa"/>
+          </w:tcPr>
+          <w:p>
+            <w:pPr>
+              <w:spacing w:after="0" w:line="240" w:lineRule="auto"/>
+              <w:rPr>
+                <w:rFonts w:ascii="Times New Roman" w:eastAsia="Times New Roman" w:hAnsi="Times New Roman" w:cs="Times New Roman"/>
+                <w:sz w:val="24"/>
+              </w:rPr>
+            </w:pPr>
+            <w:r>
+              <w:rPr>
+                <w:rFonts w:ascii="Times New Roman" w:eastAsia="Times New Roman" w:hAnsi="Times New Roman" w:cs="Times New Roman"/>
+                <w:sz w:val="24"/>
+              </w:rPr>
+              <w:t>9623</w:t>
+            </w:r>
+          </w:p>
+        </w:tc>
+        <w:tc>
+          <w:tcPr>
+            <w:tcW w:w="2037" w:type="dxa"/>
+          </w:tcPr>
+          <w:p>
+            <w:pPr>
+              <w:spacing w:after="0" w:line="240" w:lineRule="auto"/>
+              <w:jc w:val="center"/>
+              <w:rPr>
+                <w:rFonts w:ascii="Times New Roman" w:eastAsia="Times New Roman" w:hAnsi="Times New Roman" w:cs="Times New Roman"/>
+                <w:sz w:val="24"/>
+              </w:rPr>
+            </w:pPr>
+          </w:p>
+        </w:tc>
+      </w:tr>
+      <w:tr>
+        <w:tc>
+          <w:tcPr>
+            <w:tcW w:w="810" w:type="dxa"/>
+          </w:tcPr>
+          <w:p>
+            <w:pPr>
+              <w:spacing w:after="0" w:line="240" w:lineRule="auto"/>
+              <w:jc w:val="center"/>
+              <w:rPr>
+                <w:rFonts w:ascii="Times New Roman" w:eastAsia="Times New Roman" w:hAnsi="Times New Roman" w:cs="Times New Roman"/>
+                <w:sz w:val="24"/>
+              </w:rPr>
+            </w:pPr>
+            <w:r>
+              <w:rPr>
+                <w:rFonts w:ascii="Times New Roman" w:eastAsia="Times New Roman" w:hAnsi="Times New Roman" w:cs="Times New Roman"/>
+                <w:sz w:val="24"/>
+              </w:rPr>
+              <w:t>2</w:t>
+            </w:r>
+          </w:p>
+        </w:tc>
+        <w:tc>
+          <w:tcPr>
+            <w:tcW w:w="5466" w:type="dxa"/>
+          </w:tcPr>
+          <w:p>
+            <w:pPr>
+              <w:spacing w:after="0" w:line="240" w:lineRule="auto"/>
+              <w:rPr>
+                <w:rFonts w:ascii="Times New Roman" w:eastAsia="Times New Roman" w:hAnsi="Times New Roman" w:cs="Times New Roman"/>
+                <w:sz w:val="24"/>
+              </w:rPr>
+            </w:pPr>
+            <w:r>
+              <w:rPr>
+                <w:rFonts w:ascii="Times New Roman" w:eastAsia="Times New Roman" w:hAnsi="Times New Roman" w:cs="Times New Roman"/>
+                <w:sz w:val="24"/>
+              </w:rPr>
+              <w:t>Bán buôn vật liệu, thiết bị lắp đặt khác trong xây dựng</w:t>
+            </w:r>
+          </w:p>
+        </w:tc>
+        <w:tc>
+          <w:tcPr>
+            <w:tcW w:w="901" w:type="dxa"/>
+          </w:tcPr>
+          <w:p>
+            <w:pPr>
+              <w:spacing w:after="0" w:line="240" w:lineRule="auto"/>
+              <w:rPr>
+                <w:rFonts w:ascii="Times New Roman" w:eastAsia="Times New Roman" w:hAnsi="Times New Roman" w:cs="Times New Roman"/>
+                <w:sz w:val="24"/>
+              </w:rPr>
+            </w:pPr>
+            <w:r>
+              <w:rPr>
+                <w:rFonts w:ascii="Times New Roman" w:eastAsia="Times New Roman" w:hAnsi="Times New Roman" w:cs="Times New Roman"/>
+                <w:sz w:val="24"/>
+              </w:rPr>
+              <w:t>4673</w:t>
+            </w:r>
+          </w:p>
+        </w:tc>
+        <w:tc>
+          <w:tcPr>
+            <w:tcW w:w="2037" w:type="dxa"/>
+          </w:tcPr>
+          <w:p>
+            <w:pPr>
+              <w:spacing w:after="0" w:line="240" w:lineRule="auto"/>
+              <w:jc w:val="center"/>
+              <w:rPr>
+                <w:rFonts w:ascii="Times New Roman" w:eastAsia="Times New Roman" w:hAnsi="Times New Roman" w:cs="Times New Roman"/>
+                <w:sz w:val="24"/>
+              </w:rPr>
+            </w:pPr>
+          </w:p>
+        </w:tc>
+      </w:tr>
+      <w:tr>
+        <w:tc>
+          <w:tcPr>
+            <w:tcW w:w="810" w:type="dxa"/>
+          </w:tcPr>
+          <w:p>
+            <w:pPr>
+              <w:spacing w:after="0" w:line="240" w:lineRule="auto"/>
+              <w:jc w:val="center"/>
+              <w:rPr>
+                <w:rFonts w:ascii="Times New Roman" w:eastAsia="Times New Roman" w:hAnsi="Times New Roman" w:cs="Times New Roman"/>
+                <w:sz w:val="24"/>
+              </w:rPr>
+            </w:pPr>
+            <w:r>
+              <w:rPr>
+                <w:rFonts w:ascii="Times New Roman" w:eastAsia="Times New Roman" w:hAnsi="Times New Roman" w:cs="Times New Roman"/>
+                <w:sz w:val="24"/>
+              </w:rPr>
+              <w:t>3</w:t>
+            </w:r>
+          </w:p>
+        </w:tc>
+        <w:tc>
+          <w:tcPr>
+            <w:tcW w:w="5466" w:type="dxa"/>
+          </w:tcPr>
+          <w:p>
+            <w:pPr>
+              <w:spacing w:after="0" w:line="240" w:lineRule="auto"/>
+              <w:rPr>
+                <w:rFonts w:ascii="Times New Roman" w:eastAsia="Times New Roman" w:hAnsi="Times New Roman" w:cs="Times New Roman"/>
+                <w:sz w:val="24"/>
+              </w:rPr>
+            </w:pPr>
+            <w:r>
+              <w:rPr>
+                <w:rFonts w:ascii="Times New Roman" w:eastAsia="Times New Roman" w:hAnsi="Times New Roman" w:cs="Times New Roman"/>
+                <w:sz w:val="24"/>
+              </w:rPr>
+              <w:t>Bán buôn chuyên doanh khác chưa được phân vào đâu</w:t>
+            </w:r>
+          </w:p>
+          <w:p>
+            <w:pPr>
+              <w:spacing w:after="0" w:line="240" w:lineRule="auto"/>
+              <w:rPr>
+                <w:rFonts w:ascii="Times New Roman" w:eastAsia="Times New Roman" w:hAnsi="Times New Roman" w:cs="Times New Roman"/>
+                <w:sz w:val="24"/>
+              </w:rPr>
+            </w:pPr>
+            <w:r>
+              <w:rPr>
+                <w:rFonts w:ascii="Times New Roman" w:eastAsia="Times New Roman" w:hAnsi="Times New Roman" w:cs="Times New Roman"/>
+                <w:sz w:val="24"/>
+              </w:rPr>
+              <w:t>Chi tiết:</w:t>
+            </w:r>
+          </w:p>
+          <w:p>
+            <w:pPr>
+              <w:spacing w:after="0" w:line="240" w:lineRule="auto"/>
+              <w:rPr>
+                <w:rFonts w:ascii="Times New Roman" w:eastAsia="Times New Roman" w:hAnsi="Times New Roman" w:cs="Times New Roman"/>
+                <w:sz w:val="24"/>
+              </w:rPr>
+            </w:pPr>
+            <w:r>
+              <w:rPr>
+                <w:rFonts w:ascii="Times New Roman" w:eastAsia="Times New Roman" w:hAnsi="Times New Roman" w:cs="Times New Roman"/>
+                <w:sz w:val="24"/>
+              </w:rPr>
+              <w:t>- Bán buôn hàng thủ công mỹ nghệ;</w:t>
+            </w:r>
+          </w:p>
+          <w:p>
+            <w:pPr>
+              <w:spacing w:after="0" w:line="240" w:lineRule="auto"/>
+              <w:rPr>
+                <w:rFonts w:ascii="Times New Roman" w:eastAsia="Times New Roman" w:hAnsi="Times New Roman" w:cs="Times New Roman"/>
+                <w:sz w:val="24"/>
+              </w:rPr>
+            </w:pPr>
+            <w:r>
+              <w:rPr>
+                <w:rFonts w:ascii="Times New Roman" w:eastAsia="Times New Roman" w:hAnsi="Times New Roman" w:cs="Times New Roman"/>
+                <w:sz w:val="24"/>
+              </w:rPr>
+              <w:t>- Bán buôn phân bón các loại.</w:t>
+            </w:r>
+          </w:p>
+        </w:tc>
+        <w:tc>
+          <w:tcPr>
+            <w:tcW w:w="901" w:type="dxa"/>
+          </w:tcPr>
+          <w:p>
+            <w:pPr>
+              <w:spacing w:after="0" w:line="240" w:lineRule="auto"/>
+              <w:rPr>
+                <w:rFonts w:ascii="Times New Roman" w:eastAsia="Times New Roman" w:hAnsi="Times New Roman" w:cs="Times New Roman"/>
+                <w:sz w:val="24"/>
+              </w:rPr>
+            </w:pPr>
+            <w:r>
+              <w:rPr>
+                <w:rFonts w:ascii="Times New Roman" w:eastAsia="Times New Roman" w:hAnsi="Times New Roman" w:cs="Times New Roman"/>
+                <w:sz w:val="24"/>
+              </w:rPr>
+              <w:t>4679</w:t>
+            </w:r>
+          </w:p>
+        </w:tc>
+        <w:tc>
+          <w:tcPr>
+            <w:tcW w:w="2037" w:type="dxa"/>
+          </w:tcPr>
+          <w:p>
+            <w:pPr>
+              <w:spacing w:after="0" w:line="240" w:lineRule="auto"/>
+              <w:jc w:val="center"/>
+              <w:rPr>
+                <w:rFonts w:ascii="Times New Roman" w:eastAsia="Times New Roman" w:hAnsi="Times New Roman" w:cs="Times New Roman"/>
+                <w:sz w:val="24"/>
+              </w:rPr>
+            </w:pPr>
+          </w:p>
+        </w:tc>
+      </w:tr>
+      <w:tr>
+        <w:tc>
+          <w:tcPr>
+            <w:tcW w:w="810" w:type="dxa"/>
+          </w:tcPr>
+          <w:p>
+            <w:pPr>
+              <w:spacing w:after="0" w:line="240" w:lineRule="auto"/>
+              <w:jc w:val="center"/>
+              <w:rPr>
+                <w:rFonts w:ascii="Times New Roman" w:eastAsia="Times New Roman" w:hAnsi="Times New Roman" w:cs="Times New Roman"/>
+                <w:sz w:val="24"/>
+              </w:rPr>
+            </w:pPr>
+            <w:r>
+              <w:rPr>
+                <w:rFonts w:ascii="Times New Roman" w:eastAsia="Times New Roman" w:hAnsi="Times New Roman" w:cs="Times New Roman"/>
+                <w:sz w:val="24"/>
+              </w:rPr>
+              <w:t>4</w:t>
+            </w:r>
+          </w:p>
+        </w:tc>
+        <w:tc>
+          <w:tcPr>
+            <w:tcW w:w="5466" w:type="dxa"/>
+          </w:tcPr>
+          <w:p>
+            <w:pPr>
+              <w:spacing w:after="0" w:line="240" w:lineRule="auto"/>
+              <w:rPr>
+                <w:rFonts w:ascii="Times New Roman" w:eastAsia="Times New Roman" w:hAnsi="Times New Roman" w:cs="Times New Roman"/>
+                <w:sz w:val="24"/>
+              </w:rPr>
+            </w:pPr>
+            <w:r>
+              <w:rPr>
+                <w:rFonts w:ascii="Times New Roman" w:eastAsia="Times New Roman" w:hAnsi="Times New Roman" w:cs="Times New Roman"/>
+                <w:sz w:val="24"/>
+              </w:rPr>
+              <w:t>Bán lẻ tổng hợp khác</w:t>
+            </w:r>
+          </w:p>
+          <w:p>
+            <w:pPr>
+              <w:spacing w:after="0" w:line="240" w:lineRule="auto"/>
+              <w:rPr>
+                <w:rFonts w:ascii="Times New Roman" w:eastAsia="Times New Roman" w:hAnsi="Times New Roman" w:cs="Times New Roman"/>
+                <w:sz w:val="24"/>
+              </w:rPr>
+            </w:pPr>
+            <w:r>
+              <w:rPr>
+                <w:rFonts w:ascii="Times New Roman" w:eastAsia="Times New Roman" w:hAnsi="Times New Roman" w:cs="Times New Roman"/>
+                <w:sz w:val="24"/>
+              </w:rPr>
+              <w:t>Chi tiết: Mua bán hàng hóa qua internet</w:t>
+            </w:r>
+          </w:p>
+        </w:tc>
+        <w:tc>
+          <w:tcPr>
+            <w:tcW w:w="901" w:type="dxa"/>
+          </w:tcPr>
+          <w:p>
+            <w:pPr>
+              <w:spacing w:after="0" w:line="240" w:lineRule="auto"/>
+              <w:rPr>
+                <w:rFonts w:ascii="Times New Roman" w:eastAsia="Times New Roman" w:hAnsi="Times New Roman" w:cs="Times New Roman"/>
+                <w:sz w:val="24"/>
+              </w:rPr>
+            </w:pPr>
+            <w:r>
+              <w:rPr>
+                <w:rFonts w:ascii="Times New Roman" w:eastAsia="Times New Roman" w:hAnsi="Times New Roman" w:cs="Times New Roman"/>
+                <w:sz w:val="24"/>
+              </w:rPr>
+              <w:t>4719</w:t>
+            </w:r>
+          </w:p>
+        </w:tc>
+        <w:tc>
+          <w:tcPr>
+            <w:tcW w:w="2037" w:type="dxa"/>
+          </w:tcPr>
+          <w:p>
+            <w:pPr>
+              <w:spacing w:after="0" w:line="240" w:lineRule="auto"/>
+              <w:jc w:val="center"/>
+              <w:rPr>
+                <w:rFonts w:ascii="Times New Roman" w:eastAsia="Times New Roman" w:hAnsi="Times New Roman" w:cs="Times New Roman"/>
+                <w:sz w:val="24"/>
+              </w:rPr>
+            </w:pPr>
+          </w:p>
+        </w:tc>
+      </w:tr>
+    </w:tbl>
+    <w:p>
+      <w:pPr>
+        <w:spacing w:before="120" w:after="120" w:line="340" w:lineRule="exact"/>
+        <w:ind w:firstLine="720"/>
+        <w:jc w:val="both"/>
+        <w:rPr>
+          <w:rFonts w:ascii="Times New Roman" w:eastAsia="Calibri" w:hAnsi="Times New Roman" w:cs="Times New Roman"/>
+          <w:sz w:val="28"/>
+          <w:szCs w:val="28"/>
+        </w:rPr>
+      </w:pPr>
+      <w:bookmarkStart w:id="7" w:name="_GoBack"/>
+      <w:bookmarkEnd w:id="7"/>
+      <w:r>
+        <w:rPr>
+          <w:rFonts w:ascii="Times New Roman" w:eastAsia="Calibri" w:hAnsi="Times New Roman" w:cs="Times New Roman"/>
+          <w:b/>
+          <w:sz w:val="28"/>
+          <w:szCs w:val="28"/>
+        </w:rPr>
+        <w:t>2. Bỏ ngành, nghề kinh doanh</w:t>
+      </w:r>
+      <w:r>
+        <w:rPr>
+          <w:rFonts w:ascii="Times New Roman" w:eastAsia="Calibri" w:hAnsi="Times New Roman" w:cs="Times New Roman"/>
+          <w:b/>
+          <w:i/>
+          <w:sz w:val="28"/>
+          <w:szCs w:val="28"/>
+        </w:rPr>
+        <w:t xml:space="preserve"> </w:t>
+      </w:r>
+      <w:r>
+        <w:rPr>
+          <w:rFonts w:ascii="Times New Roman" w:eastAsia="Calibri" w:hAnsi="Times New Roman" w:cs="Times New Roman"/>
+          <w:b/>
+          <w:sz w:val="28"/>
+          <w:szCs w:val="28"/>
+        </w:rPr>
+        <w:t>sau</w:t>
+      </w:r>
+      <w:r>
+        <w:rPr>
+          <w:rFonts w:ascii="Times New Roman" w:eastAsia="Calibri" w:hAnsi="Times New Roman" w:cs="Times New Roman"/>
+          <w:i/>
+          <w:sz w:val="28"/>
+          <w:szCs w:val="28"/>
+        </w:rPr>
+        <w:t xml:space="preserve"> </w:t>
+      </w:r>
+      <w:r>
+        <w:rPr>
+          <w:rFonts w:ascii="Times New Roman" w:eastAsia="Calibri" w:hAnsi="Times New Roman" w:cs="Times New Roman"/>
+          <w:sz w:val="28"/>
+          <w:szCs w:val="28"/>
+        </w:rPr>
+        <w:t>(</w:t>
+      </w:r>
+      <w:r>
+        <w:rPr>
+          <w:rFonts w:ascii="Times New Roman" w:eastAsia="Calibri" w:hAnsi="Times New Roman" w:cs="Times New Roman"/>
+          <w:i/>
+          <w:sz w:val="28"/>
+          <w:szCs w:val="28"/>
+        </w:rPr>
+        <w:t>kê khai trong trường hợp doanh nghiệp thông báo bỏ ngành, nghề kinh doanh khỏi danh sách ngành, nghề kinh doanh đã đăng ký với cơ quan đăng ký kinh doanh</w:t>
+      </w:r>
+      <w:r>
+        <w:rPr>
+          <w:rFonts w:ascii="Times New Roman" w:eastAsia="Calibri" w:hAnsi="Times New Roman" w:cs="Times New Roman"/>
+          <w:sz w:val="28"/>
+          <w:szCs w:val="28"/>
+        </w:rPr>
+        <w:t>):</w:t>
+      </w:r>
+    </w:p>
+    <w:tbl>
+      <w:tblPr>
+        <w:tblW w:w="9214" w:type="dxa"/>
+        <w:tblInd w:w="108" w:type="dxa"/>
+        <w:tblBorders>
+          <w:top w:val="single" w:sz="4" w:space="0" w:color="000000"/>
+          <w:left w:val="single" w:sz="4" w:space="0" w:color="000000"/>
+          <w:bottom w:val="single" w:sz="4" w:space="0" w:color="000000"/>
+          <w:right w:val="single" w:sz="4" w:space="0" w:color="000000"/>
+          <w:insideH w:val="single" w:sz="4" w:space="0" w:color="000000"/>
+          <w:insideV w:val="single" w:sz="4" w:space="0" w:color="000000"/>
+        </w:tblBorders>
+        <w:tblLook w:val="04A0" w:firstRow="1" w:lastRow="0" w:firstColumn="1" w:lastColumn="0" w:noHBand="0" w:noVBand="1"/>
+      </w:tblPr>
+      <w:tblGrid>
+        <w:gridCol w:w="810"/>
+        <w:gridCol w:w="4435"/>
+        <w:gridCol w:w="2268"/>
+        <w:gridCol w:w="1701"/>
+      </w:tblGrid>
+      <w:tr>
+        <w:tc>
+          <w:tcPr>
+            <w:tcW w:w="810" w:type="dxa"/>
+          </w:tcPr>
+          <w:p>
+            <w:pPr>
+              <w:spacing w:before="120" w:after="0" w:line="340" w:lineRule="exact"/>
+              <w:jc w:val="center"/>
+              <w:rPr>
+                <w:rFonts w:ascii="Times New Roman" w:eastAsia="Calibri" w:hAnsi="Times New Roman" w:cs="Times New Roman"/>
+                <w:sz w:val="28"/>
+                <w:szCs w:val="28"/>
+              </w:rPr>
+            </w:pPr>
+            <w:r>
+              <w:rPr>
+                <w:rFonts w:ascii="Times New Roman" w:eastAsia="Calibri" w:hAnsi="Times New Roman" w:cs="Times New Roman"/>
+                <w:sz w:val="28"/>
+                <w:szCs w:val="28"/>
+              </w:rPr>
+              <w:t>STT</w:t>
+            </w:r>
+          </w:p>
+        </w:tc>
+        <w:tc>
+          <w:tcPr>
+            <w:tcW w:w="4435" w:type="dxa"/>
+          </w:tcPr>
+          <w:p>
+            <w:pPr>
+              <w:spacing w:before="120" w:after="0" w:line="340" w:lineRule="exact"/>
+              <w:jc w:val="center"/>
+              <w:rPr>
+                <w:rFonts w:ascii="Times New Roman" w:eastAsia="Calibri" w:hAnsi="Times New Roman" w:cs="Times New Roman"/>
+                <w:sz w:val="28"/>
+                <w:szCs w:val="28"/>
+              </w:rPr>
+            </w:pPr>
+            <w:r>
+              <w:rPr>
+                <w:rFonts w:ascii="Times New Roman" w:eastAsia="Calibri" w:hAnsi="Times New Roman" w:cs="Times New Roman"/>
+                <w:sz w:val="28"/>
+                <w:szCs w:val="28"/>
+              </w:rPr>
+              <w:t xml:space="preserve">Tên ngành, nghề kinh doanh </w:t>
+            </w:r>
+          </w:p>
+          <w:p>
+            <w:pPr>
+              <w:spacing w:after="0" w:line="340" w:lineRule="exact"/>
+              <w:jc w:val="center"/>
+              <w:rPr>
+                <w:rFonts w:ascii="Times New Roman" w:eastAsia="Calibri" w:hAnsi="Times New Roman" w:cs="Times New Roman"/>
+                <w:sz w:val="28"/>
+                <w:szCs w:val="28"/>
+              </w:rPr>
+            </w:pPr>
+            <w:r>
+              <w:rPr>
+                <w:rFonts w:ascii="Times New Roman" w:eastAsia="Calibri" w:hAnsi="Times New Roman" w:cs="Times New Roman"/>
+                <w:sz w:val="28"/>
+                <w:szCs w:val="28"/>
+              </w:rPr>
+              <w:t>được bỏ khỏi danh sách đã đăng ký</w:t>
+            </w:r>
+          </w:p>
+        </w:tc>
+        <w:tc>
+          <w:tcPr>
+            <w:tcW w:w="2268" w:type="dxa"/>
+          </w:tcPr>
+          <w:p>
+            <w:pPr>
+              <w:spacing w:before="120" w:after="0" w:line="340" w:lineRule="exact"/>
+              <w:jc w:val="center"/>
+              <w:rPr>
+                <w:rFonts w:ascii="Times New Roman" w:eastAsia="Calibri" w:hAnsi="Times New Roman" w:cs="Times New Roman"/>
+                <w:sz w:val="28"/>
+                <w:szCs w:val="28"/>
+              </w:rPr>
+            </w:pPr>
+            <w:r>
+              <w:rPr>
+                <w:rFonts w:ascii="Times New Roman" w:eastAsia="Calibri" w:hAnsi="Times New Roman" w:cs="Times New Roman"/>
+                <w:sz w:val="28"/>
+                <w:szCs w:val="28"/>
+              </w:rPr>
+              <w:t>Mã ngành</w:t>
+            </w:r>
+          </w:p>
+        </w:tc>
+        <w:tc>
+          <w:tcPr>
+            <w:tcW w:w="1701" w:type="dxa"/>
+          </w:tcPr>
+          <w:p>
+            <w:pPr>
+              <w:spacing w:before="120" w:after="0" w:line="340" w:lineRule="exact"/>
+              <w:jc w:val="center"/>
+              <w:rPr>
+                <w:rFonts w:ascii="Times New Roman" w:eastAsia="Calibri" w:hAnsi="Times New Roman" w:cs="Times New Roman"/>
+                <w:sz w:val="28"/>
+                <w:szCs w:val="28"/>
+              </w:rPr>
+            </w:pPr>
+            <w:r>
+              <w:rPr>
+                <w:rFonts w:ascii="Times New Roman" w:eastAsia="Times New Roman" w:hAnsi="Times New Roman" w:cs="Times New Roman"/>
+                <w:sz w:val="28"/>
+                <w:szCs w:val="28"/>
+                <w:lang w:eastAsia="zh-CN"/>
+              </w:rPr>
+              <w:t>Ghi chú</w:t>
+            </w:r>
+          </w:p>
+        </w:tc>
+      </w:tr>
+      <w:tr>
+        <w:tc>
+          <w:tcPr>
+            <w:tcW w:w="810" w:type="dxa"/>
+          </w:tcPr>
+          <w:p>
+            <w:pPr>
+              <w:spacing w:before="120" w:after="0" w:line="340" w:lineRule="exact"/>
+              <w:jc w:val="both"/>
+              <w:rPr>
+                <w:rFonts w:ascii="Times New Roman" w:eastAsia="Calibri" w:hAnsi="Times New Roman" w:cs="Times New Roman"/>
+                <w:sz w:val="28"/>
+                <w:szCs w:val="28"/>
+              </w:rPr>
+            </w:pPr>
+            <w:r>
+              <w:rPr>
+                <w:rFonts w:ascii="Times New Roman" w:eastAsia="Calibri" w:hAnsi="Times New Roman" w:cs="Times New Roman"/>
+                <w:sz w:val="28"/>
+                <w:szCs w:val="28"/>
+              </w:rPr>
+              <w:t>1</w:t>
+            </w:r>
+          </w:p>
+        </w:tc>
+        <w:tc>
+          <w:tcPr>
+            <w:tcW w:w="4435" w:type="dxa"/>
+          </w:tcPr>
+          <w:p>
+            <w:pPr>
+              <w:spacing w:after="0" w:line="240" w:lineRule="auto"/>
+              <w:rPr>
+                <w:rFonts w:ascii="Times New Roman" w:eastAsia="Times New Roman" w:hAnsi="Times New Roman" w:cs="Times New Roman"/>
+                <w:sz w:val="24"/>
+              </w:rPr>
+            </w:pPr>
+            <w:r>
+              <w:rPr>
+                <w:rFonts w:ascii="Times New Roman" w:eastAsia="Times New Roman" w:hAnsi="Times New Roman" w:cs="Times New Roman"/>
+                <w:sz w:val="24"/>
+              </w:rPr>
+              <w:t>Dịch vụ tắm hơi, massage và các dịch vụ tăng cường sức khoẻ tương tự (trừ hoạt động thể thao)</w:t>
+            </w:r>
+          </w:p>
+          <w:p>
+            <w:pPr>
+              <w:spacing w:before="120" w:after="0" w:line="340" w:lineRule="exact"/>
+              <w:jc w:val="both"/>
+              <w:rPr>
+                <w:rFonts w:ascii="Times New Roman" w:eastAsia="Calibri" w:hAnsi="Times New Roman" w:cs="Times New Roman"/>
+                <w:sz w:val="28"/>
+                <w:szCs w:val="28"/>
+              </w:rPr>
+            </w:pPr>
+            <w:r>
+              <w:rPr>
+                <w:rFonts w:ascii="Times New Roman" w:eastAsia="Times New Roman" w:hAnsi="Times New Roman" w:cs="Times New Roman"/>
+                <w:sz w:val="24"/>
+              </w:rPr>
+              <w:t>Chi tiết: Dịch vụ của Spa</w:t>
+            </w:r>
+          </w:p>
+        </w:tc>
+        <w:tc>
+          <w:tcPr>
+            <w:tcW w:w="2268" w:type="dxa"/>
+          </w:tcPr>
+          <w:p>
+            <w:pPr>
+              <w:spacing w:before="120" w:after="0" w:line="340" w:lineRule="exact"/>
+              <w:jc w:val="both"/>
+              <w:rPr>
+                <w:rFonts w:ascii="Times New Roman" w:eastAsia="Calibri" w:hAnsi="Times New Roman" w:cs="Times New Roman"/>
+                <w:sz w:val="28"/>
+                <w:szCs w:val="28"/>
+              </w:rPr>
+            </w:pPr>
+            <w:r>
+              <w:rPr>
+                <w:rFonts w:ascii="Times New Roman" w:eastAsia="Times New Roman" w:hAnsi="Times New Roman" w:cs="Times New Roman"/>
+                <w:sz w:val="24"/>
+              </w:rPr>
+              <w:t>9610</w:t>
+            </w:r>
+          </w:p>
+        </w:tc>
+        <w:tc>
+          <w:tcPr>
+            <w:tcW w:w="1701" w:type="dxa"/>
+          </w:tcPr>
+          <w:p>
+            <w:pPr>
+              <w:spacing w:before="120" w:after="0" w:line="340" w:lineRule="exact"/>
+              <w:jc w:val="both"/>
+              <w:rPr>
+                <w:rFonts w:ascii="Times New Roman" w:eastAsia="Calibri" w:hAnsi="Times New Roman" w:cs="Times New Roman"/>
+                <w:sz w:val="28"/>
+                <w:szCs w:val="28"/>
+              </w:rPr>
+            </w:pPr>
+          </w:p>
+        </w:tc>
+      </w:tr>
+      <w:tr>
+        <w:tc>
+          <w:tcPr>
+            <w:tcW w:w="810" w:type="dxa"/>
+          </w:tcPr>
+          <w:p>
+            <w:pPr>
+              <w:spacing w:before="120" w:after="0" w:line="340" w:lineRule="exact"/>
+              <w:jc w:val="both"/>
+              <w:rPr>
+                <w:rFonts w:ascii="Times New Roman" w:eastAsia="Calibri" w:hAnsi="Times New Roman" w:cs="Times New Roman"/>
+                <w:sz w:val="28"/>
+                <w:szCs w:val="28"/>
+              </w:rPr>
+            </w:pPr>
+            <w:r>
+              <w:rPr>
+                <w:rFonts w:ascii="Times New Roman" w:eastAsia="Calibri" w:hAnsi="Times New Roman" w:cs="Times New Roman"/>
+                <w:sz w:val="28"/>
+                <w:szCs w:val="28"/>
+              </w:rPr>
+              <w:t>2</w:t>
+            </w:r>
+          </w:p>
+        </w:tc>
+        <w:tc>
+          <w:tcPr>
+            <w:tcW w:w="4435" w:type="dxa"/>
+          </w:tcPr>
+          <w:p>
+            <w:pPr>
+              <w:spacing w:after="0" w:line="240" w:lineRule="auto"/>
+              <w:rPr>
+                <w:rFonts w:ascii="Times New Roman" w:eastAsia="Times New Roman" w:hAnsi="Times New Roman" w:cs="Times New Roman"/>
+                <w:sz w:val="24"/>
+              </w:rPr>
+            </w:pPr>
+            <w:r>
+              <w:rPr>
+                <w:rFonts w:ascii="Times New Roman" w:eastAsia="Times New Roman" w:hAnsi="Times New Roman" w:cs="Times New Roman"/>
+                <w:sz w:val="24"/>
+              </w:rPr>
+              <w:t>Bán buôn vật liệu, thiết bị lắp đặt khác trong xây dựng</w:t>
+            </w:r>
+          </w:p>
+          <w:p>
+            <w:pPr>
+              <w:spacing w:after="0" w:line="240" w:lineRule="auto"/>
+              <w:rPr>
+                <w:rFonts w:ascii="Times New Roman" w:eastAsia="Times New Roman" w:hAnsi="Times New Roman" w:cs="Times New Roman"/>
+                <w:sz w:val="24"/>
+              </w:rPr>
+            </w:pPr>
+            <w:r>
+              <w:rPr>
+                <w:rFonts w:ascii="Times New Roman" w:eastAsia="Times New Roman" w:hAnsi="Times New Roman" w:cs="Times New Roman"/>
+                <w:sz w:val="24"/>
+              </w:rPr>
+              <w:t>Chi tiết: Bán buôn các loại vật liệu xây dựng (trừ hoạt động bến thủy nội địa)</w:t>
+            </w:r>
+          </w:p>
+        </w:tc>
+        <w:tc>
+          <w:tcPr>
+            <w:tcW w:w="2268" w:type="dxa"/>
+          </w:tcPr>
+          <w:p>
+            <w:pPr>
+              <w:spacing w:before="120" w:after="0" w:line="340" w:lineRule="exact"/>
+              <w:jc w:val="both"/>
+              <w:rPr>
+                <w:rFonts w:ascii="Times New Roman" w:eastAsia="Times New Roman" w:hAnsi="Times New Roman" w:cs="Times New Roman"/>
+                <w:sz w:val="24"/>
+              </w:rPr>
+            </w:pPr>
+            <w:r>
+              <w:rPr>
+                <w:rFonts w:ascii="Times New Roman" w:eastAsia="Times New Roman" w:hAnsi="Times New Roman" w:cs="Times New Roman"/>
+                <w:sz w:val="24"/>
+              </w:rPr>
+              <w:t>4663</w:t>
+            </w:r>
+          </w:p>
+        </w:tc>
+        <w:tc>
+          <w:tcPr>
+            <w:tcW w:w="1701" w:type="dxa"/>
+          </w:tcPr>
+          <w:p>
+            <w:pPr>
+              <w:spacing w:before="120" w:after="0" w:line="340" w:lineRule="exact"/>
+              <w:jc w:val="both"/>
+              <w:rPr>
+                <w:rFonts w:ascii="Times New Roman" w:eastAsia="Calibri" w:hAnsi="Times New Roman" w:cs="Times New Roman"/>
+                <w:sz w:val="28"/>
+                <w:szCs w:val="28"/>
+              </w:rPr>
+            </w:pPr>
+          </w:p>
+        </w:tc>
+      </w:tr>
+      <w:tr>
+        <w:tc>
+          <w:tcPr>
+            <w:tcW w:w="810" w:type="dxa"/>
+          </w:tcPr>
+          <w:p>
+            <w:pPr>
+              <w:spacing w:before="120" w:after="0" w:line="340" w:lineRule="exact"/>
+              <w:jc w:val="both"/>
+              <w:rPr>
+                <w:rFonts w:ascii="Times New Roman" w:eastAsia="Calibri" w:hAnsi="Times New Roman" w:cs="Times New Roman"/>
+                <w:sz w:val="28"/>
+                <w:szCs w:val="28"/>
+              </w:rPr>
+            </w:pPr>
+            <w:r>
+              <w:rPr>
+                <w:rFonts w:ascii="Times New Roman" w:eastAsia="Calibri" w:hAnsi="Times New Roman" w:cs="Times New Roman"/>
+                <w:sz w:val="28"/>
+                <w:szCs w:val="28"/>
+              </w:rPr>
+              <w:t>3</w:t>
+            </w:r>
+          </w:p>
+        </w:tc>
+        <w:tc>
+          <w:tcPr>
+            <w:tcW w:w="4435" w:type="dxa"/>
+          </w:tcPr>
+          <w:p>
+            <w:pPr>
+              <w:spacing w:after="0" w:line="240" w:lineRule="auto"/>
+              <w:rPr>
+                <w:rFonts w:ascii="Times New Roman" w:eastAsia="Times New Roman" w:hAnsi="Times New Roman" w:cs="Times New Roman"/>
+                <w:sz w:val="24"/>
+              </w:rPr>
+            </w:pPr>
+            <w:r>
+              <w:rPr>
+                <w:rFonts w:ascii="Times New Roman" w:eastAsia="Times New Roman" w:hAnsi="Times New Roman" w:cs="Times New Roman"/>
+                <w:sz w:val="24"/>
+              </w:rPr>
+              <w:t>Bán buôn chuyên doanh khác chưa được phân vào đâu</w:t>
+            </w:r>
+          </w:p>
+          <w:p>
+            <w:pPr>
+              <w:spacing w:after="0" w:line="240" w:lineRule="auto"/>
+              <w:rPr>
+                <w:rFonts w:ascii="Times New Roman" w:eastAsia="Times New Roman" w:hAnsi="Times New Roman" w:cs="Times New Roman"/>
+                <w:sz w:val="24"/>
+              </w:rPr>
+            </w:pPr>
+            <w:r>
+              <w:rPr>
+                <w:rFonts w:ascii="Times New Roman" w:eastAsia="Times New Roman" w:hAnsi="Times New Roman" w:cs="Times New Roman"/>
+                <w:sz w:val="24"/>
+              </w:rPr>
+              <w:t>Chi tiết:</w:t>
+            </w:r>
+          </w:p>
+          <w:p>
+            <w:pPr>
+              <w:spacing w:after="0" w:line="240" w:lineRule="auto"/>
+              <w:rPr>
+                <w:rFonts w:ascii="Times New Roman" w:eastAsia="Times New Roman" w:hAnsi="Times New Roman" w:cs="Times New Roman"/>
+                <w:sz w:val="24"/>
+              </w:rPr>
+            </w:pPr>
+            <w:r>
+              <w:rPr>
+                <w:rFonts w:ascii="Times New Roman" w:eastAsia="Times New Roman" w:hAnsi="Times New Roman" w:cs="Times New Roman"/>
+                <w:sz w:val="24"/>
+              </w:rPr>
+              <w:t>- Bán buôn hàng thủ công mỹ nghệ;</w:t>
+            </w:r>
+          </w:p>
+          <w:p>
+            <w:pPr>
+              <w:spacing w:after="0" w:line="240" w:lineRule="auto"/>
+              <w:rPr>
+                <w:rFonts w:ascii="Times New Roman" w:eastAsia="Times New Roman" w:hAnsi="Times New Roman" w:cs="Times New Roman"/>
+                <w:sz w:val="24"/>
+              </w:rPr>
+            </w:pPr>
+            <w:r>
+              <w:rPr>
+                <w:rFonts w:ascii="Times New Roman" w:eastAsia="Times New Roman" w:hAnsi="Times New Roman" w:cs="Times New Roman"/>
+                <w:sz w:val="24"/>
+              </w:rPr>
+              <w:t>- Bán buôn phân bón các loại.</w:t>
+            </w:r>
+          </w:p>
+        </w:tc>
+        <w:tc>
+          <w:tcPr>
+            <w:tcW w:w="2268" w:type="dxa"/>
+          </w:tcPr>
+          <w:p>
+            <w:pPr>
+              <w:spacing w:before="120" w:after="0" w:line="340" w:lineRule="exact"/>
+              <w:jc w:val="both"/>
+              <w:rPr>
+                <w:rFonts w:ascii="Times New Roman" w:eastAsia="Times New Roman" w:hAnsi="Times New Roman" w:cs="Times New Roman"/>
+                <w:sz w:val="24"/>
+              </w:rPr>
+            </w:pPr>
+            <w:r>
+              <w:rPr>
+                <w:rFonts w:ascii="Times New Roman" w:eastAsia="Times New Roman" w:hAnsi="Times New Roman" w:cs="Times New Roman"/>
+                <w:sz w:val="24"/>
+              </w:rPr>
+              <w:t>4669</w:t>
+            </w:r>
+          </w:p>
+        </w:tc>
+        <w:tc>
+          <w:tcPr>
+            <w:tcW w:w="1701" w:type="dxa"/>
+          </w:tcPr>
+          <w:p>
+            <w:pPr>
+              <w:spacing w:before="120" w:after="0" w:line="340" w:lineRule="exact"/>
+              <w:jc w:val="both"/>
+              <w:rPr>
+                <w:rFonts w:ascii="Times New Roman" w:eastAsia="Calibri" w:hAnsi="Times New Roman" w:cs="Times New Roman"/>
+                <w:sz w:val="28"/>
+                <w:szCs w:val="28"/>
+              </w:rPr>
+            </w:pPr>
+          </w:p>
+        </w:tc>
+      </w:tr>
+      <w:tr>
+        <w:tc>
+          <w:tcPr>
+            <w:tcW w:w="810" w:type="dxa"/>
+          </w:tcPr>
+          <w:p>
+            <w:pPr>
+              <w:spacing w:before="120" w:after="0" w:line="340" w:lineRule="exact"/>
+              <w:jc w:val="both"/>
+              <w:rPr>
+                <w:rFonts w:ascii="Times New Roman" w:eastAsia="Calibri" w:hAnsi="Times New Roman" w:cs="Times New Roman"/>
+                <w:sz w:val="28"/>
+                <w:szCs w:val="28"/>
+              </w:rPr>
+            </w:pPr>
+            <w:r>
+              <w:rPr>
+                <w:rFonts w:ascii="Times New Roman" w:eastAsia="Calibri" w:hAnsi="Times New Roman" w:cs="Times New Roman"/>
+                <w:sz w:val="28"/>
+                <w:szCs w:val="28"/>
+              </w:rPr>
+              <w:t>4</w:t>
+            </w:r>
+          </w:p>
+        </w:tc>
+        <w:tc>
+          <w:tcPr>
+            <w:tcW w:w="4435" w:type="dxa"/>
+          </w:tcPr>
+          <w:p>
+            <w:pPr>
+              <w:spacing w:after="0" w:line="240" w:lineRule="auto"/>
+              <w:rPr>
+                <w:rFonts w:ascii="Times New Roman" w:eastAsia="Times New Roman" w:hAnsi="Times New Roman" w:cs="Times New Roman"/>
+                <w:sz w:val="24"/>
+              </w:rPr>
+            </w:pPr>
+            <w:r>
+              <w:rPr>
+                <w:rFonts w:ascii="Times New Roman" w:eastAsia="Times New Roman" w:hAnsi="Times New Roman" w:cs="Times New Roman"/>
+                <w:sz w:val="24"/>
+              </w:rPr>
+              <w:t>Bán lẻ theo yêu cầu đặt hàng qua bưu điện hoặc internet</w:t>
+            </w:r>
+          </w:p>
+          <w:p>
+            <w:pPr>
+              <w:spacing w:after="0" w:line="240" w:lineRule="auto"/>
+              <w:rPr>
+                <w:rFonts w:ascii="Times New Roman" w:eastAsia="Times New Roman" w:hAnsi="Times New Roman" w:cs="Times New Roman"/>
+                <w:sz w:val="24"/>
+              </w:rPr>
+            </w:pPr>
+            <w:r>
+              <w:rPr>
+                <w:rFonts w:ascii="Times New Roman" w:eastAsia="Times New Roman" w:hAnsi="Times New Roman" w:cs="Times New Roman"/>
+                <w:sz w:val="24"/>
+              </w:rPr>
+              <w:t>Chi tiết: Mua bán hàng hóa qua internet</w:t>
+            </w:r>
+          </w:p>
+        </w:tc>
+        <w:tc>
+          <w:tcPr>
+            <w:tcW w:w="2268" w:type="dxa"/>
+          </w:tcPr>
+          <w:p>
+            <w:pPr>
+              <w:spacing w:before="120" w:after="0" w:line="340" w:lineRule="exact"/>
+              <w:jc w:val="both"/>
+              <w:rPr>
+                <w:rFonts w:ascii="Times New Roman" w:eastAsia="Times New Roman" w:hAnsi="Times New Roman" w:cs="Times New Roman"/>
+                <w:sz w:val="24"/>
+              </w:rPr>
+            </w:pPr>
+            <w:r>
+              <w:rPr>
+                <w:rFonts w:ascii="Times New Roman" w:eastAsia="Times New Roman" w:hAnsi="Times New Roman" w:cs="Times New Roman"/>
+                <w:sz w:val="24"/>
+              </w:rPr>
+              <w:t>4791</w:t>
+            </w:r>
+          </w:p>
+        </w:tc>
+        <w:tc>
+          <w:tcPr>
+            <w:tcW w:w="1701" w:type="dxa"/>
+          </w:tcPr>
+          <w:p>
+            <w:pPr>
+              <w:spacing w:before="120" w:after="0" w:line="340" w:lineRule="exact"/>
+              <w:jc w:val="both"/>
+              <w:rPr>
+                <w:rFonts w:ascii="Times New Roman" w:eastAsia="Calibri" w:hAnsi="Times New Roman" w:cs="Times New Roman"/>
+                <w:sz w:val="28"/>
+                <w:szCs w:val="28"/>
+              </w:rPr>
+            </w:pPr>
+          </w:p>
+        </w:tc>
+      </w:tr>
+      <w:tr>
+        <w:tc>
+          <w:tcPr>
+            <w:tcW w:w="810" w:type="dxa"/>
+          </w:tcPr>
+          <w:p>
+            <w:pPr>
+              <w:spacing w:before="120" w:after="0" w:line="340" w:lineRule="exact"/>
+              <w:jc w:val="both"/>
+              <w:rPr>
+                <w:rFonts w:ascii="Times New Roman" w:eastAsia="Calibri" w:hAnsi="Times New Roman" w:cs="Times New Roman"/>
+                <w:sz w:val="28"/>
+                <w:szCs w:val="28"/>
+              </w:rPr>
+            </w:pPr>
+            <w:r>
+              <w:rPr>
+                <w:rFonts w:ascii="Times New Roman" w:eastAsia="Calibri" w:hAnsi="Times New Roman" w:cs="Times New Roman"/>
+                <w:sz w:val="28"/>
+                <w:szCs w:val="28"/>
+              </w:rPr>
+              <w:t>5</w:t>
+            </w:r>
+          </w:p>
+        </w:tc>
+        <w:tc>
+          <w:tcPr>
+            <w:tcW w:w="4435" w:type="dxa"/>
+          </w:tcPr>
+          <w:p>
+            <w:pPr>
+              <w:spacing w:after="0" w:line="240" w:lineRule="auto"/>
+              <w:rPr>
+                <w:rFonts w:ascii="Times New Roman" w:eastAsia="Times New Roman" w:hAnsi="Times New Roman" w:cs="Times New Roman"/>
+                <w:sz w:val="24"/>
+              </w:rPr>
+            </w:pPr>
+            <w:r>
+              <w:rPr>
+                <w:rFonts w:ascii="Times New Roman" w:eastAsia="Times New Roman" w:hAnsi="Times New Roman" w:cs="Times New Roman"/>
+                <w:sz w:val="24"/>
+              </w:rPr>
+              <w:t>Bán lẻ hình thức khác chưa được phân vào đâu</w:t>
+            </w:r>
+          </w:p>
+          <w:p>
+            <w:pPr>
+              <w:spacing w:after="0" w:line="240" w:lineRule="auto"/>
+              <w:rPr>
+                <w:rFonts w:ascii="Times New Roman" w:eastAsia="Times New Roman" w:hAnsi="Times New Roman" w:cs="Times New Roman"/>
+                <w:sz w:val="24"/>
+              </w:rPr>
+            </w:pPr>
+            <w:r>
+              <w:rPr>
+                <w:rFonts w:ascii="Times New Roman" w:eastAsia="Times New Roman" w:hAnsi="Times New Roman" w:cs="Times New Roman"/>
+                <w:sz w:val="24"/>
+              </w:rPr>
+              <w:t>Chi tiết: Mua bán hàng hóa qua internet</w:t>
+            </w:r>
+          </w:p>
+        </w:tc>
+        <w:tc>
+          <w:tcPr>
+            <w:tcW w:w="2268" w:type="dxa"/>
+          </w:tcPr>
+          <w:p>
+            <w:pPr>
+              <w:spacing w:before="120" w:after="0" w:line="340" w:lineRule="exact"/>
+              <w:jc w:val="both"/>
+              <w:rPr>
+                <w:rFonts w:ascii="Times New Roman" w:eastAsia="Times New Roman" w:hAnsi="Times New Roman" w:cs="Times New Roman"/>
+                <w:sz w:val="24"/>
+              </w:rPr>
+            </w:pPr>
+            <w:r>
+              <w:rPr>
+                <w:rFonts w:ascii="Times New Roman" w:eastAsia="Times New Roman" w:hAnsi="Times New Roman" w:cs="Times New Roman"/>
+                <w:sz w:val="24"/>
+              </w:rPr>
+              <w:t>4799</w:t>
+            </w:r>
+          </w:p>
+        </w:tc>
+        <w:tc>
+          <w:tcPr>
+            <w:tcW w:w="1701" w:type="dxa"/>
+          </w:tcPr>
+          <w:p>
+            <w:pPr>
+              <w:spacing w:before="120" w:after="0" w:line="340" w:lineRule="exact"/>
+              <w:jc w:val="both"/>
+              <w:rPr>
+                <w:rFonts w:ascii="Times New Roman" w:eastAsia="Calibri" w:hAnsi="Times New Roman" w:cs="Times New Roman"/>
+                <w:sz w:val="28"/>
+                <w:szCs w:val="28"/>
+              </w:rPr>
+            </w:pPr>
+          </w:p>
+        </w:tc>
+      </w:tr>
+    </w:tbl>
+    <w:p>
+      <w:pPr>
+        <w:spacing w:before="120" w:after="120" w:line="340" w:lineRule="exact"/>
+        <w:ind w:firstLine="720"/>
+        <w:jc w:val="both"/>
+        <w:rPr>
+          <w:rFonts w:ascii="Times New Roman" w:eastAsia="Calibri" w:hAnsi="Times New Roman" w:cs="Times New Roman"/>
+          <w:sz w:val="28"/>
+          <w:szCs w:val="28"/>
+        </w:rPr>
+      </w:pPr>
+      <w:r>
+        <w:rPr>
+          <w:rFonts w:ascii="Times New Roman" w:eastAsia="Calibri" w:hAnsi="Times New Roman" w:cs="Times New Roman"/>
+          <w:b/>
+          <w:sz w:val="28"/>
+          <w:szCs w:val="28"/>
+        </w:rPr>
+        <w:lastRenderedPageBreak/>
+        <w:t>3. Sửa đổi chi tiết ngành, nghề kinh doanh sau</w:t>
+      </w:r>
+      <w:r>
+        <w:rPr>
+          <w:rFonts w:ascii="Times New Roman" w:eastAsia="Calibri" w:hAnsi="Times New Roman" w:cs="Times New Roman"/>
+          <w:b/>
+          <w:i/>
+          <w:sz w:val="28"/>
+          <w:szCs w:val="28"/>
+        </w:rPr>
+        <w:t xml:space="preserve"> </w:t>
+      </w:r>
+      <w:r>
+        <w:rPr>
+          <w:rFonts w:ascii="Times New Roman" w:eastAsia="Calibri" w:hAnsi="Times New Roman" w:cs="Times New Roman"/>
+          <w:sz w:val="28"/>
+          <w:szCs w:val="28"/>
+        </w:rPr>
+        <w:t>(</w:t>
+      </w:r>
+      <w:r>
+        <w:rPr>
+          <w:rFonts w:ascii="Times New Roman" w:eastAsia="Calibri" w:hAnsi="Times New Roman" w:cs="Times New Roman"/>
+          <w:i/>
+          <w:sz w:val="28"/>
+          <w:szCs w:val="28"/>
+        </w:rPr>
+        <w:t>kê khai trong trường hợp doanh nghiệp thông báo thay đổi nội dung chi tiết của ngành, nghề kinh doanh đã đăng ký với cơ quan đăng ký kinh doanh</w:t>
+      </w:r>
+      <w:r>
+        <w:rPr>
+          <w:rFonts w:ascii="Times New Roman" w:eastAsia="Calibri" w:hAnsi="Times New Roman" w:cs="Times New Roman"/>
+          <w:sz w:val="28"/>
+          <w:szCs w:val="28"/>
+        </w:rPr>
+        <w:t>):</w:t>
+      </w:r>
+    </w:p>
+    <w:tbl>
+      <w:tblPr>
+        <w:tblW w:w="9214" w:type="dxa"/>
+        <w:tblInd w:w="108" w:type="dxa"/>
+        <w:tblBorders>
+          <w:top w:val="single" w:sz="4" w:space="0" w:color="000000"/>
+          <w:left w:val="single" w:sz="4" w:space="0" w:color="000000"/>
+          <w:bottom w:val="single" w:sz="4" w:space="0" w:color="000000"/>
+          <w:right w:val="single" w:sz="4" w:space="0" w:color="000000"/>
+          <w:insideH w:val="single" w:sz="4" w:space="0" w:color="000000"/>
+          <w:insideV w:val="single" w:sz="4" w:space="0" w:color="000000"/>
+        </w:tblBorders>
+        <w:tblLook w:val="04A0" w:firstRow="1" w:lastRow="0" w:firstColumn="1" w:lastColumn="0" w:noHBand="0" w:noVBand="1"/>
+      </w:tblPr>
+      <w:tblGrid>
+        <w:gridCol w:w="810"/>
+        <w:gridCol w:w="5466"/>
+        <w:gridCol w:w="901"/>
+        <w:gridCol w:w="2037"/>
+      </w:tblGrid>
+      <w:tr>
+        <w:tc>
+          <w:tcPr>
+            <w:tcW w:w="810" w:type="dxa"/>
+          </w:tcPr>
+          <w:p>
+            <w:pPr>
+              <w:spacing w:before="120" w:after="0" w:line="340" w:lineRule="exact"/>
+              <w:jc w:val="center"/>
+              <w:rPr>
+                <w:rFonts w:ascii="Times New Roman" w:eastAsia="Calibri" w:hAnsi="Times New Roman" w:cs="Times New Roman"/>
+                <w:sz w:val="28"/>
+                <w:szCs w:val="28"/>
+              </w:rPr>
+            </w:pPr>
+            <w:r>
+              <w:rPr>
+                <w:rFonts w:ascii="Times New Roman" w:eastAsia="Calibri" w:hAnsi="Times New Roman" w:cs="Times New Roman"/>
+                <w:sz w:val="28"/>
+                <w:szCs w:val="28"/>
+              </w:rPr>
+              <w:t>STT</w:t>
+            </w:r>
+          </w:p>
+        </w:tc>
+        <w:tc>
+          <w:tcPr>
+            <w:tcW w:w="5466" w:type="dxa"/>
+          </w:tcPr>
+          <w:p>
+            <w:pPr>
+              <w:spacing w:before="120" w:after="0" w:line="340" w:lineRule="exact"/>
+              <w:jc w:val="center"/>
+              <w:rPr>
+                <w:rFonts w:ascii="Times New Roman" w:eastAsia="Calibri" w:hAnsi="Times New Roman" w:cs="Times New Roman"/>
+                <w:sz w:val="28"/>
+                <w:szCs w:val="28"/>
+              </w:rPr>
+            </w:pPr>
+            <w:r>
+              <w:rPr>
+                <w:rFonts w:ascii="Times New Roman" w:eastAsia="Calibri" w:hAnsi="Times New Roman" w:cs="Times New Roman"/>
+                <w:sz w:val="28"/>
+                <w:szCs w:val="28"/>
+              </w:rPr>
+              <w:t xml:space="preserve">Tên ngành, nghề kinh doanh </w:t>
+            </w:r>
+          </w:p>
+          <w:p>
+            <w:pPr>
+              <w:spacing w:after="0" w:line="340" w:lineRule="exact"/>
+              <w:jc w:val="center"/>
+              <w:rPr>
+                <w:rFonts w:ascii="Times New Roman" w:eastAsia="Calibri" w:hAnsi="Times New Roman" w:cs="Times New Roman"/>
+                <w:sz w:val="28"/>
+                <w:szCs w:val="28"/>
+              </w:rPr>
+            </w:pPr>
+            <w:r>
+              <w:rPr>
+                <w:rFonts w:ascii="Times New Roman" w:eastAsia="Calibri" w:hAnsi="Times New Roman" w:cs="Times New Roman"/>
+                <w:sz w:val="28"/>
+                <w:szCs w:val="28"/>
+              </w:rPr>
+              <w:t>được sửa đổi chi tiết</w:t>
+            </w:r>
+          </w:p>
+        </w:tc>
+        <w:tc>
+          <w:tcPr>
+            <w:tcW w:w="901" w:type="dxa"/>
+          </w:tcPr>
+          <w:p>
+            <w:pPr>
+              <w:spacing w:before="120" w:after="0" w:line="340" w:lineRule="exact"/>
+              <w:jc w:val="center"/>
+              <w:rPr>
+                <w:rFonts w:ascii="Times New Roman" w:eastAsia="Calibri" w:hAnsi="Times New Roman" w:cs="Times New Roman"/>
+                <w:sz w:val="28"/>
+                <w:szCs w:val="28"/>
+              </w:rPr>
+            </w:pPr>
+            <w:r>
+              <w:rPr>
+                <w:rFonts w:ascii="Times New Roman" w:eastAsia="Calibri" w:hAnsi="Times New Roman" w:cs="Times New Roman"/>
+                <w:sz w:val="28"/>
+                <w:szCs w:val="28"/>
+              </w:rPr>
+              <w:t>Mã ngành</w:t>
+            </w:r>
+          </w:p>
+        </w:tc>
+        <w:tc>
+          <w:tcPr>
+            <w:tcW w:w="2037" w:type="dxa"/>
+          </w:tcPr>
+          <w:p>
+            <w:pPr>
+              <w:spacing w:before="120" w:after="0" w:line="340" w:lineRule="exact"/>
+              <w:jc w:val="center"/>
+              <w:rPr>
+                <w:rFonts w:ascii="Times New Roman" w:eastAsia="Calibri" w:hAnsi="Times New Roman" w:cs="Times New Roman"/>
+                <w:sz w:val="28"/>
+                <w:szCs w:val="28"/>
+              </w:rPr>
+            </w:pPr>
+            <w:r>
+              <w:rPr>
+                <w:rFonts w:ascii="Times New Roman" w:eastAsia="Times New Roman" w:hAnsi="Times New Roman" w:cs="Times New Roman"/>
+                <w:sz w:val="28"/>
+                <w:szCs w:val="28"/>
+                <w:lang w:eastAsia="zh-CN"/>
+              </w:rPr>
+              <w:t>Ngành, nghề kinh doanh chính</w:t>
+            </w:r>
+          </w:p>
+        </w:tc>
+      </w:tr>
+      <w:tr>
+        <w:tc>
+          <w:tcPr>
+            <w:tcW w:w="810" w:type="dxa"/>
+          </w:tcPr>
+          <w:p>
+            <w:pPr>
+              <w:spacing w:after="0" w:line="240" w:lineRule="auto"/>
+              <w:jc w:val="center"/>
+              <w:rPr>
+                <w:rFonts w:ascii="Times New Roman" w:eastAsia="Times New Roman" w:hAnsi="Times New Roman" w:cs="Times New Roman"/>
+                <w:sz w:val="24"/>
+              </w:rPr>
+            </w:pPr>
+            <w:r>
+              <w:rPr>
+                <w:rFonts w:ascii="Times New Roman" w:eastAsia="Times New Roman" w:hAnsi="Times New Roman" w:cs="Times New Roman"/>
+                <w:sz w:val="24"/>
+              </w:rPr>
+              <w:t>1</w:t>
+            </w:r>
+          </w:p>
+        </w:tc>
+        <w:tc>
+          <w:tcPr>
+            <w:tcW w:w="5466" w:type="dxa"/>
+          </w:tcPr>
+          <w:p>
+            <w:pPr>
+              <w:spacing w:after="0" w:line="240" w:lineRule="auto"/>
+              <w:rPr>
+                <w:rFonts w:ascii="Times New Roman" w:eastAsia="Times New Roman" w:hAnsi="Times New Roman" w:cs="Times New Roman"/>
+                <w:sz w:val="24"/>
+              </w:rPr>
+            </w:pPr>
+            <w:r>
+              <w:rPr>
+                <w:rFonts w:ascii="Times New Roman" w:eastAsia="Times New Roman" w:hAnsi="Times New Roman" w:cs="Times New Roman"/>
+                <w:sz w:val="24"/>
+              </w:rPr>
+              <w:t>Khách sạn và dịch vụ lưu trú tương tự</w:t>
+            </w:r>
+          </w:p>
+          <w:p>
+            <w:pPr>
+              <w:spacing w:after="0" w:line="240" w:lineRule="auto"/>
+              <w:rPr>
+                <w:rFonts w:ascii="Times New Roman" w:eastAsia="Times New Roman" w:hAnsi="Times New Roman" w:cs="Times New Roman"/>
+                <w:sz w:val="24"/>
+              </w:rPr>
+            </w:pPr>
+            <w:r>
+              <w:rPr>
+                <w:rFonts w:ascii="Times New Roman" w:eastAsia="Times New Roman" w:hAnsi="Times New Roman" w:cs="Times New Roman"/>
+                <w:sz w:val="24"/>
+              </w:rPr>
+              <w:t xml:space="preserve">Chi tiết: Khách sạn, dịch vụ cho thuê phòng trọ, dịch vụ lưu trú du lịch </w:t>
+            </w:r>
+          </w:p>
+        </w:tc>
+        <w:tc>
+          <w:tcPr>
+            <w:tcW w:w="901" w:type="dxa"/>
+          </w:tcPr>
+          <w:p>
+            <w:pPr>
+              <w:spacing w:after="0" w:line="240" w:lineRule="auto"/>
+              <w:rPr>
+                <w:rFonts w:ascii="Times New Roman" w:eastAsia="Times New Roman" w:hAnsi="Times New Roman" w:cs="Times New Roman"/>
+                <w:sz w:val="24"/>
+              </w:rPr>
+            </w:pPr>
+            <w:r>
+              <w:rPr>
+                <w:rFonts w:ascii="Times New Roman" w:eastAsia="Times New Roman" w:hAnsi="Times New Roman" w:cs="Times New Roman"/>
+                <w:sz w:val="24"/>
+              </w:rPr>
+              <w:t>5510</w:t>
+            </w:r>
+          </w:p>
+        </w:tc>
+        <w:tc>
+          <w:tcPr>
+            <w:tcW w:w="2037" w:type="dxa"/>
+          </w:tcPr>
+          <w:p>
+            <w:pPr>
+              <w:spacing w:after="0" w:line="240" w:lineRule="auto"/>
+              <w:jc w:val="center"/>
+              <w:rPr>
+                <w:rFonts w:ascii="Times New Roman" w:eastAsia="Times New Roman" w:hAnsi="Times New Roman" w:cs="Times New Roman"/>
+                <w:sz w:val="24"/>
+              </w:rPr>
+            </w:pPr>
+            <w:r>
+              <w:rPr>
+                <w:rFonts w:ascii="Times New Roman" w:eastAsia="Times New Roman" w:hAnsi="Times New Roman" w:cs="Times New Roman"/>
+                <w:sz w:val="24"/>
+              </w:rPr>
+              <w:t>X</w:t>
+            </w:r>
+          </w:p>
+        </w:tc>
+      </w:tr>
+      <w:tr>
+        <w:tc>
+          <w:tcPr>
+            <w:tcW w:w="810" w:type="dxa"/>
+          </w:tcPr>
+          <w:p>
+            <w:pPr>
+              <w:spacing w:after="0" w:line="240" w:lineRule="auto"/>
+              <w:jc w:val="center"/>
+              <w:rPr>
+                <w:rFonts w:ascii="Times New Roman" w:eastAsia="Times New Roman" w:hAnsi="Times New Roman" w:cs="Times New Roman"/>
+                <w:sz w:val="24"/>
+              </w:rPr>
+            </w:pPr>
+            <w:r>
+              <w:rPr>
+                <w:rFonts w:ascii="Times New Roman" w:eastAsia="Times New Roman" w:hAnsi="Times New Roman" w:cs="Times New Roman"/>
+                <w:sz w:val="24"/>
+              </w:rPr>
+              <w:t>2</w:t>
+            </w:r>
+          </w:p>
+        </w:tc>
+        <w:tc>
+          <w:tcPr>
+            <w:tcW w:w="5466" w:type="dxa"/>
+          </w:tcPr>
+          <w:p>
+            <w:pPr>
+              <w:spacing w:after="0" w:line="240" w:lineRule="auto"/>
+              <w:rPr>
+                <w:rFonts w:ascii="Times New Roman" w:eastAsia="Times New Roman" w:hAnsi="Times New Roman" w:cs="Times New Roman"/>
+                <w:sz w:val="24"/>
+              </w:rPr>
+            </w:pPr>
+            <w:r>
+              <w:rPr>
+                <w:rFonts w:ascii="Times New Roman" w:eastAsia="Times New Roman" w:hAnsi="Times New Roman" w:cs="Times New Roman"/>
+                <w:sz w:val="24"/>
+              </w:rPr>
+              <w:t>Bán lẻ đồ điện gia dụng, giường, tủ, bàn, ghế và đồ nội thất tương tự, đèn và bộ đèn điện, đồ dùng gia đình khác chưa được phân vào đâu</w:t>
+            </w:r>
+          </w:p>
+          <w:p>
+            <w:pPr>
+              <w:spacing w:after="0" w:line="240" w:lineRule="auto"/>
+              <w:rPr>
+                <w:rFonts w:ascii="Times New Roman" w:eastAsia="Times New Roman" w:hAnsi="Times New Roman" w:cs="Times New Roman"/>
+                <w:sz w:val="24"/>
+              </w:rPr>
+            </w:pPr>
+            <w:r>
+              <w:rPr>
+                <w:rFonts w:ascii="Times New Roman" w:eastAsia="Times New Roman" w:hAnsi="Times New Roman" w:cs="Times New Roman"/>
+                <w:sz w:val="24"/>
+              </w:rPr>
+              <w:t xml:space="preserve">Chi tiết: Mua bán đồ trang trí nội, ngoại thất </w:t>
+            </w:r>
+          </w:p>
+        </w:tc>
+        <w:tc>
+          <w:tcPr>
+            <w:tcW w:w="901" w:type="dxa"/>
+          </w:tcPr>
+          <w:p>
+            <w:pPr>
+              <w:spacing w:after="0" w:line="240" w:lineRule="auto"/>
+              <w:rPr>
+                <w:rFonts w:ascii="Times New Roman" w:eastAsia="Times New Roman" w:hAnsi="Times New Roman" w:cs="Times New Roman"/>
+                <w:sz w:val="24"/>
+              </w:rPr>
+            </w:pPr>
+            <w:r>
+              <w:rPr>
+                <w:rFonts w:ascii="Times New Roman" w:eastAsia="Times New Roman" w:hAnsi="Times New Roman" w:cs="Times New Roman"/>
+                <w:sz w:val="24"/>
+              </w:rPr>
+              <w:t>4759</w:t>
+            </w:r>
+          </w:p>
+        </w:tc>
+        <w:tc>
+          <w:tcPr>
+            <w:tcW w:w="2037" w:type="dxa"/>
+          </w:tcPr>
+          <w:p>
+            <w:pPr>
+              <w:spacing w:after="0" w:line="240" w:lineRule="auto"/>
+              <w:jc w:val="center"/>
+              <w:rPr>
+                <w:rFonts w:ascii="Times New Roman" w:eastAsia="Times New Roman" w:hAnsi="Times New Roman" w:cs="Times New Roman"/>
+                <w:sz w:val="24"/>
+              </w:rPr>
+            </w:pPr>
+          </w:p>
+        </w:tc>
+      </w:tr>
+      <w:tr>
+        <w:tc>
+          <w:tcPr>
+            <w:tcW w:w="810" w:type="dxa"/>
+          </w:tcPr>
+          <w:p>
+            <w:pPr>
+              <w:spacing w:after="0" w:line="240" w:lineRule="auto"/>
+              <w:jc w:val="center"/>
+              <w:rPr>
+                <w:rFonts w:ascii="Times New Roman" w:eastAsia="Times New Roman" w:hAnsi="Times New Roman" w:cs="Times New Roman"/>
+                <w:sz w:val="24"/>
+              </w:rPr>
+            </w:pPr>
+            <w:r>
+              <w:rPr>
+                <w:rFonts w:ascii="Times New Roman" w:eastAsia="Times New Roman" w:hAnsi="Times New Roman" w:cs="Times New Roman"/>
+                <w:sz w:val="24"/>
+              </w:rPr>
+              <w:t>3</w:t>
+            </w:r>
+          </w:p>
+        </w:tc>
+        <w:tc>
+          <w:tcPr>
+            <w:tcW w:w="5466" w:type="dxa"/>
+          </w:tcPr>
+          <w:p>
+            <w:pPr>
+              <w:spacing w:after="0" w:line="240" w:lineRule="auto"/>
+              <w:rPr>
+                <w:rFonts w:ascii="Times New Roman" w:eastAsia="Times New Roman" w:hAnsi="Times New Roman" w:cs="Times New Roman"/>
+                <w:sz w:val="24"/>
+              </w:rPr>
+            </w:pPr>
+            <w:r>
+              <w:rPr>
+                <w:rFonts w:ascii="Times New Roman" w:eastAsia="Times New Roman" w:hAnsi="Times New Roman" w:cs="Times New Roman"/>
+                <w:sz w:val="24"/>
+              </w:rPr>
+              <w:t>Hoạt động vui chơi giải trí khác</w:t>
+            </w:r>
+          </w:p>
+          <w:p>
+            <w:pPr>
+              <w:spacing w:after="0" w:line="240" w:lineRule="auto"/>
+              <w:rPr>
+                <w:rFonts w:ascii="Times New Roman" w:eastAsia="Times New Roman" w:hAnsi="Times New Roman" w:cs="Times New Roman"/>
+                <w:sz w:val="24"/>
+              </w:rPr>
+            </w:pPr>
+            <w:r>
+              <w:rPr>
+                <w:rFonts w:ascii="Times New Roman" w:eastAsia="Times New Roman" w:hAnsi="Times New Roman" w:cs="Times New Roman"/>
+                <w:sz w:val="24"/>
+              </w:rPr>
+              <w:t>Chi tiết: Dịch vụ karaoke (Doanh nghiệp chỉ được hoạt động sau khi được cơ quan có thẩm quyền cấp giấy phép kinh doanh karaoke)</w:t>
+            </w:r>
+          </w:p>
+        </w:tc>
+        <w:tc>
+          <w:tcPr>
+            <w:tcW w:w="901" w:type="dxa"/>
+          </w:tcPr>
+          <w:p>
+            <w:pPr>
+              <w:spacing w:after="0" w:line="240" w:lineRule="auto"/>
+              <w:rPr>
+                <w:rFonts w:ascii="Times New Roman" w:eastAsia="Times New Roman" w:hAnsi="Times New Roman" w:cs="Times New Roman"/>
+                <w:sz w:val="24"/>
+              </w:rPr>
+            </w:pPr>
+            <w:r>
+              <w:rPr>
+                <w:rFonts w:ascii="Times New Roman" w:eastAsia="Times New Roman" w:hAnsi="Times New Roman" w:cs="Times New Roman"/>
+                <w:sz w:val="24"/>
+              </w:rPr>
+              <w:t>9329</w:t>
+            </w:r>
+          </w:p>
+        </w:tc>
+        <w:tc>
+          <w:tcPr>
+            <w:tcW w:w="2037" w:type="dxa"/>
+          </w:tcPr>
+          <w:p>
+            <w:pPr>
+              <w:spacing w:after="0" w:line="240" w:lineRule="auto"/>
+              <w:jc w:val="center"/>
+              <w:rPr>
+                <w:rFonts w:ascii="Times New Roman" w:eastAsia="Times New Roman" w:hAnsi="Times New Roman" w:cs="Times New Roman"/>
+                <w:sz w:val="24"/>
+              </w:rPr>
+            </w:pPr>
+          </w:p>
+        </w:tc>
+      </w:tr>
+      <w:tr>
+        <w:tc>
+          <w:tcPr>
+            <w:tcW w:w="810" w:type="dxa"/>
+          </w:tcPr>
+          <w:p>
+            <w:pPr>
+              <w:spacing w:after="0" w:line="240" w:lineRule="auto"/>
+              <w:jc w:val="center"/>
+              <w:rPr>
+                <w:rFonts w:ascii="Times New Roman" w:eastAsia="Times New Roman" w:hAnsi="Times New Roman" w:cs="Times New Roman"/>
+                <w:sz w:val="24"/>
+              </w:rPr>
+            </w:pPr>
+            <w:r>
+              <w:rPr>
+                <w:rFonts w:ascii="Times New Roman" w:eastAsia="Times New Roman" w:hAnsi="Times New Roman" w:cs="Times New Roman"/>
+                <w:sz w:val="24"/>
+              </w:rPr>
+              <w:t>4</w:t>
+            </w:r>
+          </w:p>
+        </w:tc>
+        <w:tc>
+          <w:tcPr>
+            <w:tcW w:w="5466" w:type="dxa"/>
+          </w:tcPr>
+          <w:p>
+            <w:pPr>
+              <w:spacing w:after="0" w:line="240" w:lineRule="auto"/>
+              <w:rPr>
+                <w:rFonts w:ascii="Times New Roman" w:eastAsia="Times New Roman" w:hAnsi="Times New Roman" w:cs="Times New Roman"/>
+                <w:sz w:val="24"/>
+              </w:rPr>
+            </w:pPr>
+            <w:r>
+              <w:rPr>
+                <w:rFonts w:ascii="Times New Roman" w:eastAsia="Times New Roman" w:hAnsi="Times New Roman" w:cs="Times New Roman"/>
+                <w:sz w:val="24"/>
+              </w:rPr>
+              <w:t>Đại lý lữ hành</w:t>
+            </w:r>
+          </w:p>
+          <w:p>
+            <w:pPr>
+              <w:spacing w:after="0" w:line="240" w:lineRule="auto"/>
+              <w:rPr>
+                <w:rFonts w:ascii="Times New Roman" w:eastAsia="Times New Roman" w:hAnsi="Times New Roman" w:cs="Times New Roman"/>
+                <w:sz w:val="24"/>
+              </w:rPr>
+            </w:pPr>
+            <w:r>
+              <w:rPr>
+                <w:rFonts w:ascii="Times New Roman" w:eastAsia="Times New Roman" w:hAnsi="Times New Roman" w:cs="Times New Roman"/>
+                <w:sz w:val="24"/>
+              </w:rPr>
+              <w:t>(Chỉ hoạt động lữ hành quốc tế sau khi có giấy phép của Tổng cục Du lịch)</w:t>
+            </w:r>
+          </w:p>
+        </w:tc>
+        <w:tc>
+          <w:tcPr>
+            <w:tcW w:w="901" w:type="dxa"/>
+          </w:tcPr>
+          <w:p>
+            <w:pPr>
+              <w:spacing w:after="0" w:line="240" w:lineRule="auto"/>
+              <w:rPr>
+                <w:rFonts w:ascii="Times New Roman" w:eastAsia="Times New Roman" w:hAnsi="Times New Roman" w:cs="Times New Roman"/>
+                <w:sz w:val="24"/>
+              </w:rPr>
+            </w:pPr>
+            <w:r>
+              <w:rPr>
+                <w:rFonts w:ascii="Times New Roman" w:eastAsia="Times New Roman" w:hAnsi="Times New Roman" w:cs="Times New Roman"/>
+                <w:sz w:val="24"/>
+              </w:rPr>
+              <w:t>7911</w:t>
+            </w:r>
+          </w:p>
+        </w:tc>
+        <w:tc>
+          <w:tcPr>
+            <w:tcW w:w="2037" w:type="dxa"/>
+          </w:tcPr>
+          <w:p>
+            <w:pPr>
+              <w:spacing w:after="0" w:line="240" w:lineRule="auto"/>
+              <w:jc w:val="center"/>
+              <w:rPr>
+                <w:rFonts w:ascii="Times New Roman" w:eastAsia="Times New Roman" w:hAnsi="Times New Roman" w:cs="Times New Roman"/>
+                <w:sz w:val="24"/>
+              </w:rPr>
+            </w:pPr>
+          </w:p>
+        </w:tc>
+      </w:tr>
+      <w:tr>
+        <w:tc>
+          <w:tcPr>
+            <w:tcW w:w="810" w:type="dxa"/>
+          </w:tcPr>
+          <w:p>
+            <w:pPr>
+              <w:spacing w:after="0" w:line="240" w:lineRule="auto"/>
+              <w:jc w:val="center"/>
+              <w:rPr>
+                <w:rFonts w:ascii="Times New Roman" w:eastAsia="Times New Roman" w:hAnsi="Times New Roman" w:cs="Times New Roman"/>
+                <w:sz w:val="24"/>
+              </w:rPr>
+            </w:pPr>
+            <w:r>
+              <w:rPr>
+                <w:rFonts w:ascii="Times New Roman" w:eastAsia="Times New Roman" w:hAnsi="Times New Roman" w:cs="Times New Roman"/>
+                <w:sz w:val="24"/>
+              </w:rPr>
+              <w:t>5</w:t>
+            </w:r>
+          </w:p>
+        </w:tc>
+        <w:tc>
+          <w:tcPr>
+            <w:tcW w:w="5466" w:type="dxa"/>
+          </w:tcPr>
+          <w:p>
+            <w:pPr>
+              <w:spacing w:after="0" w:line="240" w:lineRule="auto"/>
+              <w:rPr>
+                <w:rFonts w:ascii="Times New Roman" w:eastAsia="Times New Roman" w:hAnsi="Times New Roman" w:cs="Times New Roman"/>
+                <w:sz w:val="24"/>
+              </w:rPr>
+            </w:pPr>
+            <w:r>
+              <w:rPr>
+                <w:rFonts w:ascii="Times New Roman" w:eastAsia="Times New Roman" w:hAnsi="Times New Roman" w:cs="Times New Roman"/>
+                <w:sz w:val="24"/>
+              </w:rPr>
+              <w:t>Hoạt động liên quan đến du lịch khác</w:t>
+            </w:r>
+          </w:p>
+        </w:tc>
+        <w:tc>
+          <w:tcPr>
+            <w:tcW w:w="901" w:type="dxa"/>
+          </w:tcPr>
+          <w:p>
+            <w:pPr>
+              <w:spacing w:after="0" w:line="240" w:lineRule="auto"/>
+              <w:rPr>
+                <w:rFonts w:ascii="Times New Roman" w:eastAsia="Times New Roman" w:hAnsi="Times New Roman" w:cs="Times New Roman"/>
+                <w:sz w:val="24"/>
+              </w:rPr>
+            </w:pPr>
+            <w:r>
+              <w:rPr>
+                <w:rFonts w:ascii="Times New Roman" w:eastAsia="Times New Roman" w:hAnsi="Times New Roman" w:cs="Times New Roman"/>
+                <w:sz w:val="24"/>
+              </w:rPr>
+              <w:t>7990</w:t>
+            </w:r>
+          </w:p>
+        </w:tc>
+        <w:tc>
+          <w:tcPr>
+            <w:tcW w:w="2037" w:type="dxa"/>
+          </w:tcPr>
+          <w:p>
+            <w:pPr>
+              <w:spacing w:after="0" w:line="240" w:lineRule="auto"/>
+              <w:jc w:val="center"/>
+              <w:rPr>
+                <w:rFonts w:ascii="Times New Roman" w:eastAsia="Times New Roman" w:hAnsi="Times New Roman" w:cs="Times New Roman"/>
+                <w:sz w:val="24"/>
+              </w:rPr>
+            </w:pPr>
+          </w:p>
+        </w:tc>
+      </w:tr>
+    </w:tbl>
+    <w:p>
+      <w:pPr>
+        <w:spacing w:before="120" w:after="120" w:line="340" w:lineRule="exact"/>
+        <w:ind w:firstLine="720"/>
+        <w:jc w:val="both"/>
+        <w:rPr>
+          <w:rFonts w:ascii="Times New Roman" w:eastAsia="Calibri" w:hAnsi="Times New Roman" w:cs="Times New Roman"/>
+          <w:sz w:val="28"/>
+          <w:szCs w:val="28"/>
+        </w:rPr>
+      </w:pPr>
+    </w:p>
+    <w:p>
+      <w:pPr>
+        <w:spacing w:before="120" w:after="120" w:line="340" w:lineRule="exact"/>
+        <w:ind w:firstLine="720"/>
+        <w:jc w:val="both"/>
+        <w:rPr>
+          <w:rFonts w:ascii="Times New Roman" w:eastAsia="Calibri" w:hAnsi="Times New Roman" w:cs="Times New Roman"/>
+          <w:bCs/>
+          <w:sz w:val="28"/>
+        </w:rPr>
+      </w:pPr>
+      <w:r>
+        <w:rPr>
+          <w:rFonts w:ascii="Times New Roman" w:eastAsia="Calibri" w:hAnsi="Times New Roman" w:cs="Times New Roman"/>
+          <w:sz w:val="20"/>
+          <w:szCs w:val="20"/>
+        </w:rPr>
+        <w:t xml:space="preserve"> </w:t>
+      </w:r>
+      <w:r>
+        <w:rPr>
+          <w:rFonts w:ascii="Times New Roman" w:eastAsia="Calibri" w:hAnsi="Times New Roman" w:cs="Times New Roman"/>
+          <w:bCs/>
+          <w:sz w:val="28"/>
+        </w:rPr>
+        <w:t>Doanh nghiệp cam kết đáp ứng điều kiện tiếp cận thị trường đối với các ngành nghề thuộc Danh mục ngành, nghề hạn chế tiếp cận thị trường đối với nhà đầu tư nước ngoài theo quy định của pháp luật về đầu tư.</w:t>
+      </w:r>
+    </w:p>
+    <w:p>
+      <w:pPr>
+        <w:spacing w:before="120" w:after="120" w:line="340" w:lineRule="exact"/>
+        <w:ind w:firstLine="720"/>
+        <w:jc w:val="both"/>
+        <w:rPr>
+          <w:rFonts w:ascii="Times New Roman" w:eastAsia="Calibri" w:hAnsi="Times New Roman" w:cs="Times New Roman"/>
+          <w:sz w:val="28"/>
+        </w:rPr>
+      </w:pPr>
+      <w:r>
+        <w:rPr>
+          <w:rFonts w:ascii="Times New Roman" w:eastAsia="Calibri" w:hAnsi="Times New Roman" w:cs="Times New Roman"/>
+          <w:b/>
+          <w:sz w:val="28"/>
+        </w:rPr>
+        <w:t>Lưu ý:</w:t>
+      </w:r>
+      <w:r>
+        <w:rPr>
+          <w:rFonts w:ascii="Times New Roman" w:eastAsia="Calibri" w:hAnsi="Times New Roman" w:cs="Times New Roman"/>
+          <w:sz w:val="28"/>
+        </w:rPr>
+        <w:t xml:space="preserve"> </w:t>
+      </w:r>
+    </w:p>
+    <w:p>
+      <w:pPr>
+        <w:spacing w:before="120" w:after="120" w:line="340" w:lineRule="exact"/>
+        <w:ind w:firstLine="720"/>
+        <w:jc w:val="both"/>
+        <w:rPr>
+          <w:rFonts w:ascii="Times New Roman" w:eastAsia="Calibri" w:hAnsi="Times New Roman" w:cs="Times New Roman"/>
+          <w:sz w:val="28"/>
+        </w:rPr>
+      </w:pPr>
+      <w:r>
+        <w:rPr>
+          <w:rFonts w:ascii="Times New Roman" w:eastAsia="Calibri" w:hAnsi="Times New Roman" w:cs="Times New Roman"/>
+          <w:sz w:val="28"/>
+        </w:rPr>
+        <w:t>- Trường hợp doanh nghiệp thay đổi ngành, nghề kinh doanh từ ngành này sang ngành khác, doanh nghiệp kê khai đồng thời tại mục 1, 2 nêu trên, cụ thể như sau: kê khai ngành, nghề kinh doanh mới tại mục 1; kê khai ngành, nghề kinh doanh cũ tại mục 2.</w:t>
+      </w:r>
+    </w:p>
+    <w:p>
+      <w:pPr>
+        <w:spacing w:before="120" w:after="120" w:line="340" w:lineRule="exact"/>
+        <w:ind w:firstLine="720"/>
+        <w:jc w:val="both"/>
+        <w:rPr>
+          <w:rFonts w:ascii="Times New Roman" w:eastAsia="Calibri" w:hAnsi="Times New Roman" w:cs="Times New Roman"/>
+          <w:sz w:val="28"/>
+        </w:rPr>
+      </w:pPr>
+      <w:r>
+        <w:rPr>
+          <w:rFonts w:ascii="Times New Roman" w:eastAsia="Calibri" w:hAnsi="Times New Roman" w:cs="Times New Roman"/>
+          <w:sz w:val="28"/>
+        </w:rPr>
+        <w:t>- Trường hợp doanh nghiệp thay đổi ngành, nghề kinh doanh chính từ ngành này sang ngành khác nhưng không thay đổi danh sách ngành, nghề kinh doanh đã đăng ký, doanh nghiệp thực hiện cập nhật, bổ sung thông tin đăng ký doanh nghiệp theo quy định tại khoản 1 Điều 57 Nghị định số 168/2025/NĐ-CP ngày 30/6/2025 của Chính phủ về đăng ký doanh nghiệp.</w:t>
+      </w:r>
+    </w:p>
+    <w:p>
+      <w:pPr>
+        <w:spacing w:before="120" w:after="120" w:line="340" w:lineRule="exact"/>
+        <w:ind w:firstLine="720"/>
+        <w:jc w:val="both"/>
+        <w:rPr>
+          <w:rFonts w:ascii="Times New Roman" w:eastAsia="Calibri" w:hAnsi="Times New Roman" w:cs="Times New Roman"/>
+          <w:sz w:val="28"/>
+        </w:rPr>
+      </w:pPr>
+      <w:r>
+        <w:rPr>
+          <w:rFonts w:ascii="Times New Roman" w:eastAsia="Calibri" w:hAnsi="Times New Roman" w:cs="Times New Roman"/>
+          <w:sz w:val="28"/>
+        </w:rPr>
+        <w:t>- Trường hợp chỉ bỏ ngành, nghề kinh doanh chính mà không bổ sung thêm ngành, nghề kinh doanh mới và chọn một ngành, nghề kinh doanh khác trong số các ngành, nghề kinh doanh còn lại đã đăng ký làm ngành, nghề kinh doanh chính thì đồng thời kê khai tại mục 2, 3 nêu trên, cụ thể như sau: kê khai ngành, nghề kinh doanh bị bỏ tại mục 2; kê khai ngành, nghề kinh doanh chính mới tại mục 3.</w:t>
+      </w:r>
+    </w:p>
+    <w:p>
+      <w:pPr>
+        <w:spacing w:before="120" w:after="120" w:line="340" w:lineRule="exact"/>
+        <w:ind w:firstLine="720"/>
+        <w:jc w:val="both"/>
+        <w:rPr>
+          <w:rFonts w:ascii="Times New Roman" w:eastAsia="Calibri" w:hAnsi="Times New Roman" w:cs="Times New Roman"/>
+          <w:sz w:val="28"/>
+        </w:rPr>
+      </w:pPr>
+    </w:p>
+    <w:p>
+      <w:pPr>
         <w:spacing w:after="240" w:line="240" w:lineRule="auto"/>
         <w:jc w:val="center"/>
         <w:rPr>
@@ -1971,6 +4170,12 @@
           <w:szCs w:val="28"/>
         </w:rPr>
       </w:pPr>
+      <w:r>
+        <w:rPr>
+          <w:rFonts w:ascii="Times New Roman" w:eastAsia="Calibri" w:hAnsi="Times New Roman" w:cs="Times New Roman"/>
+        </w:rPr>
+        <w:br w:type="page"/>
+      </w:r>
       <w:r>
         <w:rPr>
           <w:rFonts w:ascii="Times New Roman" w:eastAsia="Calibri" w:hAnsi="Times New Roman" w:cs="Times New Roman"/>
@@ -2373,7 +4578,7 @@
                 <w:szCs w:val="28"/>
                 <w:vertAlign w:val="superscript"/>
               </w:rPr>
-              <w:footnoteReference w:customMarkFollows="1" w:id="2"/>
+              <w:footnoteReference w:customMarkFollows="1" w:id="3"/>
               <w:t>1</w:t>
             </w:r>
             <w:r>
@@ -2405,8 +4610,19 @@
                 <w:szCs w:val="28"/>
                 <w:lang w:eastAsia="zh-CN"/>
               </w:rPr>
-              <w:t>Họ, chữ đệm và tên Kế toán trưởng/Phụ trách kế toán:................................</w:t>
-            </w:r>
+              <w:t xml:space="preserve">Họ, chữ đệm và tên Kế toán trưởng/Phụ trách kế </w:t>
+            </w:r>
+            <w:proofErr w:type="gramStart"/>
+            <w:r>
+              <w:rPr>
+                <w:rFonts w:ascii="Times New Roman" w:eastAsia="Times New Roman" w:hAnsi="Times New Roman" w:cs="Times New Roman"/>
+                <w:sz w:val="28"/>
+                <w:szCs w:val="28"/>
+                <w:lang w:eastAsia="zh-CN"/>
+              </w:rPr>
+              <w:t>toán:................................</w:t>
+            </w:r>
+            <w:proofErr w:type="gramEnd"/>
           </w:p>
           <w:p>
             <w:pPr>
@@ -2702,6 +4918,7 @@
               </w:rPr>
               <w:t>nếu có</w:t>
             </w:r>
+            <w:proofErr w:type="gramStart"/>
             <w:r>
               <w:rPr>
                 <w:rFonts w:ascii="Times New Roman" w:eastAsia="Times New Roman" w:hAnsi="Times New Roman" w:cs="Times New Roman"/>
@@ -2709,7 +4926,17 @@
                 <w:szCs w:val="28"/>
                 <w:lang w:eastAsia="zh-CN"/>
               </w:rPr>
-              <w:t>):………………..</w:t>
+              <w:t>):…</w:t>
+            </w:r>
+            <w:proofErr w:type="gramEnd"/>
+            <w:r>
+              <w:rPr>
+                <w:rFonts w:ascii="Times New Roman" w:eastAsia="Times New Roman" w:hAnsi="Times New Roman" w:cs="Times New Roman"/>
+                <w:sz w:val="28"/>
+                <w:szCs w:val="28"/>
+                <w:lang w:eastAsia="zh-CN"/>
+              </w:rPr>
+              <w:t>……………..</w:t>
             </w:r>
           </w:p>
           <w:p>
@@ -2810,7 +5037,7 @@
                 <w:vertAlign w:val="superscript"/>
                 <w:lang w:eastAsia="zh-CN"/>
               </w:rPr>
-              <w:footnoteReference w:customMarkFollows="1" w:id="3"/>
+              <w:footnoteReference w:customMarkFollows="1" w:id="4"/>
               <w:t>2</w:t>
             </w:r>
             <w:r>
@@ -3157,7 +5384,7 @@
                           </wp:anchor>
                         </w:drawing>
                       </mc:Choice>
-                      <mc:Fallback>
+                      <mc:Fallback xmlns:cx1="http://schemas.microsoft.com/office/drawing/2015/9/8/chartex">
                         <w:pict>
                           <v:rect w14:anchorId="615F1FCB" id="Rectangle 33" o:spid="_x0000_s1026" style="position:absolute;margin-left:175.95pt;margin-top:1.3pt;width:22.75pt;height:18.55pt;z-index:251689984;visibility:visible;mso-wrap-style:none;mso-width-percent:0;mso-height-percent:0;mso-wrap-distance-left:9pt;mso-wrap-distance-top:0;mso-wrap-distance-right:9pt;mso-wrap-distance-bottom:0;mso-position-horizontal:absolute;mso-position-horizontal-relative:text;mso-position-vertical:absolute;mso-position-vertical-relative:text;mso-width-percent:0;mso-height-percent:0;mso-width-relative:page;mso-height-relative:page;v-text-anchor:middle" o:gfxdata="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" strokeweight=".26mm">
                             <v:stroke endcap="square"/>
@@ -3293,7 +5520,7 @@
                           </wp:anchor>
                         </w:drawing>
                       </mc:Choice>
-                      <mc:Fallback>
+                      <mc:Fallback xmlns:cx1="http://schemas.microsoft.com/office/drawing/2015/9/8/chartex">
                         <w:pict>
                           <v:rect w14:anchorId="3F7BE159" id="Rectangle 33" o:spid="_x0000_s1026" style="position:absolute;margin-left:0;margin-top:2.9pt;width:22.75pt;height:18.55pt;z-index:251688960;visibility:visible;mso-wrap-style:none;mso-width-percent:0;mso-height-percent:0;mso-wrap-distance-left:9pt;mso-wrap-distance-top:0;mso-wrap-distance-right:9pt;mso-wrap-distance-bottom:0;mso-position-horizontal:center;mso-position-horizontal-relative:margin;mso-position-vertical:absolute;mso-position-vertical-relative:text;mso-width-percent:0;mso-height-percent:0;mso-width-relative:page;mso-height-relative:page;v-text-anchor:middle" o:gfxdata="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" strokeweight=".26mm">
                             <v:stroke endcap="square"/>
@@ -3492,7 +5719,7 @@
                 <w:szCs w:val="28"/>
                 <w:vertAlign w:val="superscript"/>
               </w:rPr>
-              <w:footnoteReference w:customMarkFollows="1" w:id="4"/>
+              <w:footnoteReference w:customMarkFollows="1" w:id="5"/>
               <w:t>3</w:t>
             </w:r>
           </w:p>
@@ -3761,7 +5988,7 @@
                           </wp:anchor>
                         </w:drawing>
                       </mc:Choice>
-                      <mc:Fallback>
+                      <mc:Fallback xmlns:cx1="http://schemas.microsoft.com/office/drawing/2015/9/8/chartex">
                         <w:pict>
                           <v:rect w14:anchorId="5B46D748" id="Rectangle 947" o:spid="_x0000_s1026" style="position:absolute;margin-left:57.55pt;margin-top:3.55pt;width:20.45pt;height:18.5pt;z-index:251685888;visibility:visible;mso-wrap-style:none;mso-width-percent:0;mso-height-percent:0;mso-wrap-distance-left:9pt;mso-wrap-distance-top:0;mso-wrap-distance-right:9pt;mso-wrap-distance-bottom:0;mso-position-horizontal:absolute;mso-position-horizontal-relative:text;mso-position-vertical:absolute;mso-position-vertical-relative:text;mso-width-percent:0;mso-height-percent:0;mso-width-relative:page;mso-height-relative:page;v-text-anchor:middle" o:gfxdata="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" strokeweight=".26mm">
                             <v:stroke endcap="square"/>
@@ -4018,7 +6245,7 @@
                       <w:vertAlign w:val="superscript"/>
                       <w:lang w:eastAsia="zh-CN"/>
                     </w:rPr>
-                    <w:footnoteReference w:customMarkFollows="1" w:id="5"/>
+                    <w:footnoteReference w:customMarkFollows="1" w:id="6"/>
                     <w:t>4</w:t>
                   </w:r>
                   <w:r>
@@ -4290,7 +6517,7 @@
                           </wp:anchor>
                         </w:drawing>
                       </mc:Choice>
-                      <mc:Fallback>
+                      <mc:Fallback xmlns:cx1="http://schemas.microsoft.com/office/drawing/2015/9/8/chartex">
                         <w:pict>
                           <v:rect w14:anchorId="6C534AEE" id="Rectangle 92" o:spid="_x0000_s1026" style="position:absolute;margin-left:9.6pt;margin-top:.55pt;width:20.45pt;height:18.5pt;z-index:251692032;visibility:visible;mso-wrap-style:none;mso-width-percent:0;mso-height-percent:0;mso-wrap-distance-left:9pt;mso-wrap-distance-top:0;mso-wrap-distance-right:9pt;mso-wrap-distance-bottom:0;mso-position-horizontal:absolute;mso-position-horizontal-relative:text;mso-position-vertical:absolute;mso-position-vertical-relative:text;mso-width-percent:0;mso-height-percent:0;mso-width-relative:page;mso-height-relative:page;v-text-anchor:middle" o:gfxdata="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" strokeweight=".26mm">
                             <v:stroke endcap="square"/>
@@ -4413,7 +6640,7 @@
                           </wp:anchor>
                         </w:drawing>
                       </mc:Choice>
-                      <mc:Fallback>
+                      <mc:Fallback xmlns:cx1="http://schemas.microsoft.com/office/drawing/2015/9/8/chartex">
                         <w:pict>
                           <v:rect w14:anchorId="6E1A9EA3" id="Rectangle 91" o:spid="_x0000_s1026" style="position:absolute;margin-left:9.6pt;margin-top:1.45pt;width:20.45pt;height:18.5pt;z-index:251693056;visibility:visible;mso-wrap-style:none;mso-width-percent:0;mso-height-percent:0;mso-wrap-distance-left:9pt;mso-wrap-distance-top:0;mso-wrap-distance-right:9pt;mso-wrap-distance-bottom:0;mso-position-horizontal:absolute;mso-position-horizontal-relative:text;mso-position-vertical:absolute;mso-position-vertical-relative:text;mso-width-percent:0;mso-height-percent:0;mso-width-relative:page;mso-height-relative:page;v-text-anchor:middle" o:gfxdata="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" strokeweight=".26mm">
                             <v:stroke endcap="square"/>
@@ -4536,7 +6763,7 @@
                           </wp:anchor>
                         </w:drawing>
                       </mc:Choice>
-                      <mc:Fallback>
+                      <mc:Fallback xmlns:cx1="http://schemas.microsoft.com/office/drawing/2015/9/8/chartex">
                         <w:pict>
                           <v:rect w14:anchorId="03C1AF18" id="Rectangle 90" o:spid="_x0000_s1026" style="position:absolute;margin-left:9.6pt;margin-top:2pt;width:20.45pt;height:18.5pt;z-index:251694080;visibility:visible;mso-wrap-style:none;mso-width-percent:0;mso-height-percent:0;mso-wrap-distance-left:9pt;mso-wrap-distance-top:0;mso-wrap-distance-right:9pt;mso-wrap-distance-bottom:0;mso-position-horizontal:absolute;mso-position-horizontal-relative:text;mso-position-vertical:absolute;mso-position-vertical-relative:text;mso-width-percent:0;mso-height-percent:0;mso-width-relative:page;mso-height-relative:page;v-text-anchor:middle" o:gfxdata="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" strokeweight=".26mm">
                             <v:stroke endcap="square"/>
@@ -5027,7 +7254,7 @@
           <w:vertAlign w:val="superscript"/>
           <w:lang w:val="vi-VN" w:eastAsia="x-none"/>
         </w:rPr>
-        <w:footnoteReference w:customMarkFollows="1" w:id="6"/>
+        <w:footnoteReference w:customMarkFollows="1" w:id="7"/>
         <w:t>1</w:t>
       </w:r>
     </w:p>
@@ -5820,7 +8047,7 @@
                 <w:szCs w:val="26"/>
                 <w:vertAlign w:val="superscript"/>
               </w:rPr>
-              <w:footnoteReference w:customMarkFollows="1" w:id="7"/>
+              <w:footnoteReference w:customMarkFollows="1" w:id="8"/>
               <w:t>1</w:t>
             </w:r>
             <w:r>
@@ -5975,7 +8202,7 @@
 </file>
 
 <file path=word/endnotes.xml><?xml version="1.0" encoding="utf-8"?>
-<w:endnotes xmlns:wpc="http://schemas.microsoft.com/office/word/2010/wordprocessingCanvas" xmlns:cx="http://schemas.microsoft.com/office/drawing/2014/chartex" xmlns:cx1="http://schemas.microsoft.com/office/drawing/2015/9/8/chartex" xmlns:mc="http://schemas.openxmlformats.org/markup-compatibility/2006" xmlns:o="urn:schemas-microsoft-com:office:office" xmlns:r="http://schemas.openxmlformats.org/officeDocument/2006/relationships" xmlns:m="http://schemas.openxmlformats.org/officeDocument/2006/math" xmlns:v="urn:schemas-microsoft-com:vml" xmlns:wp14="http://schemas.microsoft.com/office/word/2010/wordprocessingDrawing" xmlns:wp="http://schemas.openxmlformats.org/drawingml/2006/wordprocessingDrawing" xmlns:w10="urn:schemas-microsoft-com:office:word" xmlns:w="http://schemas.openxmlformats.org/wordprocessingml/2006/main" xmlns:w14="http://schemas.microsoft.com/office/word/2010/wordml" xmlns:w15="http://schemas.microsoft.com/office/word/2012/wordml" xmlns:w16se="http://schemas.microsoft.com/office/word/2015/wordml/symex" xmlns:wpg="http://schemas.microsoft.com/office/word/2010/wordprocessingGroup" xmlns:wpi="http://schemas.microsoft.com/office/word/2010/wordprocessingInk" xmlns:wne="http://schemas.microsoft.com/office/word/2006/wordml" xmlns:wps="http://schemas.microsoft.com/office/word/2010/wordprocessingShape" mc:Ignorable="w14 w15 w16se wp14">
+<w:endnotes xmlns:wpc="http://schemas.microsoft.com/office/word/2010/wordprocessingCanvas" xmlns:cx="http://schemas.microsoft.com/office/drawing/2014/chartex" xmlns:mc="http://schemas.openxmlformats.org/markup-compatibility/2006" xmlns:o="urn:schemas-microsoft-com:office:office" xmlns:r="http://schemas.openxmlformats.org/officeDocument/2006/relationships" xmlns:m="http://schemas.openxmlformats.org/officeDocument/2006/math" xmlns:v="urn:schemas-microsoft-com:vml" xmlns:wp14="http://schemas.microsoft.com/office/word/2010/wordprocessingDrawing" xmlns:wp="http://schemas.openxmlformats.org/drawingml/2006/wordprocessingDrawing" xmlns:w10="urn:schemas-microsoft-com:office:word" xmlns:w="http://schemas.openxmlformats.org/wordprocessingml/2006/main" xmlns:w14="http://schemas.microsoft.com/office/word/2010/wordml" xmlns:w15="http://schemas.microsoft.com/office/word/2012/wordml" xmlns:w16se="http://schemas.microsoft.com/office/word/2015/wordml/symex" xmlns:wpg="http://schemas.microsoft.com/office/word/2010/wordprocessingGroup" xmlns:wpi="http://schemas.microsoft.com/office/word/2010/wordprocessingInk" xmlns:wne="http://schemas.microsoft.com/office/word/2006/wordml" xmlns:wps="http://schemas.microsoft.com/office/word/2010/wordprocessingShape" mc:Ignorable="w14 w15 w16se wp14">
   <w:endnote w:type="separator" w:id="-1">
     <w:p>
       <w:pPr>
@@ -6000,7 +8227,7 @@
 </file>
 
 <file path=word/footnotes.xml><?xml version="1.0" encoding="utf-8"?>
-<w:footnotes xmlns:wpc="http://schemas.microsoft.com/office/word/2010/wordprocessingCanvas" xmlns:cx="http://schemas.microsoft.com/office/drawing/2014/chartex" xmlns:cx1="http://schemas.microsoft.com/office/drawing/2015/9/8/chartex" xmlns:mc="http://schemas.openxmlformats.org/markup-compatibility/2006" xmlns:o="urn:schemas-microsoft-com:office:office" xmlns:r="http://schemas.openxmlformats.org/officeDocument/2006/relationships" xmlns:m="http://schemas.openxmlformats.org/officeDocument/2006/math" xmlns:v="urn:schemas-microsoft-com:vml" xmlns:wp14="http://schemas.microsoft.com/office/word/2010/wordprocessingDrawing" xmlns:wp="http://schemas.openxmlformats.org/drawingml/2006/wordprocessingDrawing" xmlns:w10="urn:schemas-microsoft-com:office:word" xmlns:w="http://schemas.openxmlformats.org/wordprocessingml/2006/main" xmlns:w14="http://schemas.microsoft.com/office/word/2010/wordml" xmlns:w15="http://schemas.microsoft.com/office/word/2012/wordml" xmlns:w16se="http://schemas.microsoft.com/office/word/2015/wordml/symex" xmlns:wpg="http://schemas.microsoft.com/office/word/2010/wordprocessingGroup" xmlns:wpi="http://schemas.microsoft.com/office/word/2010/wordprocessingInk" xmlns:wne="http://schemas.microsoft.com/office/word/2006/wordml" xmlns:wps="http://schemas.microsoft.com/office/word/2010/wordprocessingShape" mc:Ignorable="w14 w15 w16se wp14">
+<w:footnotes xmlns:wpc="http://schemas.microsoft.com/office/word/2010/wordprocessingCanvas" xmlns:cx="http://schemas.microsoft.com/office/drawing/2014/chartex" xmlns:mc="http://schemas.openxmlformats.org/markup-compatibility/2006" xmlns:o="urn:schemas-microsoft-com:office:office" xmlns:r="http://schemas.openxmlformats.org/officeDocument/2006/relationships" xmlns:m="http://schemas.openxmlformats.org/officeDocument/2006/math" xmlns:v="urn:schemas-microsoft-com:vml" xmlns:wp14="http://schemas.microsoft.com/office/word/2010/wordprocessingDrawing" xmlns:wp="http://schemas.openxmlformats.org/drawingml/2006/wordprocessingDrawing" xmlns:w10="urn:schemas-microsoft-com:office:word" xmlns:w="http://schemas.openxmlformats.org/wordprocessingml/2006/main" xmlns:w14="http://schemas.microsoft.com/office/word/2010/wordml" xmlns:w15="http://schemas.microsoft.com/office/word/2012/wordml" xmlns:w16se="http://schemas.microsoft.com/office/word/2015/wordml/symex" xmlns:wpg="http://schemas.microsoft.com/office/word/2010/wordprocessingGroup" xmlns:wpi="http://schemas.microsoft.com/office/word/2010/wordprocessingInk" xmlns:wne="http://schemas.microsoft.com/office/word/2006/wordml" xmlns:wps="http://schemas.microsoft.com/office/word/2010/wordprocessingShape" mc:Ignorable="w14 w15 w16se wp14">
   <w:footnote w:type="separator" w:id="-1">
     <w:p>
       <w:pPr>
@@ -6065,7 +8292,37 @@
         <w:rPr>
           <w:spacing w:val="-10"/>
         </w:rPr>
-        <w:t xml:space="preserve"> Trường hợp doanh nghiệp kê khai hình thức hạch toán là Hạch toán độc lập tại chỉ tiêu 5 thì bắt buộc phải kê khai thông tin về Kế toán trưởng/phụ trách kế toán tại chỉ tiêu 2.</w:t>
+        <w:t xml:space="preserve"> - Doanh nghiệp có quyền tự do kinh doanh trong những ngành, nghề mà luật không cấm;</w:t>
+      </w:r>
+    </w:p>
+    <w:p>
+      <w:pPr>
+        <w:pStyle w:val="FootnoteText"/>
+        <w:jc w:val="both"/>
+        <w:rPr>
+          <w:spacing w:val="-10"/>
+        </w:rPr>
+      </w:pPr>
+      <w:r>
+        <w:rPr>
+          <w:spacing w:val="-10"/>
+        </w:rPr>
+        <w:t xml:space="preserve">- Các ngành, nghề cấm đầu tư kinh doanh quy định tại Điều 6 Luật Đầu tư; </w:t>
+      </w:r>
+    </w:p>
+    <w:p>
+      <w:pPr>
+        <w:pStyle w:val="FootnoteText"/>
+        <w:jc w:val="both"/>
+        <w:rPr>
+          <w:spacing w:val="-10"/>
+        </w:rPr>
+      </w:pPr>
+      <w:r>
+        <w:rPr>
+          <w:spacing w:val="-10"/>
+        </w:rPr>
+        <w:t>- Đối với những ngành, nghề đầu tư kinh doanh có điều kiện được quy định tại các văn bản quy phạm pháp luật khác, ngành, nghề kinh doanh được ghi theo ngành, nghề quy định tại các văn bản quy phạm pháp luật đó. Doanh nghiệp chỉ được kinh doanh khi có đủ điều kiện theo quy định.</w:t>
       </w:r>
     </w:p>
   </w:footnote>
@@ -6083,13 +8340,13 @@
           <w:rStyle w:val="FootnoteReference"/>
           <w:spacing w:val="-10"/>
         </w:rPr>
-        <w:t>2</w:t>
+        <w:t>1</w:t>
       </w:r>
       <w:r>
         <w:rPr>
           <w:spacing w:val="-10"/>
         </w:rPr>
-        <w:t xml:space="preserve"> Trường hợp doanh nghiệp được cấp Giấy chứng nhận đăng ký doanh nghiệp sau ngày bắt đầu hoạt động đã kê khai thì ngày bắt đầu hoạt động là ngày doanh nghiệp được cấp Giấy chứng nhận đăng ký doanh nghiệp.</w:t>
+        <w:t xml:space="preserve"> Trường hợp doanh nghiệp kê khai hình thức hạch toán là Hạch toán độc lập tại chỉ tiêu 5 thì bắt buộc phải kê khai thông tin về Kế toán trưởng/phụ trách kế toán tại chỉ tiêu 2.</w:t>
       </w:r>
     </w:p>
   </w:footnote>
@@ -6107,43 +8364,13 @@
           <w:rStyle w:val="FootnoteReference"/>
           <w:spacing w:val="-10"/>
         </w:rPr>
-        <w:t>3</w:t>
+        <w:t>2</w:t>
       </w:r>
       <w:r>
         <w:rPr>
           <w:spacing w:val="-10"/>
         </w:rPr>
-        <w:t xml:space="preserve"> - Trường hợp niên độ kế toán theo năm dương lịch thì ghi từ ngày 01/01 đến ngày 31/12. </w:t>
-      </w:r>
-    </w:p>
-    <w:p>
-      <w:pPr>
-        <w:pStyle w:val="FootnoteText"/>
-        <w:jc w:val="both"/>
-        <w:rPr>
-          <w:spacing w:val="-10"/>
-        </w:rPr>
-      </w:pPr>
-      <w:r>
-        <w:rPr>
-          <w:spacing w:val="-10"/>
-        </w:rPr>
-        <w:t xml:space="preserve">- Trường hợp niên độ kế toán theo năm tài chính khác năm dương lịch thì ghi ngày, tháng bắt đầu niên độ kế toán là ngày đầu tiên của quý; ngày, tháng kết thúc niên độ kế toán là ngày cuối cùng của quý. </w:t>
-      </w:r>
-    </w:p>
-    <w:p>
-      <w:pPr>
-        <w:pStyle w:val="FootnoteText"/>
-        <w:jc w:val="both"/>
-        <w:rPr>
-          <w:spacing w:val="-10"/>
-        </w:rPr>
-      </w:pPr>
-      <w:r>
-        <w:rPr>
-          <w:spacing w:val="-10"/>
-        </w:rPr>
-        <w:t>- Tổng thời gian từ ngày bắt đầu đến ngày kết thúc niên độ kế toán phải đủ 12 tháng hoặc 4 quý liên tiếp.</w:t>
+        <w:t xml:space="preserve"> Trường hợp doanh nghiệp được cấp Giấy chứng nhận đăng ký doanh nghiệp sau ngày bắt đầu hoạt động đã kê khai thì ngày bắt đầu hoạt động là ngày doanh nghiệp được cấp Giấy chứng nhận đăng ký doanh nghiệp.</w:t>
       </w:r>
     </w:p>
   </w:footnote>
@@ -6161,27 +8388,43 @@
           <w:rStyle w:val="FootnoteReference"/>
           <w:spacing w:val="-10"/>
         </w:rPr>
-        <w:t>4</w:t>
+        <w:t>3</w:t>
       </w:r>
       <w:r>
         <w:rPr>
           <w:spacing w:val="-10"/>
         </w:rPr>
-        <w:t xml:space="preserve"> Doanh nghiệp căn cứ vào quy định của pháp luật về thuế giá trị gia tăng và dự kiến hoạt động kinh doanh của doanh nghiệp để xác định 01 trong 04 phương pháp tính thuế giá trị gia tăng tại chỉ tiêu này, trừ trường hợp doanh nghiệp mua bán, chế tác vàng, bạc, đá quý có thể chọn thêm phương pháp trực tiếp trên GTGT ngoài các phương pháp khác (</w:t>
-      </w:r>
-      <w:r>
-        <w:rPr>
-          <w:i/>
-          <w:iCs/>
+        <w:t xml:space="preserve"> - Trường hợp niên độ kế toán theo năm dương lịch thì ghi từ ngày 01/01 đến ngày 31/12. </w:t>
+      </w:r>
+    </w:p>
+    <w:p>
+      <w:pPr>
+        <w:pStyle w:val="FootnoteText"/>
+        <w:jc w:val="both"/>
+        <w:rPr>
           <w:spacing w:val="-10"/>
         </w:rPr>
-        <w:t>nếu có</w:t>
-      </w:r>
+      </w:pPr>
       <w:r>
         <w:rPr>
           <w:spacing w:val="-10"/>
         </w:rPr>
-        <w:t>).</w:t>
+        <w:t xml:space="preserve">- Trường hợp niên độ kế toán theo năm tài chính khác năm dương lịch thì ghi ngày, tháng bắt đầu niên độ kế toán là ngày đầu tiên của quý; ngày, tháng kết thúc niên độ kế toán là ngày cuối cùng của quý. </w:t>
+      </w:r>
+    </w:p>
+    <w:p>
+      <w:pPr>
+        <w:pStyle w:val="FootnoteText"/>
+        <w:jc w:val="both"/>
+        <w:rPr>
+          <w:spacing w:val="-10"/>
+        </w:rPr>
+      </w:pPr>
+      <w:r>
+        <w:rPr>
+          <w:spacing w:val="-10"/>
+        </w:rPr>
+        <w:t>- Tổng thời gian từ ngày bắt đầu đến ngày kết thúc niên độ kế toán phải đủ 12 tháng hoặc 4 quý liên tiếp.</w:t>
       </w:r>
     </w:p>
   </w:footnote>
@@ -6199,17 +8442,55 @@
           <w:rStyle w:val="FootnoteReference"/>
           <w:spacing w:val="-10"/>
         </w:rPr>
-        <w:t>1</w:t>
+        <w:t>4</w:t>
       </w:r>
       <w:r>
         <w:rPr>
           <w:spacing w:val="-10"/>
         </w:rPr>
-        <w:t xml:space="preserve"> Trường hợp cập nhật, bổ sung thông tin đăng ký hoạt động chi nhánh/văn phòng đại diện/địa điểm kinh doanh sử dụng Mẫu số 19 Phụ lục I Thông tư này, không sử dụng mẫu này.</w:t>
+        <w:t xml:space="preserve"> Doanh nghiệp căn cứ vào quy định của pháp luật về thuế giá trị gia tăng và dự kiến hoạt động kinh doanh của doanh nghiệp để xác định 01 trong 04 phương pháp tính thuế giá trị gia tăng tại chỉ tiêu này, trừ trường hợp doanh nghiệp mua bán, chế tác vàng, bạc, đá quý có thể chọn thêm phương pháp trực tiếp trên GTGT ngoài các phương pháp khác (</w:t>
+      </w:r>
+      <w:r>
+        <w:rPr>
+          <w:i/>
+          <w:iCs/>
+          <w:spacing w:val="-10"/>
+        </w:rPr>
+        <w:t>nếu có</w:t>
+      </w:r>
+      <w:r>
+        <w:rPr>
+          <w:spacing w:val="-10"/>
+        </w:rPr>
+        <w:t>).</w:t>
       </w:r>
     </w:p>
   </w:footnote>
   <w:footnote w:id="7">
+    <w:p>
+      <w:pPr>
+        <w:pStyle w:val="FootnoteText"/>
+        <w:jc w:val="both"/>
+        <w:rPr>
+          <w:spacing w:val="-10"/>
+        </w:rPr>
+      </w:pPr>
+      <w:r>
+        <w:rPr>
+          <w:rStyle w:val="FootnoteReference"/>
+          <w:spacing w:val="-10"/>
+        </w:rPr>
+        <w:t>1</w:t>
+      </w:r>
+      <w:r>
+        <w:rPr>
+          <w:spacing w:val="-10"/>
+        </w:rPr>
+        <w:t xml:space="preserve"> Trường hợp cập nhật, bổ sung thông tin đăng ký hoạt động chi nhánh/văn phòng đại diện/địa điểm kinh doanh sử dụng Mẫu số 19 Phụ lục I Thông tư này, không sử dụng mẫu này.</w:t>
+      </w:r>
+    </w:p>
+  </w:footnote>
+  <w:footnote w:id="8">
     <w:p>
       <w:pPr>
         <w:pStyle w:val="FootnoteText"/>
@@ -6288,7 +8569,7 @@
 </file>
 
 <file path=word/header1.xml><?xml version="1.0" encoding="utf-8"?>
-<w:hdr xmlns:wpc="http://schemas.microsoft.com/office/word/2010/wordprocessingCanvas" xmlns:cx="http://schemas.microsoft.com/office/drawing/2014/chartex" xmlns:cx1="http://schemas.microsoft.com/office/drawing/2015/9/8/chartex" xmlns:mc="http://schemas.openxmlformats.org/markup-compatibility/2006" xmlns:o="urn:schemas-microsoft-com:office:office" xmlns:r="http://schemas.openxmlformats.org/officeDocument/2006/relationships" xmlns:m="http://schemas.openxmlformats.org/officeDocument/2006/math" xmlns:v="urn:schemas-microsoft-com:vml" xmlns:wp14="http://schemas.microsoft.com/office/word/2010/wordprocessingDrawing" xmlns:wp="http://schemas.openxmlformats.org/drawingml/2006/wordprocessingDrawing" xmlns:w10="urn:schemas-microsoft-com:office:word" xmlns:w="http://schemas.openxmlformats.org/wordprocessingml/2006/main" xmlns:w14="http://schemas.microsoft.com/office/word/2010/wordml" xmlns:w15="http://schemas.microsoft.com/office/word/2012/wordml" xmlns:w16se="http://schemas.microsoft.com/office/word/2015/wordml/symex" xmlns:wpg="http://schemas.microsoft.com/office/word/2010/wordprocessingGroup" xmlns:wpi="http://schemas.microsoft.com/office/word/2010/wordprocessingInk" xmlns:wne="http://schemas.microsoft.com/office/word/2006/wordml" xmlns:wps="http://schemas.microsoft.com/office/word/2010/wordprocessingShape" mc:Ignorable="w14 w15 w16se wp14">
+<w:hdr xmlns:wpc="http://schemas.microsoft.com/office/word/2010/wordprocessingCanvas" xmlns:cx="http://schemas.microsoft.com/office/drawing/2014/chartex" xmlns:mc="http://schemas.openxmlformats.org/markup-compatibility/2006" xmlns:o="urn:schemas-microsoft-com:office:office" xmlns:r="http://schemas.openxmlformats.org/officeDocument/2006/relationships" xmlns:m="http://schemas.openxmlformats.org/officeDocument/2006/math" xmlns:v="urn:schemas-microsoft-com:vml" xmlns:wp14="http://schemas.microsoft.com/office/word/2010/wordprocessingDrawing" xmlns:wp="http://schemas.openxmlformats.org/drawingml/2006/wordprocessingDrawing" xmlns:w10="urn:schemas-microsoft-com:office:word" xmlns:w="http://schemas.openxmlformats.org/wordprocessingml/2006/main" xmlns:w14="http://schemas.microsoft.com/office/word/2010/wordml" xmlns:w15="http://schemas.microsoft.com/office/word/2012/wordml" xmlns:w16se="http://schemas.microsoft.com/office/word/2015/wordml/symex" xmlns:wpg="http://schemas.microsoft.com/office/word/2010/wordprocessingGroup" xmlns:wpi="http://schemas.microsoft.com/office/word/2010/wordprocessingInk" xmlns:wne="http://schemas.microsoft.com/office/word/2006/wordml" xmlns:wps="http://schemas.microsoft.com/office/word/2010/wordprocessingShape" mc:Ignorable="w14 w15 w16se wp14">
   <w:p>
     <w:pPr>
       <w:pStyle w:val="Header"/>
@@ -6299,7 +8580,7 @@
 </file>
 
 <file path=word/numbering.xml><?xml version="1.0" encoding="utf-8"?>
-<w:numbering xmlns:wpc="http://schemas.microsoft.com/office/word/2010/wordprocessingCanvas" xmlns:cx="http://schemas.microsoft.com/office/drawing/2014/chartex" xmlns:cx1="http://schemas.microsoft.com/office/drawing/2015/9/8/chartex" xmlns:mc="http://schemas.openxmlformats.org/markup-compatibility/2006" xmlns:o="urn:schemas-microsoft-com:office:office" xmlns:r="http://schemas.openxmlformats.org/officeDocument/2006/relationships" xmlns:m="http://schemas.openxmlformats.org/officeDocument/2006/math" xmlns:v="urn:schemas-microsoft-com:vml" xmlns:wp14="http://schemas.microsoft.com/office/word/2010/wordprocessingDrawing" xmlns:wp="http://schemas.openxmlformats.org/drawingml/2006/wordprocessingDrawing" xmlns:w10="urn:schemas-microsoft-com:office:word" xmlns:w="http://schemas.openxmlformats.org/wordprocessingml/2006/main" xmlns:w14="http://schemas.microsoft.com/office/word/2010/wordml" xmlns:w15="http://schemas.microsoft.com/office/word/2012/wordml" xmlns:w16se="http://schemas.microsoft.com/office/word/2015/wordml/symex" xmlns:wpg="http://schemas.microsoft.com/office/word/2010/wordprocessingGroup" xmlns:wpi="http://schemas.microsoft.com/office/word/2010/wordprocessingInk" xmlns:wne="http://schemas.microsoft.com/office/word/2006/wordml" xmlns:wps="http://schemas.microsoft.com/office/word/2010/wordprocessingShape" mc:Ignorable="w14 w15 w16se wp14">
+<w:numbering xmlns:wpc="http://schemas.microsoft.com/office/word/2010/wordprocessingCanvas" xmlns:cx="http://schemas.microsoft.com/office/drawing/2014/chartex" xmlns:mc="http://schemas.openxmlformats.org/markup-compatibility/2006" xmlns:o="urn:schemas-microsoft-com:office:office" xmlns:r="http://schemas.openxmlformats.org/officeDocument/2006/relationships" xmlns:m="http://schemas.openxmlformats.org/officeDocument/2006/math" xmlns:v="urn:schemas-microsoft-com:vml" xmlns:wp14="http://schemas.microsoft.com/office/word/2010/wordprocessingDrawing" xmlns:wp="http://schemas.openxmlformats.org/drawingml/2006/wordprocessingDrawing" xmlns:w10="urn:schemas-microsoft-com:office:word" xmlns:w="http://schemas.openxmlformats.org/wordprocessingml/2006/main" xmlns:w14="http://schemas.microsoft.com/office/word/2010/wordml" xmlns:w15="http://schemas.microsoft.com/office/word/2012/wordml" xmlns:w16se="http://schemas.microsoft.com/office/word/2015/wordml/symex" xmlns:wpg="http://schemas.microsoft.com/office/word/2010/wordprocessingGroup" xmlns:wpi="http://schemas.microsoft.com/office/word/2010/wordprocessingInk" xmlns:wne="http://schemas.microsoft.com/office/word/2006/wordml" xmlns:wps="http://schemas.microsoft.com/office/word/2010/wordprocessingShape" mc:Ignorable="w14 w15 w16se wp14">
   <w:abstractNum w:abstractNumId="0" w15:restartNumberingAfterBreak="0">
     <w:nsid w:val="0616378E"/>
     <w:multiLevelType w:val="hybridMultilevel"/>
@@ -7172,6 +9453,7 @@
   <w:style w:type="paragraph" w:default="1" w:styleId="Normal">
     <w:name w:val="Normal"/>
     <w:qFormat/>
+    <w:rsid w:val="0056403D"/>
   </w:style>
   <w:style w:type="character" w:default="1" w:styleId="DefaultParagraphFont">
     <w:name w:val="Default Paragraph Font"/>
